--- a/docs/tables/whole/sec7_aki_c30.docx
+++ b/docs/tables/whole/sec7_aki_c30.docx
@@ -2069,113 +2069,113 @@
                 <w:szCs w:val="22"/>
                 <w:color w:val="000000"/>
               </w:rPr>
-              <w:t xml:space="preserve">0.84</w:t>
-            </w:r>
-          </w:p>
-        </w:tc>
-        <w:tc>
-          <w:tcPr>
-            <w:tcBorders>
-              <w:bottom w:val="none" w:sz="0" w:space="0" w:color="000000"/>
-              <w:top w:val="none" w:sz="0" w:space="0" w:color="000000"/>
-              <w:left w:val="none" w:sz="0" w:space="0" w:color="000000"/>
-              <w:right w:val="none" w:sz="0" w:space="0" w:color="000000"/>
-            </w:tcBorders>
-            <w:shd w:val="clear" w:color="auto" w:fill="FFFFFF"/>
-            <w:tcMar>
-              <w:top w:w="0" w:type="dxa"/>
-              <w:bottom w:w="0" w:type="dxa"/>
-              <w:left w:w="0" w:type="dxa"/>
-              <w:right w:w="0" w:type="dxa"/>
-            </w:tcMar>
-            <w:vAlign w:val="top"/>
-          </w:tcPr>
-          <w:p>
-            <w:pPr>
-              <w:pStyle w:val="Normal"/>
-              <w:jc w:val="center"/>
-              <w:pBdr>
-                <w:bottom w:val="none" w:sz="0" w:space="0" w:color="000000"/>
-                <w:top w:val="none" w:sz="0" w:space="0" w:color="000000"/>
-                <w:left w:val="none" w:sz="0" w:space="0" w:color="000000"/>
-                <w:right w:val="none" w:sz="0" w:space="0" w:color="000000"/>
-              </w:pBdr>
-              <w:spacing w:after="100" w:before="100" w:line="240"/>
-              <w:ind w:left="100" w:right="100" w:firstLine="0" w:firstLineChars="0"/>
-              <w:rPr>
-                <w:rFonts w:ascii="Helvetica" w:hAnsi="Helvetica" w:eastAsia="Helvetica" w:cs="Helvetica"/>
-                <w:i w:val="false"/>
-                <w:b w:val="false"/>
-                <w:u w:val="none"/>
-                <w:sz w:val="22"/>
-                <w:szCs w:val="22"/>
-                <w:color w:val="000000"/>
-              </w:rPr>
-            </w:pPr>
-            <w:r>
-              <w:rPr>
-                <w:rFonts w:ascii="Helvetica" w:hAnsi="Helvetica" w:eastAsia="Helvetica" w:cs="Helvetica"/>
-                <w:i w:val="false"/>
-                <w:b w:val="false"/>
-                <w:u w:val="none"/>
-                <w:sz w:val="22"/>
-                <w:szCs w:val="22"/>
-                <w:color w:val="000000"/>
-              </w:rPr>
-              <w:t xml:space="preserve">0.29, 2.39</w:t>
-            </w:r>
-          </w:p>
-        </w:tc>
-        <w:tc>
-          <w:tcPr>
-            <w:tcBorders>
-              <w:bottom w:val="none" w:sz="0" w:space="0" w:color="000000"/>
-              <w:top w:val="none" w:sz="0" w:space="0" w:color="000000"/>
-              <w:left w:val="none" w:sz="0" w:space="0" w:color="000000"/>
-              <w:right w:val="none" w:sz="0" w:space="0" w:color="000000"/>
-            </w:tcBorders>
-            <w:shd w:val="clear" w:color="auto" w:fill="FFFFFF"/>
-            <w:tcMar>
-              <w:top w:w="0" w:type="dxa"/>
-              <w:bottom w:w="0" w:type="dxa"/>
-              <w:left w:w="0" w:type="dxa"/>
-              <w:right w:w="0" w:type="dxa"/>
-            </w:tcMar>
-            <w:vAlign w:val="top"/>
-          </w:tcPr>
-          <w:p>
-            <w:pPr>
-              <w:pStyle w:val="Normal"/>
-              <w:jc w:val="center"/>
-              <w:pBdr>
-                <w:bottom w:val="none" w:sz="0" w:space="0" w:color="000000"/>
-                <w:top w:val="none" w:sz="0" w:space="0" w:color="000000"/>
-                <w:left w:val="none" w:sz="0" w:space="0" w:color="000000"/>
-                <w:right w:val="none" w:sz="0" w:space="0" w:color="000000"/>
-              </w:pBdr>
-              <w:spacing w:after="100" w:before="100" w:line="240"/>
-              <w:ind w:left="100" w:right="100" w:firstLine="0" w:firstLineChars="0"/>
-              <w:rPr>
-                <w:rFonts w:ascii="Helvetica" w:hAnsi="Helvetica" w:eastAsia="Helvetica" w:cs="Helvetica"/>
-                <w:i w:val="false"/>
-                <w:b w:val="false"/>
-                <w:u w:val="none"/>
-                <w:sz w:val="22"/>
-                <w:szCs w:val="22"/>
-                <w:color w:val="000000"/>
-              </w:rPr>
-            </w:pPr>
-            <w:r>
-              <w:rPr>
-                <w:rFonts w:ascii="Helvetica" w:hAnsi="Helvetica" w:eastAsia="Helvetica" w:cs="Helvetica"/>
-                <w:i w:val="false"/>
-                <w:b w:val="false"/>
-                <w:u w:val="none"/>
-                <w:sz w:val="22"/>
-                <w:szCs w:val="22"/>
-                <w:color w:val="000000"/>
-              </w:rPr>
-              <w:t xml:space="preserve">0.740</w:t>
+              <w:t xml:space="preserve">0.89</w:t>
+            </w:r>
+          </w:p>
+        </w:tc>
+        <w:tc>
+          <w:tcPr>
+            <w:tcBorders>
+              <w:bottom w:val="none" w:sz="0" w:space="0" w:color="000000"/>
+              <w:top w:val="none" w:sz="0" w:space="0" w:color="000000"/>
+              <w:left w:val="none" w:sz="0" w:space="0" w:color="000000"/>
+              <w:right w:val="none" w:sz="0" w:space="0" w:color="000000"/>
+            </w:tcBorders>
+            <w:shd w:val="clear" w:color="auto" w:fill="FFFFFF"/>
+            <w:tcMar>
+              <w:top w:w="0" w:type="dxa"/>
+              <w:bottom w:w="0" w:type="dxa"/>
+              <w:left w:w="0" w:type="dxa"/>
+              <w:right w:w="0" w:type="dxa"/>
+            </w:tcMar>
+            <w:vAlign w:val="top"/>
+          </w:tcPr>
+          <w:p>
+            <w:pPr>
+              <w:pStyle w:val="Normal"/>
+              <w:jc w:val="center"/>
+              <w:pBdr>
+                <w:bottom w:val="none" w:sz="0" w:space="0" w:color="000000"/>
+                <w:top w:val="none" w:sz="0" w:space="0" w:color="000000"/>
+                <w:left w:val="none" w:sz="0" w:space="0" w:color="000000"/>
+                <w:right w:val="none" w:sz="0" w:space="0" w:color="000000"/>
+              </w:pBdr>
+              <w:spacing w:after="100" w:before="100" w:line="240"/>
+              <w:ind w:left="100" w:right="100" w:firstLine="0" w:firstLineChars="0"/>
+              <w:rPr>
+                <w:rFonts w:ascii="Helvetica" w:hAnsi="Helvetica" w:eastAsia="Helvetica" w:cs="Helvetica"/>
+                <w:i w:val="false"/>
+                <w:b w:val="false"/>
+                <w:u w:val="none"/>
+                <w:sz w:val="22"/>
+                <w:szCs w:val="22"/>
+                <w:color w:val="000000"/>
+              </w:rPr>
+            </w:pPr>
+            <w:r>
+              <w:rPr>
+                <w:rFonts w:ascii="Helvetica" w:hAnsi="Helvetica" w:eastAsia="Helvetica" w:cs="Helvetica"/>
+                <w:i w:val="false"/>
+                <w:b w:val="false"/>
+                <w:u w:val="none"/>
+                <w:sz w:val="22"/>
+                <w:szCs w:val="22"/>
+                <w:color w:val="000000"/>
+              </w:rPr>
+              <w:t xml:space="preserve">0.32, 2.49</w:t>
+            </w:r>
+          </w:p>
+        </w:tc>
+        <w:tc>
+          <w:tcPr>
+            <w:tcBorders>
+              <w:bottom w:val="none" w:sz="0" w:space="0" w:color="000000"/>
+              <w:top w:val="none" w:sz="0" w:space="0" w:color="000000"/>
+              <w:left w:val="none" w:sz="0" w:space="0" w:color="000000"/>
+              <w:right w:val="none" w:sz="0" w:space="0" w:color="000000"/>
+            </w:tcBorders>
+            <w:shd w:val="clear" w:color="auto" w:fill="FFFFFF"/>
+            <w:tcMar>
+              <w:top w:w="0" w:type="dxa"/>
+              <w:bottom w:w="0" w:type="dxa"/>
+              <w:left w:w="0" w:type="dxa"/>
+              <w:right w:w="0" w:type="dxa"/>
+            </w:tcMar>
+            <w:vAlign w:val="top"/>
+          </w:tcPr>
+          <w:p>
+            <w:pPr>
+              <w:pStyle w:val="Normal"/>
+              <w:jc w:val="center"/>
+              <w:pBdr>
+                <w:bottom w:val="none" w:sz="0" w:space="0" w:color="000000"/>
+                <w:top w:val="none" w:sz="0" w:space="0" w:color="000000"/>
+                <w:left w:val="none" w:sz="0" w:space="0" w:color="000000"/>
+                <w:right w:val="none" w:sz="0" w:space="0" w:color="000000"/>
+              </w:pBdr>
+              <w:spacing w:after="100" w:before="100" w:line="240"/>
+              <w:ind w:left="100" w:right="100" w:firstLine="0" w:firstLineChars="0"/>
+              <w:rPr>
+                <w:rFonts w:ascii="Helvetica" w:hAnsi="Helvetica" w:eastAsia="Helvetica" w:cs="Helvetica"/>
+                <w:i w:val="false"/>
+                <w:b w:val="false"/>
+                <w:u w:val="none"/>
+                <w:sz w:val="22"/>
+                <w:szCs w:val="22"/>
+                <w:color w:val="000000"/>
+              </w:rPr>
+            </w:pPr>
+            <w:r>
+              <w:rPr>
+                <w:rFonts w:ascii="Helvetica" w:hAnsi="Helvetica" w:eastAsia="Helvetica" w:cs="Helvetica"/>
+                <w:i w:val="false"/>
+                <w:b w:val="false"/>
+                <w:u w:val="none"/>
+                <w:sz w:val="22"/>
+                <w:szCs w:val="22"/>
+                <w:color w:val="000000"/>
+              </w:rPr>
+              <w:t xml:space="preserve">0.830</w:t>
             </w:r>
           </w:p>
         </w:tc>
@@ -2552,113 +2552,113 @@
                 <w:szCs w:val="22"/>
                 <w:color w:val="000000"/>
               </w:rPr>
-              <w:t xml:space="preserve">0.99</w:t>
-            </w:r>
-          </w:p>
-        </w:tc>
-        <w:tc>
-          <w:tcPr>
-            <w:tcBorders>
-              <w:bottom w:val="none" w:sz="0" w:space="0" w:color="000000"/>
-              <w:top w:val="none" w:sz="0" w:space="0" w:color="000000"/>
-              <w:left w:val="none" w:sz="0" w:space="0" w:color="000000"/>
-              <w:right w:val="none" w:sz="0" w:space="0" w:color="000000"/>
-            </w:tcBorders>
-            <w:shd w:val="clear" w:color="auto" w:fill="FFFFFF"/>
-            <w:tcMar>
-              <w:top w:w="0" w:type="dxa"/>
-              <w:bottom w:w="0" w:type="dxa"/>
-              <w:left w:w="0" w:type="dxa"/>
-              <w:right w:w="0" w:type="dxa"/>
-            </w:tcMar>
-            <w:vAlign w:val="top"/>
-          </w:tcPr>
-          <w:p>
-            <w:pPr>
-              <w:pStyle w:val="Normal"/>
-              <w:jc w:val="center"/>
-              <w:pBdr>
-                <w:bottom w:val="none" w:sz="0" w:space="0" w:color="000000"/>
-                <w:top w:val="none" w:sz="0" w:space="0" w:color="000000"/>
-                <w:left w:val="none" w:sz="0" w:space="0" w:color="000000"/>
-                <w:right w:val="none" w:sz="0" w:space="0" w:color="000000"/>
-              </w:pBdr>
-              <w:spacing w:after="100" w:before="100" w:line="240"/>
-              <w:ind w:left="100" w:right="100" w:firstLine="0" w:firstLineChars="0"/>
-              <w:rPr>
-                <w:rFonts w:ascii="Helvetica" w:hAnsi="Helvetica" w:eastAsia="Helvetica" w:cs="Helvetica"/>
-                <w:i w:val="false"/>
-                <w:b w:val="false"/>
-                <w:u w:val="none"/>
-                <w:sz w:val="22"/>
-                <w:szCs w:val="22"/>
-                <w:color w:val="000000"/>
-              </w:rPr>
-            </w:pPr>
-            <w:r>
-              <w:rPr>
-                <w:rFonts w:ascii="Helvetica" w:hAnsi="Helvetica" w:eastAsia="Helvetica" w:cs="Helvetica"/>
-                <w:i w:val="false"/>
-                <w:b w:val="false"/>
-                <w:u w:val="none"/>
-                <w:sz w:val="22"/>
-                <w:szCs w:val="22"/>
-                <w:color w:val="000000"/>
-              </w:rPr>
-              <w:t xml:space="preserve">0.96, 1.02</w:t>
-            </w:r>
-          </w:p>
-        </w:tc>
-        <w:tc>
-          <w:tcPr>
-            <w:tcBorders>
-              <w:bottom w:val="none" w:sz="0" w:space="0" w:color="000000"/>
-              <w:top w:val="none" w:sz="0" w:space="0" w:color="000000"/>
-              <w:left w:val="none" w:sz="0" w:space="0" w:color="000000"/>
-              <w:right w:val="none" w:sz="0" w:space="0" w:color="000000"/>
-            </w:tcBorders>
-            <w:shd w:val="clear" w:color="auto" w:fill="FFFFFF"/>
-            <w:tcMar>
-              <w:top w:w="0" w:type="dxa"/>
-              <w:bottom w:w="0" w:type="dxa"/>
-              <w:left w:w="0" w:type="dxa"/>
-              <w:right w:w="0" w:type="dxa"/>
-            </w:tcMar>
-            <w:vAlign w:val="top"/>
-          </w:tcPr>
-          <w:p>
-            <w:pPr>
-              <w:pStyle w:val="Normal"/>
-              <w:jc w:val="center"/>
-              <w:pBdr>
-                <w:bottom w:val="none" w:sz="0" w:space="0" w:color="000000"/>
-                <w:top w:val="none" w:sz="0" w:space="0" w:color="000000"/>
-                <w:left w:val="none" w:sz="0" w:space="0" w:color="000000"/>
-                <w:right w:val="none" w:sz="0" w:space="0" w:color="000000"/>
-              </w:pBdr>
-              <w:spacing w:after="100" w:before="100" w:line="240"/>
-              <w:ind w:left="100" w:right="100" w:firstLine="0" w:firstLineChars="0"/>
-              <w:rPr>
-                <w:rFonts w:ascii="Helvetica" w:hAnsi="Helvetica" w:eastAsia="Helvetica" w:cs="Helvetica"/>
-                <w:i w:val="false"/>
-                <w:b w:val="false"/>
-                <w:u w:val="none"/>
-                <w:sz w:val="22"/>
-                <w:szCs w:val="22"/>
-                <w:color w:val="000000"/>
-              </w:rPr>
-            </w:pPr>
-            <w:r>
-              <w:rPr>
-                <w:rFonts w:ascii="Helvetica" w:hAnsi="Helvetica" w:eastAsia="Helvetica" w:cs="Helvetica"/>
-                <w:i w:val="false"/>
-                <w:b w:val="false"/>
-                <w:u w:val="none"/>
-                <w:sz w:val="22"/>
-                <w:szCs w:val="22"/>
-                <w:color w:val="000000"/>
-              </w:rPr>
-              <w:t xml:space="preserve">0.370</w:t>
+              <w:t xml:space="preserve">0.98</w:t>
+            </w:r>
+          </w:p>
+        </w:tc>
+        <w:tc>
+          <w:tcPr>
+            <w:tcBorders>
+              <w:bottom w:val="none" w:sz="0" w:space="0" w:color="000000"/>
+              <w:top w:val="none" w:sz="0" w:space="0" w:color="000000"/>
+              <w:left w:val="none" w:sz="0" w:space="0" w:color="000000"/>
+              <w:right w:val="none" w:sz="0" w:space="0" w:color="000000"/>
+            </w:tcBorders>
+            <w:shd w:val="clear" w:color="auto" w:fill="FFFFFF"/>
+            <w:tcMar>
+              <w:top w:w="0" w:type="dxa"/>
+              <w:bottom w:w="0" w:type="dxa"/>
+              <w:left w:w="0" w:type="dxa"/>
+              <w:right w:w="0" w:type="dxa"/>
+            </w:tcMar>
+            <w:vAlign w:val="top"/>
+          </w:tcPr>
+          <w:p>
+            <w:pPr>
+              <w:pStyle w:val="Normal"/>
+              <w:jc w:val="center"/>
+              <w:pBdr>
+                <w:bottom w:val="none" w:sz="0" w:space="0" w:color="000000"/>
+                <w:top w:val="none" w:sz="0" w:space="0" w:color="000000"/>
+                <w:left w:val="none" w:sz="0" w:space="0" w:color="000000"/>
+                <w:right w:val="none" w:sz="0" w:space="0" w:color="000000"/>
+              </w:pBdr>
+              <w:spacing w:after="100" w:before="100" w:line="240"/>
+              <w:ind w:left="100" w:right="100" w:firstLine="0" w:firstLineChars="0"/>
+              <w:rPr>
+                <w:rFonts w:ascii="Helvetica" w:hAnsi="Helvetica" w:eastAsia="Helvetica" w:cs="Helvetica"/>
+                <w:i w:val="false"/>
+                <w:b w:val="false"/>
+                <w:u w:val="none"/>
+                <w:sz w:val="22"/>
+                <w:szCs w:val="22"/>
+                <w:color w:val="000000"/>
+              </w:rPr>
+            </w:pPr>
+            <w:r>
+              <w:rPr>
+                <w:rFonts w:ascii="Helvetica" w:hAnsi="Helvetica" w:eastAsia="Helvetica" w:cs="Helvetica"/>
+                <w:i w:val="false"/>
+                <w:b w:val="false"/>
+                <w:u w:val="none"/>
+                <w:sz w:val="22"/>
+                <w:szCs w:val="22"/>
+                <w:color w:val="000000"/>
+              </w:rPr>
+              <w:t xml:space="preserve">0.95, 1.02</w:t>
+            </w:r>
+          </w:p>
+        </w:tc>
+        <w:tc>
+          <w:tcPr>
+            <w:tcBorders>
+              <w:bottom w:val="none" w:sz="0" w:space="0" w:color="000000"/>
+              <w:top w:val="none" w:sz="0" w:space="0" w:color="000000"/>
+              <w:left w:val="none" w:sz="0" w:space="0" w:color="000000"/>
+              <w:right w:val="none" w:sz="0" w:space="0" w:color="000000"/>
+            </w:tcBorders>
+            <w:shd w:val="clear" w:color="auto" w:fill="FFFFFF"/>
+            <w:tcMar>
+              <w:top w:w="0" w:type="dxa"/>
+              <w:bottom w:w="0" w:type="dxa"/>
+              <w:left w:w="0" w:type="dxa"/>
+              <w:right w:w="0" w:type="dxa"/>
+            </w:tcMar>
+            <w:vAlign w:val="top"/>
+          </w:tcPr>
+          <w:p>
+            <w:pPr>
+              <w:pStyle w:val="Normal"/>
+              <w:jc w:val="center"/>
+              <w:pBdr>
+                <w:bottom w:val="none" w:sz="0" w:space="0" w:color="000000"/>
+                <w:top w:val="none" w:sz="0" w:space="0" w:color="000000"/>
+                <w:left w:val="none" w:sz="0" w:space="0" w:color="000000"/>
+                <w:right w:val="none" w:sz="0" w:space="0" w:color="000000"/>
+              </w:pBdr>
+              <w:spacing w:after="100" w:before="100" w:line="240"/>
+              <w:ind w:left="100" w:right="100" w:firstLine="0" w:firstLineChars="0"/>
+              <w:rPr>
+                <w:rFonts w:ascii="Helvetica" w:hAnsi="Helvetica" w:eastAsia="Helvetica" w:cs="Helvetica"/>
+                <w:i w:val="false"/>
+                <w:b w:val="false"/>
+                <w:u w:val="none"/>
+                <w:sz w:val="22"/>
+                <w:szCs w:val="22"/>
+                <w:color w:val="000000"/>
+              </w:rPr>
+            </w:pPr>
+            <w:r>
+              <w:rPr>
+                <w:rFonts w:ascii="Helvetica" w:hAnsi="Helvetica" w:eastAsia="Helvetica" w:cs="Helvetica"/>
+                <w:i w:val="false"/>
+                <w:b w:val="false"/>
+                <w:u w:val="none"/>
+                <w:sz w:val="22"/>
+                <w:szCs w:val="22"/>
+                <w:color w:val="000000"/>
+              </w:rPr>
+              <w:t xml:space="preserve">0.320</w:t>
             </w:r>
           </w:p>
         </w:tc>
@@ -4001,113 +4001,113 @@
                 <w:szCs w:val="22"/>
                 <w:color w:val="000000"/>
               </w:rPr>
-              <w:t xml:space="preserve">1.65</w:t>
-            </w:r>
-          </w:p>
-        </w:tc>
-        <w:tc>
-          <w:tcPr>
-            <w:tcBorders>
-              <w:bottom w:val="none" w:sz="0" w:space="0" w:color="000000"/>
-              <w:top w:val="none" w:sz="0" w:space="0" w:color="000000"/>
-              <w:left w:val="none" w:sz="0" w:space="0" w:color="000000"/>
-              <w:right w:val="none" w:sz="0" w:space="0" w:color="000000"/>
-            </w:tcBorders>
-            <w:shd w:val="clear" w:color="auto" w:fill="FFFFFF"/>
-            <w:tcMar>
-              <w:top w:w="0" w:type="dxa"/>
-              <w:bottom w:w="0" w:type="dxa"/>
-              <w:left w:w="0" w:type="dxa"/>
-              <w:right w:w="0" w:type="dxa"/>
-            </w:tcMar>
-            <w:vAlign w:val="top"/>
-          </w:tcPr>
-          <w:p>
-            <w:pPr>
-              <w:pStyle w:val="Normal"/>
-              <w:jc w:val="center"/>
-              <w:pBdr>
-                <w:bottom w:val="none" w:sz="0" w:space="0" w:color="000000"/>
-                <w:top w:val="none" w:sz="0" w:space="0" w:color="000000"/>
-                <w:left w:val="none" w:sz="0" w:space="0" w:color="000000"/>
-                <w:right w:val="none" w:sz="0" w:space="0" w:color="000000"/>
-              </w:pBdr>
-              <w:spacing w:after="100" w:before="100" w:line="240"/>
-              <w:ind w:left="100" w:right="100" w:firstLine="0" w:firstLineChars="0"/>
-              <w:rPr>
-                <w:rFonts w:ascii="Helvetica" w:hAnsi="Helvetica" w:eastAsia="Helvetica" w:cs="Helvetica"/>
-                <w:i w:val="false"/>
-                <w:b w:val="false"/>
-                <w:u w:val="none"/>
-                <w:sz w:val="22"/>
-                <w:szCs w:val="22"/>
-                <w:color w:val="000000"/>
-              </w:rPr>
-            </w:pPr>
-            <w:r>
-              <w:rPr>
-                <w:rFonts w:ascii="Helvetica" w:hAnsi="Helvetica" w:eastAsia="Helvetica" w:cs="Helvetica"/>
-                <w:i w:val="false"/>
-                <w:b w:val="false"/>
-                <w:u w:val="none"/>
-                <w:sz w:val="22"/>
-                <w:szCs w:val="22"/>
-                <w:color w:val="000000"/>
-              </w:rPr>
-              <w:t xml:space="preserve">0.69, 3.94</w:t>
-            </w:r>
-          </w:p>
-        </w:tc>
-        <w:tc>
-          <w:tcPr>
-            <w:tcBorders>
-              <w:bottom w:val="none" w:sz="0" w:space="0" w:color="000000"/>
-              <w:top w:val="none" w:sz="0" w:space="0" w:color="000000"/>
-              <w:left w:val="none" w:sz="0" w:space="0" w:color="000000"/>
-              <w:right w:val="none" w:sz="0" w:space="0" w:color="000000"/>
-            </w:tcBorders>
-            <w:shd w:val="clear" w:color="auto" w:fill="FFFFFF"/>
-            <w:tcMar>
-              <w:top w:w="0" w:type="dxa"/>
-              <w:bottom w:w="0" w:type="dxa"/>
-              <w:left w:w="0" w:type="dxa"/>
-              <w:right w:w="0" w:type="dxa"/>
-            </w:tcMar>
-            <w:vAlign w:val="top"/>
-          </w:tcPr>
-          <w:p>
-            <w:pPr>
-              <w:pStyle w:val="Normal"/>
-              <w:jc w:val="center"/>
-              <w:pBdr>
-                <w:bottom w:val="none" w:sz="0" w:space="0" w:color="000000"/>
-                <w:top w:val="none" w:sz="0" w:space="0" w:color="000000"/>
-                <w:left w:val="none" w:sz="0" w:space="0" w:color="000000"/>
-                <w:right w:val="none" w:sz="0" w:space="0" w:color="000000"/>
-              </w:pBdr>
-              <w:spacing w:after="100" w:before="100" w:line="240"/>
-              <w:ind w:left="100" w:right="100" w:firstLine="0" w:firstLineChars="0"/>
-              <w:rPr>
-                <w:rFonts w:ascii="Helvetica" w:hAnsi="Helvetica" w:eastAsia="Helvetica" w:cs="Helvetica"/>
-                <w:i w:val="false"/>
-                <w:b w:val="false"/>
-                <w:u w:val="none"/>
-                <w:sz w:val="22"/>
-                <w:szCs w:val="22"/>
-                <w:color w:val="000000"/>
-              </w:rPr>
-            </w:pPr>
-            <w:r>
-              <w:rPr>
-                <w:rFonts w:ascii="Helvetica" w:hAnsi="Helvetica" w:eastAsia="Helvetica" w:cs="Helvetica"/>
-                <w:i w:val="false"/>
-                <w:b w:val="false"/>
-                <w:u w:val="none"/>
-                <w:sz w:val="22"/>
-                <w:szCs w:val="22"/>
-                <w:color w:val="000000"/>
-              </w:rPr>
-              <w:t xml:space="preserve">0.260</w:t>
+              <w:t xml:space="preserve">1.47</w:t>
+            </w:r>
+          </w:p>
+        </w:tc>
+        <w:tc>
+          <w:tcPr>
+            <w:tcBorders>
+              <w:bottom w:val="none" w:sz="0" w:space="0" w:color="000000"/>
+              <w:top w:val="none" w:sz="0" w:space="0" w:color="000000"/>
+              <w:left w:val="none" w:sz="0" w:space="0" w:color="000000"/>
+              <w:right w:val="none" w:sz="0" w:space="0" w:color="000000"/>
+            </w:tcBorders>
+            <w:shd w:val="clear" w:color="auto" w:fill="FFFFFF"/>
+            <w:tcMar>
+              <w:top w:w="0" w:type="dxa"/>
+              <w:bottom w:w="0" w:type="dxa"/>
+              <w:left w:w="0" w:type="dxa"/>
+              <w:right w:w="0" w:type="dxa"/>
+            </w:tcMar>
+            <w:vAlign w:val="top"/>
+          </w:tcPr>
+          <w:p>
+            <w:pPr>
+              <w:pStyle w:val="Normal"/>
+              <w:jc w:val="center"/>
+              <w:pBdr>
+                <w:bottom w:val="none" w:sz="0" w:space="0" w:color="000000"/>
+                <w:top w:val="none" w:sz="0" w:space="0" w:color="000000"/>
+                <w:left w:val="none" w:sz="0" w:space="0" w:color="000000"/>
+                <w:right w:val="none" w:sz="0" w:space="0" w:color="000000"/>
+              </w:pBdr>
+              <w:spacing w:after="100" w:before="100" w:line="240"/>
+              <w:ind w:left="100" w:right="100" w:firstLine="0" w:firstLineChars="0"/>
+              <w:rPr>
+                <w:rFonts w:ascii="Helvetica" w:hAnsi="Helvetica" w:eastAsia="Helvetica" w:cs="Helvetica"/>
+                <w:i w:val="false"/>
+                <w:b w:val="false"/>
+                <w:u w:val="none"/>
+                <w:sz w:val="22"/>
+                <w:szCs w:val="22"/>
+                <w:color w:val="000000"/>
+              </w:rPr>
+            </w:pPr>
+            <w:r>
+              <w:rPr>
+                <w:rFonts w:ascii="Helvetica" w:hAnsi="Helvetica" w:eastAsia="Helvetica" w:cs="Helvetica"/>
+                <w:i w:val="false"/>
+                <w:b w:val="false"/>
+                <w:u w:val="none"/>
+                <w:sz w:val="22"/>
+                <w:szCs w:val="22"/>
+                <w:color w:val="000000"/>
+              </w:rPr>
+              <w:t xml:space="preserve">0.63, 3.40</w:t>
+            </w:r>
+          </w:p>
+        </w:tc>
+        <w:tc>
+          <w:tcPr>
+            <w:tcBorders>
+              <w:bottom w:val="none" w:sz="0" w:space="0" w:color="000000"/>
+              <w:top w:val="none" w:sz="0" w:space="0" w:color="000000"/>
+              <w:left w:val="none" w:sz="0" w:space="0" w:color="000000"/>
+              <w:right w:val="none" w:sz="0" w:space="0" w:color="000000"/>
+            </w:tcBorders>
+            <w:shd w:val="clear" w:color="auto" w:fill="FFFFFF"/>
+            <w:tcMar>
+              <w:top w:w="0" w:type="dxa"/>
+              <w:bottom w:w="0" w:type="dxa"/>
+              <w:left w:w="0" w:type="dxa"/>
+              <w:right w:w="0" w:type="dxa"/>
+            </w:tcMar>
+            <w:vAlign w:val="top"/>
+          </w:tcPr>
+          <w:p>
+            <w:pPr>
+              <w:pStyle w:val="Normal"/>
+              <w:jc w:val="center"/>
+              <w:pBdr>
+                <w:bottom w:val="none" w:sz="0" w:space="0" w:color="000000"/>
+                <w:top w:val="none" w:sz="0" w:space="0" w:color="000000"/>
+                <w:left w:val="none" w:sz="0" w:space="0" w:color="000000"/>
+                <w:right w:val="none" w:sz="0" w:space="0" w:color="000000"/>
+              </w:pBdr>
+              <w:spacing w:after="100" w:before="100" w:line="240"/>
+              <w:ind w:left="100" w:right="100" w:firstLine="0" w:firstLineChars="0"/>
+              <w:rPr>
+                <w:rFonts w:ascii="Helvetica" w:hAnsi="Helvetica" w:eastAsia="Helvetica" w:cs="Helvetica"/>
+                <w:i w:val="false"/>
+                <w:b w:val="false"/>
+                <w:u w:val="none"/>
+                <w:sz w:val="22"/>
+                <w:szCs w:val="22"/>
+                <w:color w:val="000000"/>
+              </w:rPr>
+            </w:pPr>
+            <w:r>
+              <w:rPr>
+                <w:rFonts w:ascii="Helvetica" w:hAnsi="Helvetica" w:eastAsia="Helvetica" w:cs="Helvetica"/>
+                <w:i w:val="false"/>
+                <w:b w:val="false"/>
+                <w:u w:val="none"/>
+                <w:sz w:val="22"/>
+                <w:szCs w:val="22"/>
+                <w:color w:val="000000"/>
+              </w:rPr>
+              <w:t xml:space="preserve">0.370</w:t>
             </w:r>
           </w:p>
         </w:tc>
@@ -4484,113 +4484,113 @@
                 <w:szCs w:val="22"/>
                 <w:color w:val="000000"/>
               </w:rPr>
-              <w:t xml:space="preserve">1.13</w:t>
-            </w:r>
-          </w:p>
-        </w:tc>
-        <w:tc>
-          <w:tcPr>
-            <w:tcBorders>
-              <w:bottom w:val="none" w:sz="0" w:space="0" w:color="000000"/>
-              <w:top w:val="none" w:sz="0" w:space="0" w:color="000000"/>
-              <w:left w:val="none" w:sz="0" w:space="0" w:color="000000"/>
-              <w:right w:val="none" w:sz="0" w:space="0" w:color="000000"/>
-            </w:tcBorders>
-            <w:shd w:val="clear" w:color="auto" w:fill="FFFFFF"/>
-            <w:tcMar>
-              <w:top w:w="0" w:type="dxa"/>
-              <w:bottom w:w="0" w:type="dxa"/>
-              <w:left w:w="0" w:type="dxa"/>
-              <w:right w:w="0" w:type="dxa"/>
-            </w:tcMar>
-            <w:vAlign w:val="top"/>
-          </w:tcPr>
-          <w:p>
-            <w:pPr>
-              <w:pStyle w:val="Normal"/>
-              <w:jc w:val="center"/>
-              <w:pBdr>
-                <w:bottom w:val="none" w:sz="0" w:space="0" w:color="000000"/>
-                <w:top w:val="none" w:sz="0" w:space="0" w:color="000000"/>
-                <w:left w:val="none" w:sz="0" w:space="0" w:color="000000"/>
-                <w:right w:val="none" w:sz="0" w:space="0" w:color="000000"/>
-              </w:pBdr>
-              <w:spacing w:after="100" w:before="100" w:line="240"/>
-              <w:ind w:left="100" w:right="100" w:firstLine="0" w:firstLineChars="0"/>
-              <w:rPr>
-                <w:rFonts w:ascii="Helvetica" w:hAnsi="Helvetica" w:eastAsia="Helvetica" w:cs="Helvetica"/>
-                <w:i w:val="false"/>
-                <w:b w:val="false"/>
-                <w:u w:val="none"/>
-                <w:sz w:val="22"/>
-                <w:szCs w:val="22"/>
-                <w:color w:val="000000"/>
-              </w:rPr>
-            </w:pPr>
-            <w:r>
-              <w:rPr>
-                <w:rFonts w:ascii="Helvetica" w:hAnsi="Helvetica" w:eastAsia="Helvetica" w:cs="Helvetica"/>
-                <w:i w:val="false"/>
-                <w:b w:val="false"/>
-                <w:u w:val="none"/>
-                <w:sz w:val="22"/>
-                <w:szCs w:val="22"/>
-                <w:color w:val="000000"/>
-              </w:rPr>
-              <w:t xml:space="preserve">1.02, 1.26</w:t>
-            </w:r>
-          </w:p>
-        </w:tc>
-        <w:tc>
-          <w:tcPr>
-            <w:tcBorders>
-              <w:bottom w:val="none" w:sz="0" w:space="0" w:color="000000"/>
-              <w:top w:val="none" w:sz="0" w:space="0" w:color="000000"/>
-              <w:left w:val="none" w:sz="0" w:space="0" w:color="000000"/>
-              <w:right w:val="none" w:sz="0" w:space="0" w:color="000000"/>
-            </w:tcBorders>
-            <w:shd w:val="clear" w:color="auto" w:fill="FFFFFF"/>
-            <w:tcMar>
-              <w:top w:w="0" w:type="dxa"/>
-              <w:bottom w:w="0" w:type="dxa"/>
-              <w:left w:w="0" w:type="dxa"/>
-              <w:right w:w="0" w:type="dxa"/>
-            </w:tcMar>
-            <w:vAlign w:val="top"/>
-          </w:tcPr>
-          <w:p>
-            <w:pPr>
-              <w:pStyle w:val="Normal"/>
-              <w:jc w:val="center"/>
-              <w:pBdr>
-                <w:bottom w:val="none" w:sz="0" w:space="0" w:color="000000"/>
-                <w:top w:val="none" w:sz="0" w:space="0" w:color="000000"/>
-                <w:left w:val="none" w:sz="0" w:space="0" w:color="000000"/>
-                <w:right w:val="none" w:sz="0" w:space="0" w:color="000000"/>
-              </w:pBdr>
-              <w:spacing w:after="100" w:before="100" w:line="240"/>
-              <w:ind w:left="100" w:right="100" w:firstLine="0" w:firstLineChars="0"/>
-              <w:rPr>
-                <w:rFonts w:ascii="Helvetica" w:hAnsi="Helvetica" w:eastAsia="Helvetica" w:cs="Helvetica"/>
-                <w:i w:val="false"/>
-                <w:b w:val="false"/>
-                <w:u w:val="none"/>
-                <w:sz w:val="22"/>
-                <w:szCs w:val="22"/>
-                <w:color w:val="000000"/>
-              </w:rPr>
-            </w:pPr>
-            <w:r>
-              <w:rPr>
-                <w:rFonts w:ascii="Helvetica" w:hAnsi="Helvetica" w:eastAsia="Helvetica" w:cs="Helvetica"/>
-                <w:i w:val="false"/>
-                <w:b w:val="false"/>
-                <w:u w:val="none"/>
-                <w:sz w:val="22"/>
-                <w:szCs w:val="22"/>
-                <w:color w:val="000000"/>
-              </w:rPr>
-              <w:t xml:space="preserve">0.025</w:t>
+              <w:t xml:space="preserve">1.09</w:t>
+            </w:r>
+          </w:p>
+        </w:tc>
+        <w:tc>
+          <w:tcPr>
+            <w:tcBorders>
+              <w:bottom w:val="none" w:sz="0" w:space="0" w:color="000000"/>
+              <w:top w:val="none" w:sz="0" w:space="0" w:color="000000"/>
+              <w:left w:val="none" w:sz="0" w:space="0" w:color="000000"/>
+              <w:right w:val="none" w:sz="0" w:space="0" w:color="000000"/>
+            </w:tcBorders>
+            <w:shd w:val="clear" w:color="auto" w:fill="FFFFFF"/>
+            <w:tcMar>
+              <w:top w:w="0" w:type="dxa"/>
+              <w:bottom w:w="0" w:type="dxa"/>
+              <w:left w:w="0" w:type="dxa"/>
+              <w:right w:w="0" w:type="dxa"/>
+            </w:tcMar>
+            <w:vAlign w:val="top"/>
+          </w:tcPr>
+          <w:p>
+            <w:pPr>
+              <w:pStyle w:val="Normal"/>
+              <w:jc w:val="center"/>
+              <w:pBdr>
+                <w:bottom w:val="none" w:sz="0" w:space="0" w:color="000000"/>
+                <w:top w:val="none" w:sz="0" w:space="0" w:color="000000"/>
+                <w:left w:val="none" w:sz="0" w:space="0" w:color="000000"/>
+                <w:right w:val="none" w:sz="0" w:space="0" w:color="000000"/>
+              </w:pBdr>
+              <w:spacing w:after="100" w:before="100" w:line="240"/>
+              <w:ind w:left="100" w:right="100" w:firstLine="0" w:firstLineChars="0"/>
+              <w:rPr>
+                <w:rFonts w:ascii="Helvetica" w:hAnsi="Helvetica" w:eastAsia="Helvetica" w:cs="Helvetica"/>
+                <w:i w:val="false"/>
+                <w:b w:val="false"/>
+                <w:u w:val="none"/>
+                <w:sz w:val="22"/>
+                <w:szCs w:val="22"/>
+                <w:color w:val="000000"/>
+              </w:rPr>
+            </w:pPr>
+            <w:r>
+              <w:rPr>
+                <w:rFonts w:ascii="Helvetica" w:hAnsi="Helvetica" w:eastAsia="Helvetica" w:cs="Helvetica"/>
+                <w:i w:val="false"/>
+                <w:b w:val="false"/>
+                <w:u w:val="none"/>
+                <w:sz w:val="22"/>
+                <w:szCs w:val="22"/>
+                <w:color w:val="000000"/>
+              </w:rPr>
+              <w:t xml:space="preserve">0.99, 1.21</w:t>
+            </w:r>
+          </w:p>
+        </w:tc>
+        <w:tc>
+          <w:tcPr>
+            <w:tcBorders>
+              <w:bottom w:val="none" w:sz="0" w:space="0" w:color="000000"/>
+              <w:top w:val="none" w:sz="0" w:space="0" w:color="000000"/>
+              <w:left w:val="none" w:sz="0" w:space="0" w:color="000000"/>
+              <w:right w:val="none" w:sz="0" w:space="0" w:color="000000"/>
+            </w:tcBorders>
+            <w:shd w:val="clear" w:color="auto" w:fill="FFFFFF"/>
+            <w:tcMar>
+              <w:top w:w="0" w:type="dxa"/>
+              <w:bottom w:w="0" w:type="dxa"/>
+              <w:left w:w="0" w:type="dxa"/>
+              <w:right w:w="0" w:type="dxa"/>
+            </w:tcMar>
+            <w:vAlign w:val="top"/>
+          </w:tcPr>
+          <w:p>
+            <w:pPr>
+              <w:pStyle w:val="Normal"/>
+              <w:jc w:val="center"/>
+              <w:pBdr>
+                <w:bottom w:val="none" w:sz="0" w:space="0" w:color="000000"/>
+                <w:top w:val="none" w:sz="0" w:space="0" w:color="000000"/>
+                <w:left w:val="none" w:sz="0" w:space="0" w:color="000000"/>
+                <w:right w:val="none" w:sz="0" w:space="0" w:color="000000"/>
+              </w:pBdr>
+              <w:spacing w:after="100" w:before="100" w:line="240"/>
+              <w:ind w:left="100" w:right="100" w:firstLine="0" w:firstLineChars="0"/>
+              <w:rPr>
+                <w:rFonts w:ascii="Helvetica" w:hAnsi="Helvetica" w:eastAsia="Helvetica" w:cs="Helvetica"/>
+                <w:i w:val="false"/>
+                <w:b w:val="false"/>
+                <w:u w:val="none"/>
+                <w:sz w:val="22"/>
+                <w:szCs w:val="22"/>
+                <w:color w:val="000000"/>
+              </w:rPr>
+            </w:pPr>
+            <w:r>
+              <w:rPr>
+                <w:rFonts w:ascii="Helvetica" w:hAnsi="Helvetica" w:eastAsia="Helvetica" w:cs="Helvetica"/>
+                <w:i w:val="false"/>
+                <w:b w:val="false"/>
+                <w:u w:val="none"/>
+                <w:sz w:val="22"/>
+                <w:szCs w:val="22"/>
+                <w:color w:val="000000"/>
+              </w:rPr>
+              <w:t xml:space="preserve">0.087</w:t>
             </w:r>
           </w:p>
         </w:tc>
@@ -5933,113 +5933,113 @@
                 <w:szCs w:val="22"/>
                 <w:color w:val="000000"/>
               </w:rPr>
-              <w:t xml:space="preserve">0.91</w:t>
-            </w:r>
-          </w:p>
-        </w:tc>
-        <w:tc>
-          <w:tcPr>
-            <w:tcBorders>
-              <w:bottom w:val="none" w:sz="0" w:space="0" w:color="000000"/>
-              <w:top w:val="none" w:sz="0" w:space="0" w:color="000000"/>
-              <w:left w:val="none" w:sz="0" w:space="0" w:color="000000"/>
-              <w:right w:val="none" w:sz="0" w:space="0" w:color="000000"/>
-            </w:tcBorders>
-            <w:shd w:val="clear" w:color="auto" w:fill="FFFFFF"/>
-            <w:tcMar>
-              <w:top w:w="0" w:type="dxa"/>
-              <w:bottom w:w="0" w:type="dxa"/>
-              <w:left w:w="0" w:type="dxa"/>
-              <w:right w:w="0" w:type="dxa"/>
-            </w:tcMar>
-            <w:vAlign w:val="top"/>
-          </w:tcPr>
-          <w:p>
-            <w:pPr>
-              <w:pStyle w:val="Normal"/>
-              <w:jc w:val="center"/>
-              <w:pBdr>
-                <w:bottom w:val="none" w:sz="0" w:space="0" w:color="000000"/>
-                <w:top w:val="none" w:sz="0" w:space="0" w:color="000000"/>
-                <w:left w:val="none" w:sz="0" w:space="0" w:color="000000"/>
-                <w:right w:val="none" w:sz="0" w:space="0" w:color="000000"/>
-              </w:pBdr>
-              <w:spacing w:after="100" w:before="100" w:line="240"/>
-              <w:ind w:left="100" w:right="100" w:firstLine="0" w:firstLineChars="0"/>
-              <w:rPr>
-                <w:rFonts w:ascii="Helvetica" w:hAnsi="Helvetica" w:eastAsia="Helvetica" w:cs="Helvetica"/>
-                <w:i w:val="false"/>
-                <w:b w:val="false"/>
-                <w:u w:val="none"/>
-                <w:sz w:val="22"/>
-                <w:szCs w:val="22"/>
-                <w:color w:val="000000"/>
-              </w:rPr>
-            </w:pPr>
-            <w:r>
-              <w:rPr>
-                <w:rFonts w:ascii="Helvetica" w:hAnsi="Helvetica" w:eastAsia="Helvetica" w:cs="Helvetica"/>
-                <w:i w:val="false"/>
-                <w:b w:val="false"/>
-                <w:u w:val="none"/>
-                <w:sz w:val="22"/>
-                <w:szCs w:val="22"/>
-                <w:color w:val="000000"/>
-              </w:rPr>
-              <w:t xml:space="preserve">0.42, 2.02</w:t>
-            </w:r>
-          </w:p>
-        </w:tc>
-        <w:tc>
-          <w:tcPr>
-            <w:tcBorders>
-              <w:bottom w:val="none" w:sz="0" w:space="0" w:color="000000"/>
-              <w:top w:val="none" w:sz="0" w:space="0" w:color="000000"/>
-              <w:left w:val="none" w:sz="0" w:space="0" w:color="000000"/>
-              <w:right w:val="none" w:sz="0" w:space="0" w:color="000000"/>
-            </w:tcBorders>
-            <w:shd w:val="clear" w:color="auto" w:fill="FFFFFF"/>
-            <w:tcMar>
-              <w:top w:w="0" w:type="dxa"/>
-              <w:bottom w:w="0" w:type="dxa"/>
-              <w:left w:w="0" w:type="dxa"/>
-              <w:right w:w="0" w:type="dxa"/>
-            </w:tcMar>
-            <w:vAlign w:val="top"/>
-          </w:tcPr>
-          <w:p>
-            <w:pPr>
-              <w:pStyle w:val="Normal"/>
-              <w:jc w:val="center"/>
-              <w:pBdr>
-                <w:bottom w:val="none" w:sz="0" w:space="0" w:color="000000"/>
-                <w:top w:val="none" w:sz="0" w:space="0" w:color="000000"/>
-                <w:left w:val="none" w:sz="0" w:space="0" w:color="000000"/>
-                <w:right w:val="none" w:sz="0" w:space="0" w:color="000000"/>
-              </w:pBdr>
-              <w:spacing w:after="100" w:before="100" w:line="240"/>
-              <w:ind w:left="100" w:right="100" w:firstLine="0" w:firstLineChars="0"/>
-              <w:rPr>
-                <w:rFonts w:ascii="Helvetica" w:hAnsi="Helvetica" w:eastAsia="Helvetica" w:cs="Helvetica"/>
-                <w:i w:val="false"/>
-                <w:b w:val="false"/>
-                <w:u w:val="none"/>
-                <w:sz w:val="22"/>
-                <w:szCs w:val="22"/>
-                <w:color w:val="000000"/>
-              </w:rPr>
-            </w:pPr>
-            <w:r>
-              <w:rPr>
-                <w:rFonts w:ascii="Helvetica" w:hAnsi="Helvetica" w:eastAsia="Helvetica" w:cs="Helvetica"/>
-                <w:i w:val="false"/>
-                <w:b w:val="false"/>
-                <w:u w:val="none"/>
-                <w:sz w:val="22"/>
-                <w:szCs w:val="22"/>
-                <w:color w:val="000000"/>
-              </w:rPr>
-              <w:t xml:space="preserve">0.830</w:t>
+              <w:t xml:space="preserve">0.98</w:t>
+            </w:r>
+          </w:p>
+        </w:tc>
+        <w:tc>
+          <w:tcPr>
+            <w:tcBorders>
+              <w:bottom w:val="none" w:sz="0" w:space="0" w:color="000000"/>
+              <w:top w:val="none" w:sz="0" w:space="0" w:color="000000"/>
+              <w:left w:val="none" w:sz="0" w:space="0" w:color="000000"/>
+              <w:right w:val="none" w:sz="0" w:space="0" w:color="000000"/>
+            </w:tcBorders>
+            <w:shd w:val="clear" w:color="auto" w:fill="FFFFFF"/>
+            <w:tcMar>
+              <w:top w:w="0" w:type="dxa"/>
+              <w:bottom w:w="0" w:type="dxa"/>
+              <w:left w:w="0" w:type="dxa"/>
+              <w:right w:w="0" w:type="dxa"/>
+            </w:tcMar>
+            <w:vAlign w:val="top"/>
+          </w:tcPr>
+          <w:p>
+            <w:pPr>
+              <w:pStyle w:val="Normal"/>
+              <w:jc w:val="center"/>
+              <w:pBdr>
+                <w:bottom w:val="none" w:sz="0" w:space="0" w:color="000000"/>
+                <w:top w:val="none" w:sz="0" w:space="0" w:color="000000"/>
+                <w:left w:val="none" w:sz="0" w:space="0" w:color="000000"/>
+                <w:right w:val="none" w:sz="0" w:space="0" w:color="000000"/>
+              </w:pBdr>
+              <w:spacing w:after="100" w:before="100" w:line="240"/>
+              <w:ind w:left="100" w:right="100" w:firstLine="0" w:firstLineChars="0"/>
+              <w:rPr>
+                <w:rFonts w:ascii="Helvetica" w:hAnsi="Helvetica" w:eastAsia="Helvetica" w:cs="Helvetica"/>
+                <w:i w:val="false"/>
+                <w:b w:val="false"/>
+                <w:u w:val="none"/>
+                <w:sz w:val="22"/>
+                <w:szCs w:val="22"/>
+                <w:color w:val="000000"/>
+              </w:rPr>
+            </w:pPr>
+            <w:r>
+              <w:rPr>
+                <w:rFonts w:ascii="Helvetica" w:hAnsi="Helvetica" w:eastAsia="Helvetica" w:cs="Helvetica"/>
+                <w:i w:val="false"/>
+                <w:b w:val="false"/>
+                <w:u w:val="none"/>
+                <w:sz w:val="22"/>
+                <w:szCs w:val="22"/>
+                <w:color w:val="000000"/>
+              </w:rPr>
+              <w:t xml:space="preserve">0.45, 2.13</w:t>
+            </w:r>
+          </w:p>
+        </w:tc>
+        <w:tc>
+          <w:tcPr>
+            <w:tcBorders>
+              <w:bottom w:val="none" w:sz="0" w:space="0" w:color="000000"/>
+              <w:top w:val="none" w:sz="0" w:space="0" w:color="000000"/>
+              <w:left w:val="none" w:sz="0" w:space="0" w:color="000000"/>
+              <w:right w:val="none" w:sz="0" w:space="0" w:color="000000"/>
+            </w:tcBorders>
+            <w:shd w:val="clear" w:color="auto" w:fill="FFFFFF"/>
+            <w:tcMar>
+              <w:top w:w="0" w:type="dxa"/>
+              <w:bottom w:w="0" w:type="dxa"/>
+              <w:left w:w="0" w:type="dxa"/>
+              <w:right w:w="0" w:type="dxa"/>
+            </w:tcMar>
+            <w:vAlign w:val="top"/>
+          </w:tcPr>
+          <w:p>
+            <w:pPr>
+              <w:pStyle w:val="Normal"/>
+              <w:jc w:val="center"/>
+              <w:pBdr>
+                <w:bottom w:val="none" w:sz="0" w:space="0" w:color="000000"/>
+                <w:top w:val="none" w:sz="0" w:space="0" w:color="000000"/>
+                <w:left w:val="none" w:sz="0" w:space="0" w:color="000000"/>
+                <w:right w:val="none" w:sz="0" w:space="0" w:color="000000"/>
+              </w:pBdr>
+              <w:spacing w:after="100" w:before="100" w:line="240"/>
+              <w:ind w:left="100" w:right="100" w:firstLine="0" w:firstLineChars="0"/>
+              <w:rPr>
+                <w:rFonts w:ascii="Helvetica" w:hAnsi="Helvetica" w:eastAsia="Helvetica" w:cs="Helvetica"/>
+                <w:i w:val="false"/>
+                <w:b w:val="false"/>
+                <w:u w:val="none"/>
+                <w:sz w:val="22"/>
+                <w:szCs w:val="22"/>
+                <w:color w:val="000000"/>
+              </w:rPr>
+            </w:pPr>
+            <w:r>
+              <w:rPr>
+                <w:rFonts w:ascii="Helvetica" w:hAnsi="Helvetica" w:eastAsia="Helvetica" w:cs="Helvetica"/>
+                <w:i w:val="false"/>
+                <w:b w:val="false"/>
+                <w:u w:val="none"/>
+                <w:sz w:val="22"/>
+                <w:szCs w:val="22"/>
+                <w:color w:val="000000"/>
+              </w:rPr>
+              <w:t xml:space="preserve">0.960</w:t>
             </w:r>
           </w:p>
         </w:tc>
@@ -7382,113 +7382,113 @@
                 <w:szCs w:val="22"/>
                 <w:color w:val="000000"/>
               </w:rPr>
-              <w:t xml:space="preserve">0.74</w:t>
-            </w:r>
-          </w:p>
-        </w:tc>
-        <w:tc>
-          <w:tcPr>
-            <w:tcBorders>
-              <w:bottom w:val="none" w:sz="0" w:space="0" w:color="000000"/>
-              <w:top w:val="none" w:sz="0" w:space="0" w:color="000000"/>
-              <w:left w:val="none" w:sz="0" w:space="0" w:color="000000"/>
-              <w:right w:val="none" w:sz="0" w:space="0" w:color="000000"/>
-            </w:tcBorders>
-            <w:shd w:val="clear" w:color="auto" w:fill="FFFFFF"/>
-            <w:tcMar>
-              <w:top w:w="0" w:type="dxa"/>
-              <w:bottom w:w="0" w:type="dxa"/>
-              <w:left w:w="0" w:type="dxa"/>
-              <w:right w:w="0" w:type="dxa"/>
-            </w:tcMar>
-            <w:vAlign w:val="top"/>
-          </w:tcPr>
-          <w:p>
-            <w:pPr>
-              <w:pStyle w:val="Normal"/>
-              <w:jc w:val="center"/>
-              <w:pBdr>
-                <w:bottom w:val="none" w:sz="0" w:space="0" w:color="000000"/>
-                <w:top w:val="none" w:sz="0" w:space="0" w:color="000000"/>
-                <w:left w:val="none" w:sz="0" w:space="0" w:color="000000"/>
-                <w:right w:val="none" w:sz="0" w:space="0" w:color="000000"/>
-              </w:pBdr>
-              <w:spacing w:after="100" w:before="100" w:line="240"/>
-              <w:ind w:left="100" w:right="100" w:firstLine="0" w:firstLineChars="0"/>
-              <w:rPr>
-                <w:rFonts w:ascii="Helvetica" w:hAnsi="Helvetica" w:eastAsia="Helvetica" w:cs="Helvetica"/>
-                <w:i w:val="false"/>
-                <w:b w:val="false"/>
-                <w:u w:val="none"/>
-                <w:sz w:val="22"/>
-                <w:szCs w:val="22"/>
-                <w:color w:val="000000"/>
-              </w:rPr>
-            </w:pPr>
-            <w:r>
-              <w:rPr>
-                <w:rFonts w:ascii="Helvetica" w:hAnsi="Helvetica" w:eastAsia="Helvetica" w:cs="Helvetica"/>
-                <w:i w:val="false"/>
-                <w:b w:val="false"/>
-                <w:u w:val="none"/>
-                <w:sz w:val="22"/>
-                <w:szCs w:val="22"/>
-                <w:color w:val="000000"/>
-              </w:rPr>
-              <w:t xml:space="preserve">0.13, 4.33</w:t>
-            </w:r>
-          </w:p>
-        </w:tc>
-        <w:tc>
-          <w:tcPr>
-            <w:tcBorders>
-              <w:bottom w:val="none" w:sz="0" w:space="0" w:color="000000"/>
-              <w:top w:val="none" w:sz="0" w:space="0" w:color="000000"/>
-              <w:left w:val="none" w:sz="0" w:space="0" w:color="000000"/>
-              <w:right w:val="none" w:sz="0" w:space="0" w:color="000000"/>
-            </w:tcBorders>
-            <w:shd w:val="clear" w:color="auto" w:fill="FFFFFF"/>
-            <w:tcMar>
-              <w:top w:w="0" w:type="dxa"/>
-              <w:bottom w:w="0" w:type="dxa"/>
-              <w:left w:w="0" w:type="dxa"/>
-              <w:right w:w="0" w:type="dxa"/>
-            </w:tcMar>
-            <w:vAlign w:val="top"/>
-          </w:tcPr>
-          <w:p>
-            <w:pPr>
-              <w:pStyle w:val="Normal"/>
-              <w:jc w:val="center"/>
-              <w:pBdr>
-                <w:bottom w:val="none" w:sz="0" w:space="0" w:color="000000"/>
-                <w:top w:val="none" w:sz="0" w:space="0" w:color="000000"/>
-                <w:left w:val="none" w:sz="0" w:space="0" w:color="000000"/>
-                <w:right w:val="none" w:sz="0" w:space="0" w:color="000000"/>
-              </w:pBdr>
-              <w:spacing w:after="100" w:before="100" w:line="240"/>
-              <w:ind w:left="100" w:right="100" w:firstLine="0" w:firstLineChars="0"/>
-              <w:rPr>
-                <w:rFonts w:ascii="Helvetica" w:hAnsi="Helvetica" w:eastAsia="Helvetica" w:cs="Helvetica"/>
-                <w:i w:val="false"/>
-                <w:b w:val="false"/>
-                <w:u w:val="none"/>
-                <w:sz w:val="22"/>
-                <w:szCs w:val="22"/>
-                <w:color w:val="000000"/>
-              </w:rPr>
-            </w:pPr>
-            <w:r>
-              <w:rPr>
-                <w:rFonts w:ascii="Helvetica" w:hAnsi="Helvetica" w:eastAsia="Helvetica" w:cs="Helvetica"/>
-                <w:i w:val="false"/>
-                <w:b w:val="false"/>
-                <w:u w:val="none"/>
-                <w:sz w:val="22"/>
-                <w:szCs w:val="22"/>
-                <w:color w:val="000000"/>
-              </w:rPr>
-              <w:t xml:space="preserve">0.740</w:t>
+              <w:t xml:space="preserve">0.71</w:t>
+            </w:r>
+          </w:p>
+        </w:tc>
+        <w:tc>
+          <w:tcPr>
+            <w:tcBorders>
+              <w:bottom w:val="none" w:sz="0" w:space="0" w:color="000000"/>
+              <w:top w:val="none" w:sz="0" w:space="0" w:color="000000"/>
+              <w:left w:val="none" w:sz="0" w:space="0" w:color="000000"/>
+              <w:right w:val="none" w:sz="0" w:space="0" w:color="000000"/>
+            </w:tcBorders>
+            <w:shd w:val="clear" w:color="auto" w:fill="FFFFFF"/>
+            <w:tcMar>
+              <w:top w:w="0" w:type="dxa"/>
+              <w:bottom w:w="0" w:type="dxa"/>
+              <w:left w:w="0" w:type="dxa"/>
+              <w:right w:w="0" w:type="dxa"/>
+            </w:tcMar>
+            <w:vAlign w:val="top"/>
+          </w:tcPr>
+          <w:p>
+            <w:pPr>
+              <w:pStyle w:val="Normal"/>
+              <w:jc w:val="center"/>
+              <w:pBdr>
+                <w:bottom w:val="none" w:sz="0" w:space="0" w:color="000000"/>
+                <w:top w:val="none" w:sz="0" w:space="0" w:color="000000"/>
+                <w:left w:val="none" w:sz="0" w:space="0" w:color="000000"/>
+                <w:right w:val="none" w:sz="0" w:space="0" w:color="000000"/>
+              </w:pBdr>
+              <w:spacing w:after="100" w:before="100" w:line="240"/>
+              <w:ind w:left="100" w:right="100" w:firstLine="0" w:firstLineChars="0"/>
+              <w:rPr>
+                <w:rFonts w:ascii="Helvetica" w:hAnsi="Helvetica" w:eastAsia="Helvetica" w:cs="Helvetica"/>
+                <w:i w:val="false"/>
+                <w:b w:val="false"/>
+                <w:u w:val="none"/>
+                <w:sz w:val="22"/>
+                <w:szCs w:val="22"/>
+                <w:color w:val="000000"/>
+              </w:rPr>
+            </w:pPr>
+            <w:r>
+              <w:rPr>
+                <w:rFonts w:ascii="Helvetica" w:hAnsi="Helvetica" w:eastAsia="Helvetica" w:cs="Helvetica"/>
+                <w:i w:val="false"/>
+                <w:b w:val="false"/>
+                <w:u w:val="none"/>
+                <w:sz w:val="22"/>
+                <w:szCs w:val="22"/>
+                <w:color w:val="000000"/>
+              </w:rPr>
+              <w:t xml:space="preserve">0.12, 4.05</w:t>
+            </w:r>
+          </w:p>
+        </w:tc>
+        <w:tc>
+          <w:tcPr>
+            <w:tcBorders>
+              <w:bottom w:val="none" w:sz="0" w:space="0" w:color="000000"/>
+              <w:top w:val="none" w:sz="0" w:space="0" w:color="000000"/>
+              <w:left w:val="none" w:sz="0" w:space="0" w:color="000000"/>
+              <w:right w:val="none" w:sz="0" w:space="0" w:color="000000"/>
+            </w:tcBorders>
+            <w:shd w:val="clear" w:color="auto" w:fill="FFFFFF"/>
+            <w:tcMar>
+              <w:top w:w="0" w:type="dxa"/>
+              <w:bottom w:w="0" w:type="dxa"/>
+              <w:left w:w="0" w:type="dxa"/>
+              <w:right w:w="0" w:type="dxa"/>
+            </w:tcMar>
+            <w:vAlign w:val="top"/>
+          </w:tcPr>
+          <w:p>
+            <w:pPr>
+              <w:pStyle w:val="Normal"/>
+              <w:jc w:val="center"/>
+              <w:pBdr>
+                <w:bottom w:val="none" w:sz="0" w:space="0" w:color="000000"/>
+                <w:top w:val="none" w:sz="0" w:space="0" w:color="000000"/>
+                <w:left w:val="none" w:sz="0" w:space="0" w:color="000000"/>
+                <w:right w:val="none" w:sz="0" w:space="0" w:color="000000"/>
+              </w:pBdr>
+              <w:spacing w:after="100" w:before="100" w:line="240"/>
+              <w:ind w:left="100" w:right="100" w:firstLine="0" w:firstLineChars="0"/>
+              <w:rPr>
+                <w:rFonts w:ascii="Helvetica" w:hAnsi="Helvetica" w:eastAsia="Helvetica" w:cs="Helvetica"/>
+                <w:i w:val="false"/>
+                <w:b w:val="false"/>
+                <w:u w:val="none"/>
+                <w:sz w:val="22"/>
+                <w:szCs w:val="22"/>
+                <w:color w:val="000000"/>
+              </w:rPr>
+            </w:pPr>
+            <w:r>
+              <w:rPr>
+                <w:rFonts w:ascii="Helvetica" w:hAnsi="Helvetica" w:eastAsia="Helvetica" w:cs="Helvetica"/>
+                <w:i w:val="false"/>
+                <w:b w:val="false"/>
+                <w:u w:val="none"/>
+                <w:sz w:val="22"/>
+                <w:szCs w:val="22"/>
+                <w:color w:val="000000"/>
+              </w:rPr>
+              <w:t xml:space="preserve">0.700</w:t>
             </w:r>
           </w:p>
         </w:tc>
@@ -7865,113 +7865,113 @@
                 <w:szCs w:val="22"/>
                 <w:color w:val="000000"/>
               </w:rPr>
-              <w:t xml:space="preserve">0.69</w:t>
-            </w:r>
-          </w:p>
-        </w:tc>
-        <w:tc>
-          <w:tcPr>
-            <w:tcBorders>
-              <w:bottom w:val="none" w:sz="0" w:space="0" w:color="000000"/>
-              <w:top w:val="none" w:sz="0" w:space="0" w:color="000000"/>
-              <w:left w:val="none" w:sz="0" w:space="0" w:color="000000"/>
-              <w:right w:val="none" w:sz="0" w:space="0" w:color="000000"/>
-            </w:tcBorders>
-            <w:shd w:val="clear" w:color="auto" w:fill="FFFFFF"/>
-            <w:tcMar>
-              <w:top w:w="0" w:type="dxa"/>
-              <w:bottom w:w="0" w:type="dxa"/>
-              <w:left w:w="0" w:type="dxa"/>
-              <w:right w:w="0" w:type="dxa"/>
-            </w:tcMar>
-            <w:vAlign w:val="top"/>
-          </w:tcPr>
-          <w:p>
-            <w:pPr>
-              <w:pStyle w:val="Normal"/>
-              <w:jc w:val="center"/>
-              <w:pBdr>
-                <w:bottom w:val="none" w:sz="0" w:space="0" w:color="000000"/>
-                <w:top w:val="none" w:sz="0" w:space="0" w:color="000000"/>
-                <w:left w:val="none" w:sz="0" w:space="0" w:color="000000"/>
-                <w:right w:val="none" w:sz="0" w:space="0" w:color="000000"/>
-              </w:pBdr>
-              <w:spacing w:after="100" w:before="100" w:line="240"/>
-              <w:ind w:left="100" w:right="100" w:firstLine="0" w:firstLineChars="0"/>
-              <w:rPr>
-                <w:rFonts w:ascii="Helvetica" w:hAnsi="Helvetica" w:eastAsia="Helvetica" w:cs="Helvetica"/>
-                <w:i w:val="false"/>
-                <w:b w:val="false"/>
-                <w:u w:val="none"/>
-                <w:sz w:val="22"/>
-                <w:szCs w:val="22"/>
-                <w:color w:val="000000"/>
-              </w:rPr>
-            </w:pPr>
-            <w:r>
-              <w:rPr>
-                <w:rFonts w:ascii="Helvetica" w:hAnsi="Helvetica" w:eastAsia="Helvetica" w:cs="Helvetica"/>
-                <w:i w:val="false"/>
-                <w:b w:val="false"/>
-                <w:u w:val="none"/>
-                <w:sz w:val="22"/>
-                <w:szCs w:val="22"/>
-                <w:color w:val="000000"/>
-              </w:rPr>
-              <w:t xml:space="preserve">0.18, 2.67</w:t>
-            </w:r>
-          </w:p>
-        </w:tc>
-        <w:tc>
-          <w:tcPr>
-            <w:tcBorders>
-              <w:bottom w:val="none" w:sz="0" w:space="0" w:color="000000"/>
-              <w:top w:val="none" w:sz="0" w:space="0" w:color="000000"/>
-              <w:left w:val="none" w:sz="0" w:space="0" w:color="000000"/>
-              <w:right w:val="none" w:sz="0" w:space="0" w:color="000000"/>
-            </w:tcBorders>
-            <w:shd w:val="clear" w:color="auto" w:fill="FFFFFF"/>
-            <w:tcMar>
-              <w:top w:w="0" w:type="dxa"/>
-              <w:bottom w:w="0" w:type="dxa"/>
-              <w:left w:w="0" w:type="dxa"/>
-              <w:right w:w="0" w:type="dxa"/>
-            </w:tcMar>
-            <w:vAlign w:val="top"/>
-          </w:tcPr>
-          <w:p>
-            <w:pPr>
-              <w:pStyle w:val="Normal"/>
-              <w:jc w:val="center"/>
-              <w:pBdr>
-                <w:bottom w:val="none" w:sz="0" w:space="0" w:color="000000"/>
-                <w:top w:val="none" w:sz="0" w:space="0" w:color="000000"/>
-                <w:left w:val="none" w:sz="0" w:space="0" w:color="000000"/>
-                <w:right w:val="none" w:sz="0" w:space="0" w:color="000000"/>
-              </w:pBdr>
-              <w:spacing w:after="100" w:before="100" w:line="240"/>
-              <w:ind w:left="100" w:right="100" w:firstLine="0" w:firstLineChars="0"/>
-              <w:rPr>
-                <w:rFonts w:ascii="Helvetica" w:hAnsi="Helvetica" w:eastAsia="Helvetica" w:cs="Helvetica"/>
-                <w:i w:val="false"/>
-                <w:b w:val="false"/>
-                <w:u w:val="none"/>
-                <w:sz w:val="22"/>
-                <w:szCs w:val="22"/>
-                <w:color w:val="000000"/>
-              </w:rPr>
-            </w:pPr>
-            <w:r>
-              <w:rPr>
-                <w:rFonts w:ascii="Helvetica" w:hAnsi="Helvetica" w:eastAsia="Helvetica" w:cs="Helvetica"/>
-                <w:i w:val="false"/>
-                <w:b w:val="false"/>
-                <w:u w:val="none"/>
-                <w:sz w:val="22"/>
-                <w:szCs w:val="22"/>
-                <w:color w:val="000000"/>
-              </w:rPr>
-              <w:t xml:space="preserve">0.590</w:t>
+              <w:t xml:space="preserve">0.93</w:t>
+            </w:r>
+          </w:p>
+        </w:tc>
+        <w:tc>
+          <w:tcPr>
+            <w:tcBorders>
+              <w:bottom w:val="none" w:sz="0" w:space="0" w:color="000000"/>
+              <w:top w:val="none" w:sz="0" w:space="0" w:color="000000"/>
+              <w:left w:val="none" w:sz="0" w:space="0" w:color="000000"/>
+              <w:right w:val="none" w:sz="0" w:space="0" w:color="000000"/>
+            </w:tcBorders>
+            <w:shd w:val="clear" w:color="auto" w:fill="FFFFFF"/>
+            <w:tcMar>
+              <w:top w:w="0" w:type="dxa"/>
+              <w:bottom w:w="0" w:type="dxa"/>
+              <w:left w:w="0" w:type="dxa"/>
+              <w:right w:w="0" w:type="dxa"/>
+            </w:tcMar>
+            <w:vAlign w:val="top"/>
+          </w:tcPr>
+          <w:p>
+            <w:pPr>
+              <w:pStyle w:val="Normal"/>
+              <w:jc w:val="center"/>
+              <w:pBdr>
+                <w:bottom w:val="none" w:sz="0" w:space="0" w:color="000000"/>
+                <w:top w:val="none" w:sz="0" w:space="0" w:color="000000"/>
+                <w:left w:val="none" w:sz="0" w:space="0" w:color="000000"/>
+                <w:right w:val="none" w:sz="0" w:space="0" w:color="000000"/>
+              </w:pBdr>
+              <w:spacing w:after="100" w:before="100" w:line="240"/>
+              <w:ind w:left="100" w:right="100" w:firstLine="0" w:firstLineChars="0"/>
+              <w:rPr>
+                <w:rFonts w:ascii="Helvetica" w:hAnsi="Helvetica" w:eastAsia="Helvetica" w:cs="Helvetica"/>
+                <w:i w:val="false"/>
+                <w:b w:val="false"/>
+                <w:u w:val="none"/>
+                <w:sz w:val="22"/>
+                <w:szCs w:val="22"/>
+                <w:color w:val="000000"/>
+              </w:rPr>
+            </w:pPr>
+            <w:r>
+              <w:rPr>
+                <w:rFonts w:ascii="Helvetica" w:hAnsi="Helvetica" w:eastAsia="Helvetica" w:cs="Helvetica"/>
+                <w:i w:val="false"/>
+                <w:b w:val="false"/>
+                <w:u w:val="none"/>
+                <w:sz w:val="22"/>
+                <w:szCs w:val="22"/>
+                <w:color w:val="000000"/>
+              </w:rPr>
+              <w:t xml:space="preserve">0.24, 3.55</w:t>
+            </w:r>
+          </w:p>
+        </w:tc>
+        <w:tc>
+          <w:tcPr>
+            <w:tcBorders>
+              <w:bottom w:val="none" w:sz="0" w:space="0" w:color="000000"/>
+              <w:top w:val="none" w:sz="0" w:space="0" w:color="000000"/>
+              <w:left w:val="none" w:sz="0" w:space="0" w:color="000000"/>
+              <w:right w:val="none" w:sz="0" w:space="0" w:color="000000"/>
+            </w:tcBorders>
+            <w:shd w:val="clear" w:color="auto" w:fill="FFFFFF"/>
+            <w:tcMar>
+              <w:top w:w="0" w:type="dxa"/>
+              <w:bottom w:w="0" w:type="dxa"/>
+              <w:left w:w="0" w:type="dxa"/>
+              <w:right w:w="0" w:type="dxa"/>
+            </w:tcMar>
+            <w:vAlign w:val="top"/>
+          </w:tcPr>
+          <w:p>
+            <w:pPr>
+              <w:pStyle w:val="Normal"/>
+              <w:jc w:val="center"/>
+              <w:pBdr>
+                <w:bottom w:val="none" w:sz="0" w:space="0" w:color="000000"/>
+                <w:top w:val="none" w:sz="0" w:space="0" w:color="000000"/>
+                <w:left w:val="none" w:sz="0" w:space="0" w:color="000000"/>
+                <w:right w:val="none" w:sz="0" w:space="0" w:color="000000"/>
+              </w:pBdr>
+              <w:spacing w:after="100" w:before="100" w:line="240"/>
+              <w:ind w:left="100" w:right="100" w:firstLine="0" w:firstLineChars="0"/>
+              <w:rPr>
+                <w:rFonts w:ascii="Helvetica" w:hAnsi="Helvetica" w:eastAsia="Helvetica" w:cs="Helvetica"/>
+                <w:i w:val="false"/>
+                <w:b w:val="false"/>
+                <w:u w:val="none"/>
+                <w:sz w:val="22"/>
+                <w:szCs w:val="22"/>
+                <w:color w:val="000000"/>
+              </w:rPr>
+            </w:pPr>
+            <w:r>
+              <w:rPr>
+                <w:rFonts w:ascii="Helvetica" w:hAnsi="Helvetica" w:eastAsia="Helvetica" w:cs="Helvetica"/>
+                <w:i w:val="false"/>
+                <w:b w:val="false"/>
+                <w:u w:val="none"/>
+                <w:sz w:val="22"/>
+                <w:szCs w:val="22"/>
+                <w:color w:val="000000"/>
+              </w:rPr>
+              <w:t xml:space="preserve">0.920</w:t>
             </w:r>
           </w:p>
         </w:tc>
@@ -8348,113 +8348,113 @@
                 <w:szCs w:val="22"/>
                 <w:color w:val="000000"/>
               </w:rPr>
-              <w:t xml:space="preserve">0.26</w:t>
-            </w:r>
-          </w:p>
-        </w:tc>
-        <w:tc>
-          <w:tcPr>
-            <w:tcBorders>
-              <w:bottom w:val="none" w:sz="0" w:space="0" w:color="000000"/>
-              <w:top w:val="none" w:sz="0" w:space="0" w:color="000000"/>
-              <w:left w:val="none" w:sz="0" w:space="0" w:color="000000"/>
-              <w:right w:val="none" w:sz="0" w:space="0" w:color="000000"/>
-            </w:tcBorders>
-            <w:shd w:val="clear" w:color="auto" w:fill="FFFFFF"/>
-            <w:tcMar>
-              <w:top w:w="0" w:type="dxa"/>
-              <w:bottom w:w="0" w:type="dxa"/>
-              <w:left w:w="0" w:type="dxa"/>
-              <w:right w:w="0" w:type="dxa"/>
-            </w:tcMar>
-            <w:vAlign w:val="top"/>
-          </w:tcPr>
-          <w:p>
-            <w:pPr>
-              <w:pStyle w:val="Normal"/>
-              <w:jc w:val="center"/>
-              <w:pBdr>
-                <w:bottom w:val="none" w:sz="0" w:space="0" w:color="000000"/>
-                <w:top w:val="none" w:sz="0" w:space="0" w:color="000000"/>
-                <w:left w:val="none" w:sz="0" w:space="0" w:color="000000"/>
-                <w:right w:val="none" w:sz="0" w:space="0" w:color="000000"/>
-              </w:pBdr>
-              <w:spacing w:after="100" w:before="100" w:line="240"/>
-              <w:ind w:left="100" w:right="100" w:firstLine="0" w:firstLineChars="0"/>
-              <w:rPr>
-                <w:rFonts w:ascii="Helvetica" w:hAnsi="Helvetica" w:eastAsia="Helvetica" w:cs="Helvetica"/>
-                <w:i w:val="false"/>
-                <w:b w:val="false"/>
-                <w:u w:val="none"/>
-                <w:sz w:val="22"/>
-                <w:szCs w:val="22"/>
-                <w:color w:val="000000"/>
-              </w:rPr>
-            </w:pPr>
-            <w:r>
-              <w:rPr>
-                <w:rFonts w:ascii="Helvetica" w:hAnsi="Helvetica" w:eastAsia="Helvetica" w:cs="Helvetica"/>
-                <w:i w:val="false"/>
-                <w:b w:val="false"/>
-                <w:u w:val="none"/>
-                <w:sz w:val="22"/>
-                <w:szCs w:val="22"/>
-                <w:color w:val="000000"/>
-              </w:rPr>
-              <w:t xml:space="preserve">0.06, 1.11</w:t>
-            </w:r>
-          </w:p>
-        </w:tc>
-        <w:tc>
-          <w:tcPr>
-            <w:tcBorders>
-              <w:bottom w:val="none" w:sz="0" w:space="0" w:color="000000"/>
-              <w:top w:val="none" w:sz="0" w:space="0" w:color="000000"/>
-              <w:left w:val="none" w:sz="0" w:space="0" w:color="000000"/>
-              <w:right w:val="none" w:sz="0" w:space="0" w:color="000000"/>
-            </w:tcBorders>
-            <w:shd w:val="clear" w:color="auto" w:fill="FFFFFF"/>
-            <w:tcMar>
-              <w:top w:w="0" w:type="dxa"/>
-              <w:bottom w:w="0" w:type="dxa"/>
-              <w:left w:w="0" w:type="dxa"/>
-              <w:right w:w="0" w:type="dxa"/>
-            </w:tcMar>
-            <w:vAlign w:val="top"/>
-          </w:tcPr>
-          <w:p>
-            <w:pPr>
-              <w:pStyle w:val="Normal"/>
-              <w:jc w:val="center"/>
-              <w:pBdr>
-                <w:bottom w:val="none" w:sz="0" w:space="0" w:color="000000"/>
-                <w:top w:val="none" w:sz="0" w:space="0" w:color="000000"/>
-                <w:left w:val="none" w:sz="0" w:space="0" w:color="000000"/>
-                <w:right w:val="none" w:sz="0" w:space="0" w:color="000000"/>
-              </w:pBdr>
-              <w:spacing w:after="100" w:before="100" w:line="240"/>
-              <w:ind w:left="100" w:right="100" w:firstLine="0" w:firstLineChars="0"/>
-              <w:rPr>
-                <w:rFonts w:ascii="Helvetica" w:hAnsi="Helvetica" w:eastAsia="Helvetica" w:cs="Helvetica"/>
-                <w:i w:val="false"/>
-                <w:b w:val="false"/>
-                <w:u w:val="none"/>
-                <w:sz w:val="22"/>
-                <w:szCs w:val="22"/>
-                <w:color w:val="000000"/>
-              </w:rPr>
-            </w:pPr>
-            <w:r>
-              <w:rPr>
-                <w:rFonts w:ascii="Helvetica" w:hAnsi="Helvetica" w:eastAsia="Helvetica" w:cs="Helvetica"/>
-                <w:i w:val="false"/>
-                <w:b w:val="false"/>
-                <w:u w:val="none"/>
-                <w:sz w:val="22"/>
-                <w:szCs w:val="22"/>
-                <w:color w:val="000000"/>
-              </w:rPr>
-              <w:t xml:space="preserve">0.069</w:t>
+              <w:t xml:space="preserve">0.32</w:t>
+            </w:r>
+          </w:p>
+        </w:tc>
+        <w:tc>
+          <w:tcPr>
+            <w:tcBorders>
+              <w:bottom w:val="none" w:sz="0" w:space="0" w:color="000000"/>
+              <w:top w:val="none" w:sz="0" w:space="0" w:color="000000"/>
+              <w:left w:val="none" w:sz="0" w:space="0" w:color="000000"/>
+              <w:right w:val="none" w:sz="0" w:space="0" w:color="000000"/>
+            </w:tcBorders>
+            <w:shd w:val="clear" w:color="auto" w:fill="FFFFFF"/>
+            <w:tcMar>
+              <w:top w:w="0" w:type="dxa"/>
+              <w:bottom w:w="0" w:type="dxa"/>
+              <w:left w:w="0" w:type="dxa"/>
+              <w:right w:w="0" w:type="dxa"/>
+            </w:tcMar>
+            <w:vAlign w:val="top"/>
+          </w:tcPr>
+          <w:p>
+            <w:pPr>
+              <w:pStyle w:val="Normal"/>
+              <w:jc w:val="center"/>
+              <w:pBdr>
+                <w:bottom w:val="none" w:sz="0" w:space="0" w:color="000000"/>
+                <w:top w:val="none" w:sz="0" w:space="0" w:color="000000"/>
+                <w:left w:val="none" w:sz="0" w:space="0" w:color="000000"/>
+                <w:right w:val="none" w:sz="0" w:space="0" w:color="000000"/>
+              </w:pBdr>
+              <w:spacing w:after="100" w:before="100" w:line="240"/>
+              <w:ind w:left="100" w:right="100" w:firstLine="0" w:firstLineChars="0"/>
+              <w:rPr>
+                <w:rFonts w:ascii="Helvetica" w:hAnsi="Helvetica" w:eastAsia="Helvetica" w:cs="Helvetica"/>
+                <w:i w:val="false"/>
+                <w:b w:val="false"/>
+                <w:u w:val="none"/>
+                <w:sz w:val="22"/>
+                <w:szCs w:val="22"/>
+                <w:color w:val="000000"/>
+              </w:rPr>
+            </w:pPr>
+            <w:r>
+              <w:rPr>
+                <w:rFonts w:ascii="Helvetica" w:hAnsi="Helvetica" w:eastAsia="Helvetica" w:cs="Helvetica"/>
+                <w:i w:val="false"/>
+                <w:b w:val="false"/>
+                <w:u w:val="none"/>
+                <w:sz w:val="22"/>
+                <w:szCs w:val="22"/>
+                <w:color w:val="000000"/>
+              </w:rPr>
+              <w:t xml:space="preserve">0.07, 1.40</w:t>
+            </w:r>
+          </w:p>
+        </w:tc>
+        <w:tc>
+          <w:tcPr>
+            <w:tcBorders>
+              <w:bottom w:val="none" w:sz="0" w:space="0" w:color="000000"/>
+              <w:top w:val="none" w:sz="0" w:space="0" w:color="000000"/>
+              <w:left w:val="none" w:sz="0" w:space="0" w:color="000000"/>
+              <w:right w:val="none" w:sz="0" w:space="0" w:color="000000"/>
+            </w:tcBorders>
+            <w:shd w:val="clear" w:color="auto" w:fill="FFFFFF"/>
+            <w:tcMar>
+              <w:top w:w="0" w:type="dxa"/>
+              <w:bottom w:w="0" w:type="dxa"/>
+              <w:left w:w="0" w:type="dxa"/>
+              <w:right w:w="0" w:type="dxa"/>
+            </w:tcMar>
+            <w:vAlign w:val="top"/>
+          </w:tcPr>
+          <w:p>
+            <w:pPr>
+              <w:pStyle w:val="Normal"/>
+              <w:jc w:val="center"/>
+              <w:pBdr>
+                <w:bottom w:val="none" w:sz="0" w:space="0" w:color="000000"/>
+                <w:top w:val="none" w:sz="0" w:space="0" w:color="000000"/>
+                <w:left w:val="none" w:sz="0" w:space="0" w:color="000000"/>
+                <w:right w:val="none" w:sz="0" w:space="0" w:color="000000"/>
+              </w:pBdr>
+              <w:spacing w:after="100" w:before="100" w:line="240"/>
+              <w:ind w:left="100" w:right="100" w:firstLine="0" w:firstLineChars="0"/>
+              <w:rPr>
+                <w:rFonts w:ascii="Helvetica" w:hAnsi="Helvetica" w:eastAsia="Helvetica" w:cs="Helvetica"/>
+                <w:i w:val="false"/>
+                <w:b w:val="false"/>
+                <w:u w:val="none"/>
+                <w:sz w:val="22"/>
+                <w:szCs w:val="22"/>
+                <w:color w:val="000000"/>
+              </w:rPr>
+            </w:pPr>
+            <w:r>
+              <w:rPr>
+                <w:rFonts w:ascii="Helvetica" w:hAnsi="Helvetica" w:eastAsia="Helvetica" w:cs="Helvetica"/>
+                <w:i w:val="false"/>
+                <w:b w:val="false"/>
+                <w:u w:val="none"/>
+                <w:sz w:val="22"/>
+                <w:szCs w:val="22"/>
+                <w:color w:val="000000"/>
+              </w:rPr>
+              <w:t xml:space="preserve">0.130</w:t>
             </w:r>
           </w:p>
         </w:tc>
@@ -8831,113 +8831,113 @@
                 <w:szCs w:val="22"/>
                 <w:color w:val="000000"/>
               </w:rPr>
-              <w:t xml:space="preserve">0.44</w:t>
-            </w:r>
-          </w:p>
-        </w:tc>
-        <w:tc>
-          <w:tcPr>
-            <w:tcBorders>
-              <w:bottom w:val="none" w:sz="0" w:space="0" w:color="000000"/>
-              <w:top w:val="none" w:sz="0" w:space="0" w:color="000000"/>
-              <w:left w:val="none" w:sz="0" w:space="0" w:color="000000"/>
-              <w:right w:val="none" w:sz="0" w:space="0" w:color="000000"/>
-            </w:tcBorders>
-            <w:shd w:val="clear" w:color="auto" w:fill="FFFFFF"/>
-            <w:tcMar>
-              <w:top w:w="0" w:type="dxa"/>
-              <w:bottom w:w="0" w:type="dxa"/>
-              <w:left w:w="0" w:type="dxa"/>
-              <w:right w:w="0" w:type="dxa"/>
-            </w:tcMar>
-            <w:vAlign w:val="top"/>
-          </w:tcPr>
-          <w:p>
-            <w:pPr>
-              <w:pStyle w:val="Normal"/>
-              <w:jc w:val="center"/>
-              <w:pBdr>
-                <w:bottom w:val="none" w:sz="0" w:space="0" w:color="000000"/>
-                <w:top w:val="none" w:sz="0" w:space="0" w:color="000000"/>
-                <w:left w:val="none" w:sz="0" w:space="0" w:color="000000"/>
-                <w:right w:val="none" w:sz="0" w:space="0" w:color="000000"/>
-              </w:pBdr>
-              <w:spacing w:after="100" w:before="100" w:line="240"/>
-              <w:ind w:left="100" w:right="100" w:firstLine="0" w:firstLineChars="0"/>
-              <w:rPr>
-                <w:rFonts w:ascii="Helvetica" w:hAnsi="Helvetica" w:eastAsia="Helvetica" w:cs="Helvetica"/>
-                <w:i w:val="false"/>
-                <w:b w:val="false"/>
-                <w:u w:val="none"/>
-                <w:sz w:val="22"/>
-                <w:szCs w:val="22"/>
-                <w:color w:val="000000"/>
-              </w:rPr>
-            </w:pPr>
-            <w:r>
-              <w:rPr>
-                <w:rFonts w:ascii="Helvetica" w:hAnsi="Helvetica" w:eastAsia="Helvetica" w:cs="Helvetica"/>
-                <w:i w:val="false"/>
-                <w:b w:val="false"/>
-                <w:u w:val="none"/>
-                <w:sz w:val="22"/>
-                <w:szCs w:val="22"/>
-                <w:color w:val="000000"/>
-              </w:rPr>
-              <w:t xml:space="preserve">0.07, 2.63</w:t>
-            </w:r>
-          </w:p>
-        </w:tc>
-        <w:tc>
-          <w:tcPr>
-            <w:tcBorders>
-              <w:bottom w:val="none" w:sz="0" w:space="0" w:color="000000"/>
-              <w:top w:val="none" w:sz="0" w:space="0" w:color="000000"/>
-              <w:left w:val="none" w:sz="0" w:space="0" w:color="000000"/>
-              <w:right w:val="none" w:sz="0" w:space="0" w:color="000000"/>
-            </w:tcBorders>
-            <w:shd w:val="clear" w:color="auto" w:fill="FFFFFF"/>
-            <w:tcMar>
-              <w:top w:w="0" w:type="dxa"/>
-              <w:bottom w:w="0" w:type="dxa"/>
-              <w:left w:w="0" w:type="dxa"/>
-              <w:right w:w="0" w:type="dxa"/>
-            </w:tcMar>
-            <w:vAlign w:val="top"/>
-          </w:tcPr>
-          <w:p>
-            <w:pPr>
-              <w:pStyle w:val="Normal"/>
-              <w:jc w:val="center"/>
-              <w:pBdr>
-                <w:bottom w:val="none" w:sz="0" w:space="0" w:color="000000"/>
-                <w:top w:val="none" w:sz="0" w:space="0" w:color="000000"/>
-                <w:left w:val="none" w:sz="0" w:space="0" w:color="000000"/>
-                <w:right w:val="none" w:sz="0" w:space="0" w:color="000000"/>
-              </w:pBdr>
-              <w:spacing w:after="100" w:before="100" w:line="240"/>
-              <w:ind w:left="100" w:right="100" w:firstLine="0" w:firstLineChars="0"/>
-              <w:rPr>
-                <w:rFonts w:ascii="Helvetica" w:hAnsi="Helvetica" w:eastAsia="Helvetica" w:cs="Helvetica"/>
-                <w:i w:val="false"/>
-                <w:b w:val="false"/>
-                <w:u w:val="none"/>
-                <w:sz w:val="22"/>
-                <w:szCs w:val="22"/>
-                <w:color w:val="000000"/>
-              </w:rPr>
-            </w:pPr>
-            <w:r>
-              <w:rPr>
-                <w:rFonts w:ascii="Helvetica" w:hAnsi="Helvetica" w:eastAsia="Helvetica" w:cs="Helvetica"/>
-                <w:i w:val="false"/>
-                <w:b w:val="false"/>
-                <w:u w:val="none"/>
-                <w:sz w:val="22"/>
-                <w:szCs w:val="22"/>
-                <w:color w:val="000000"/>
-              </w:rPr>
-              <w:t xml:space="preserve">0.370</w:t>
+              <w:t xml:space="preserve">0.41</w:t>
+            </w:r>
+          </w:p>
+        </w:tc>
+        <w:tc>
+          <w:tcPr>
+            <w:tcBorders>
+              <w:bottom w:val="none" w:sz="0" w:space="0" w:color="000000"/>
+              <w:top w:val="none" w:sz="0" w:space="0" w:color="000000"/>
+              <w:left w:val="none" w:sz="0" w:space="0" w:color="000000"/>
+              <w:right w:val="none" w:sz="0" w:space="0" w:color="000000"/>
+            </w:tcBorders>
+            <w:shd w:val="clear" w:color="auto" w:fill="FFFFFF"/>
+            <w:tcMar>
+              <w:top w:w="0" w:type="dxa"/>
+              <w:bottom w:w="0" w:type="dxa"/>
+              <w:left w:w="0" w:type="dxa"/>
+              <w:right w:w="0" w:type="dxa"/>
+            </w:tcMar>
+            <w:vAlign w:val="top"/>
+          </w:tcPr>
+          <w:p>
+            <w:pPr>
+              <w:pStyle w:val="Normal"/>
+              <w:jc w:val="center"/>
+              <w:pBdr>
+                <w:bottom w:val="none" w:sz="0" w:space="0" w:color="000000"/>
+                <w:top w:val="none" w:sz="0" w:space="0" w:color="000000"/>
+                <w:left w:val="none" w:sz="0" w:space="0" w:color="000000"/>
+                <w:right w:val="none" w:sz="0" w:space="0" w:color="000000"/>
+              </w:pBdr>
+              <w:spacing w:after="100" w:before="100" w:line="240"/>
+              <w:ind w:left="100" w:right="100" w:firstLine="0" w:firstLineChars="0"/>
+              <w:rPr>
+                <w:rFonts w:ascii="Helvetica" w:hAnsi="Helvetica" w:eastAsia="Helvetica" w:cs="Helvetica"/>
+                <w:i w:val="false"/>
+                <w:b w:val="false"/>
+                <w:u w:val="none"/>
+                <w:sz w:val="22"/>
+                <w:szCs w:val="22"/>
+                <w:color w:val="000000"/>
+              </w:rPr>
+            </w:pPr>
+            <w:r>
+              <w:rPr>
+                <w:rFonts w:ascii="Helvetica" w:hAnsi="Helvetica" w:eastAsia="Helvetica" w:cs="Helvetica"/>
+                <w:i w:val="false"/>
+                <w:b w:val="false"/>
+                <w:u w:val="none"/>
+                <w:sz w:val="22"/>
+                <w:szCs w:val="22"/>
+                <w:color w:val="000000"/>
+              </w:rPr>
+              <w:t xml:space="preserve">0.07, 2.40</w:t>
+            </w:r>
+          </w:p>
+        </w:tc>
+        <w:tc>
+          <w:tcPr>
+            <w:tcBorders>
+              <w:bottom w:val="none" w:sz="0" w:space="0" w:color="000000"/>
+              <w:top w:val="none" w:sz="0" w:space="0" w:color="000000"/>
+              <w:left w:val="none" w:sz="0" w:space="0" w:color="000000"/>
+              <w:right w:val="none" w:sz="0" w:space="0" w:color="000000"/>
+            </w:tcBorders>
+            <w:shd w:val="clear" w:color="auto" w:fill="FFFFFF"/>
+            <w:tcMar>
+              <w:top w:w="0" w:type="dxa"/>
+              <w:bottom w:w="0" w:type="dxa"/>
+              <w:left w:w="0" w:type="dxa"/>
+              <w:right w:w="0" w:type="dxa"/>
+            </w:tcMar>
+            <w:vAlign w:val="top"/>
+          </w:tcPr>
+          <w:p>
+            <w:pPr>
+              <w:pStyle w:val="Normal"/>
+              <w:jc w:val="center"/>
+              <w:pBdr>
+                <w:bottom w:val="none" w:sz="0" w:space="0" w:color="000000"/>
+                <w:top w:val="none" w:sz="0" w:space="0" w:color="000000"/>
+                <w:left w:val="none" w:sz="0" w:space="0" w:color="000000"/>
+                <w:right w:val="none" w:sz="0" w:space="0" w:color="000000"/>
+              </w:pBdr>
+              <w:spacing w:after="100" w:before="100" w:line="240"/>
+              <w:ind w:left="100" w:right="100" w:firstLine="0" w:firstLineChars="0"/>
+              <w:rPr>
+                <w:rFonts w:ascii="Helvetica" w:hAnsi="Helvetica" w:eastAsia="Helvetica" w:cs="Helvetica"/>
+                <w:i w:val="false"/>
+                <w:b w:val="false"/>
+                <w:u w:val="none"/>
+                <w:sz w:val="22"/>
+                <w:szCs w:val="22"/>
+                <w:color w:val="000000"/>
+              </w:rPr>
+            </w:pPr>
+            <w:r>
+              <w:rPr>
+                <w:rFonts w:ascii="Helvetica" w:hAnsi="Helvetica" w:eastAsia="Helvetica" w:cs="Helvetica"/>
+                <w:i w:val="false"/>
+                <w:b w:val="false"/>
+                <w:u w:val="none"/>
+                <w:sz w:val="22"/>
+                <w:szCs w:val="22"/>
+                <w:color w:val="000000"/>
+              </w:rPr>
+              <w:t xml:space="preserve">0.330</w:t>
             </w:r>
           </w:p>
         </w:tc>
@@ -9314,113 +9314,113 @@
                 <w:szCs w:val="22"/>
                 <w:color w:val="000000"/>
               </w:rPr>
-              <w:t xml:space="preserve">0.20</w:t>
-            </w:r>
-          </w:p>
-        </w:tc>
-        <w:tc>
-          <w:tcPr>
-            <w:tcBorders>
-              <w:bottom w:val="none" w:sz="0" w:space="0" w:color="000000"/>
-              <w:top w:val="none" w:sz="0" w:space="0" w:color="000000"/>
-              <w:left w:val="none" w:sz="0" w:space="0" w:color="000000"/>
-              <w:right w:val="none" w:sz="0" w:space="0" w:color="000000"/>
-            </w:tcBorders>
-            <w:shd w:val="clear" w:color="auto" w:fill="FFFFFF"/>
-            <w:tcMar>
-              <w:top w:w="0" w:type="dxa"/>
-              <w:bottom w:w="0" w:type="dxa"/>
-              <w:left w:w="0" w:type="dxa"/>
-              <w:right w:w="0" w:type="dxa"/>
-            </w:tcMar>
-            <w:vAlign w:val="top"/>
-          </w:tcPr>
-          <w:p>
-            <w:pPr>
-              <w:pStyle w:val="Normal"/>
-              <w:jc w:val="center"/>
-              <w:pBdr>
-                <w:bottom w:val="none" w:sz="0" w:space="0" w:color="000000"/>
-                <w:top w:val="none" w:sz="0" w:space="0" w:color="000000"/>
-                <w:left w:val="none" w:sz="0" w:space="0" w:color="000000"/>
-                <w:right w:val="none" w:sz="0" w:space="0" w:color="000000"/>
-              </w:pBdr>
-              <w:spacing w:after="100" w:before="100" w:line="240"/>
-              <w:ind w:left="100" w:right="100" w:firstLine="0" w:firstLineChars="0"/>
-              <w:rPr>
-                <w:rFonts w:ascii="Helvetica" w:hAnsi="Helvetica" w:eastAsia="Helvetica" w:cs="Helvetica"/>
-                <w:i w:val="false"/>
-                <w:b w:val="false"/>
-                <w:u w:val="none"/>
-                <w:sz w:val="22"/>
-                <w:szCs w:val="22"/>
-                <w:color w:val="000000"/>
-              </w:rPr>
-            </w:pPr>
-            <w:r>
-              <w:rPr>
-                <w:rFonts w:ascii="Helvetica" w:hAnsi="Helvetica" w:eastAsia="Helvetica" w:cs="Helvetica"/>
-                <w:i w:val="false"/>
-                <w:b w:val="false"/>
-                <w:u w:val="none"/>
-                <w:sz w:val="22"/>
-                <w:szCs w:val="22"/>
-                <w:color w:val="000000"/>
-              </w:rPr>
-              <w:t xml:space="preserve">0.05, 0.86</w:t>
-            </w:r>
-          </w:p>
-        </w:tc>
-        <w:tc>
-          <w:tcPr>
-            <w:tcBorders>
-              <w:bottom w:val="none" w:sz="0" w:space="0" w:color="000000"/>
-              <w:top w:val="none" w:sz="0" w:space="0" w:color="000000"/>
-              <w:left w:val="none" w:sz="0" w:space="0" w:color="000000"/>
-              <w:right w:val="none" w:sz="0" w:space="0" w:color="000000"/>
-            </w:tcBorders>
-            <w:shd w:val="clear" w:color="auto" w:fill="FFFFFF"/>
-            <w:tcMar>
-              <w:top w:w="0" w:type="dxa"/>
-              <w:bottom w:w="0" w:type="dxa"/>
-              <w:left w:w="0" w:type="dxa"/>
-              <w:right w:w="0" w:type="dxa"/>
-            </w:tcMar>
-            <w:vAlign w:val="top"/>
-          </w:tcPr>
-          <w:p>
-            <w:pPr>
-              <w:pStyle w:val="Normal"/>
-              <w:jc w:val="center"/>
-              <w:pBdr>
-                <w:bottom w:val="none" w:sz="0" w:space="0" w:color="000000"/>
-                <w:top w:val="none" w:sz="0" w:space="0" w:color="000000"/>
-                <w:left w:val="none" w:sz="0" w:space="0" w:color="000000"/>
-                <w:right w:val="none" w:sz="0" w:space="0" w:color="000000"/>
-              </w:pBdr>
-              <w:spacing w:after="100" w:before="100" w:line="240"/>
-              <w:ind w:left="100" w:right="100" w:firstLine="0" w:firstLineChars="0"/>
-              <w:rPr>
-                <w:rFonts w:ascii="Helvetica" w:hAnsi="Helvetica" w:eastAsia="Helvetica" w:cs="Helvetica"/>
-                <w:i w:val="false"/>
-                <w:b w:val="false"/>
-                <w:u w:val="none"/>
-                <w:sz w:val="22"/>
-                <w:szCs w:val="22"/>
-                <w:color w:val="000000"/>
-              </w:rPr>
-            </w:pPr>
-            <w:r>
-              <w:rPr>
-                <w:rFonts w:ascii="Helvetica" w:hAnsi="Helvetica" w:eastAsia="Helvetica" w:cs="Helvetica"/>
-                <w:i w:val="false"/>
-                <w:b w:val="false"/>
-                <w:u w:val="none"/>
-                <w:sz w:val="22"/>
-                <w:szCs w:val="22"/>
-                <w:color w:val="000000"/>
-              </w:rPr>
-              <w:t xml:space="preserve">0.031</w:t>
+              <w:t xml:space="preserve">0.26</w:t>
+            </w:r>
+          </w:p>
+        </w:tc>
+        <w:tc>
+          <w:tcPr>
+            <w:tcBorders>
+              <w:bottom w:val="none" w:sz="0" w:space="0" w:color="000000"/>
+              <w:top w:val="none" w:sz="0" w:space="0" w:color="000000"/>
+              <w:left w:val="none" w:sz="0" w:space="0" w:color="000000"/>
+              <w:right w:val="none" w:sz="0" w:space="0" w:color="000000"/>
+            </w:tcBorders>
+            <w:shd w:val="clear" w:color="auto" w:fill="FFFFFF"/>
+            <w:tcMar>
+              <w:top w:w="0" w:type="dxa"/>
+              <w:bottom w:w="0" w:type="dxa"/>
+              <w:left w:w="0" w:type="dxa"/>
+              <w:right w:w="0" w:type="dxa"/>
+            </w:tcMar>
+            <w:vAlign w:val="top"/>
+          </w:tcPr>
+          <w:p>
+            <w:pPr>
+              <w:pStyle w:val="Normal"/>
+              <w:jc w:val="center"/>
+              <w:pBdr>
+                <w:bottom w:val="none" w:sz="0" w:space="0" w:color="000000"/>
+                <w:top w:val="none" w:sz="0" w:space="0" w:color="000000"/>
+                <w:left w:val="none" w:sz="0" w:space="0" w:color="000000"/>
+                <w:right w:val="none" w:sz="0" w:space="0" w:color="000000"/>
+              </w:pBdr>
+              <w:spacing w:after="100" w:before="100" w:line="240"/>
+              <w:ind w:left="100" w:right="100" w:firstLine="0" w:firstLineChars="0"/>
+              <w:rPr>
+                <w:rFonts w:ascii="Helvetica" w:hAnsi="Helvetica" w:eastAsia="Helvetica" w:cs="Helvetica"/>
+                <w:i w:val="false"/>
+                <w:b w:val="false"/>
+                <w:u w:val="none"/>
+                <w:sz w:val="22"/>
+                <w:szCs w:val="22"/>
+                <w:color w:val="000000"/>
+              </w:rPr>
+            </w:pPr>
+            <w:r>
+              <w:rPr>
+                <w:rFonts w:ascii="Helvetica" w:hAnsi="Helvetica" w:eastAsia="Helvetica" w:cs="Helvetica"/>
+                <w:i w:val="false"/>
+                <w:b w:val="false"/>
+                <w:u w:val="none"/>
+                <w:sz w:val="22"/>
+                <w:szCs w:val="22"/>
+                <w:color w:val="000000"/>
+              </w:rPr>
+              <w:t xml:space="preserve">0.06, 1.11</w:t>
+            </w:r>
+          </w:p>
+        </w:tc>
+        <w:tc>
+          <w:tcPr>
+            <w:tcBorders>
+              <w:bottom w:val="none" w:sz="0" w:space="0" w:color="000000"/>
+              <w:top w:val="none" w:sz="0" w:space="0" w:color="000000"/>
+              <w:left w:val="none" w:sz="0" w:space="0" w:color="000000"/>
+              <w:right w:val="none" w:sz="0" w:space="0" w:color="000000"/>
+            </w:tcBorders>
+            <w:shd w:val="clear" w:color="auto" w:fill="FFFFFF"/>
+            <w:tcMar>
+              <w:top w:w="0" w:type="dxa"/>
+              <w:bottom w:w="0" w:type="dxa"/>
+              <w:left w:w="0" w:type="dxa"/>
+              <w:right w:w="0" w:type="dxa"/>
+            </w:tcMar>
+            <w:vAlign w:val="top"/>
+          </w:tcPr>
+          <w:p>
+            <w:pPr>
+              <w:pStyle w:val="Normal"/>
+              <w:jc w:val="center"/>
+              <w:pBdr>
+                <w:bottom w:val="none" w:sz="0" w:space="0" w:color="000000"/>
+                <w:top w:val="none" w:sz="0" w:space="0" w:color="000000"/>
+                <w:left w:val="none" w:sz="0" w:space="0" w:color="000000"/>
+                <w:right w:val="none" w:sz="0" w:space="0" w:color="000000"/>
+              </w:pBdr>
+              <w:spacing w:after="100" w:before="100" w:line="240"/>
+              <w:ind w:left="100" w:right="100" w:firstLine="0" w:firstLineChars="0"/>
+              <w:rPr>
+                <w:rFonts w:ascii="Helvetica" w:hAnsi="Helvetica" w:eastAsia="Helvetica" w:cs="Helvetica"/>
+                <w:i w:val="false"/>
+                <w:b w:val="false"/>
+                <w:u w:val="none"/>
+                <w:sz w:val="22"/>
+                <w:szCs w:val="22"/>
+                <w:color w:val="000000"/>
+              </w:rPr>
+            </w:pPr>
+            <w:r>
+              <w:rPr>
+                <w:rFonts w:ascii="Helvetica" w:hAnsi="Helvetica" w:eastAsia="Helvetica" w:cs="Helvetica"/>
+                <w:i w:val="false"/>
+                <w:b w:val="false"/>
+                <w:u w:val="none"/>
+                <w:sz w:val="22"/>
+                <w:szCs w:val="22"/>
+                <w:color w:val="000000"/>
+              </w:rPr>
+              <w:t xml:space="preserve">0.069</w:t>
             </w:r>
           </w:p>
         </w:tc>
@@ -9797,113 +9797,113 @@
                 <w:szCs w:val="22"/>
                 <w:color w:val="000000"/>
               </w:rPr>
-              <w:t xml:space="preserve">0.54</w:t>
-            </w:r>
-          </w:p>
-        </w:tc>
-        <w:tc>
-          <w:tcPr>
-            <w:tcBorders>
-              <w:bottom w:val="none" w:sz="0" w:space="0" w:color="000000"/>
-              <w:top w:val="none" w:sz="0" w:space="0" w:color="000000"/>
-              <w:left w:val="none" w:sz="0" w:space="0" w:color="000000"/>
-              <w:right w:val="none" w:sz="0" w:space="0" w:color="000000"/>
-            </w:tcBorders>
-            <w:shd w:val="clear" w:color="auto" w:fill="FFFFFF"/>
-            <w:tcMar>
-              <w:top w:w="0" w:type="dxa"/>
-              <w:bottom w:w="0" w:type="dxa"/>
-              <w:left w:w="0" w:type="dxa"/>
-              <w:right w:w="0" w:type="dxa"/>
-            </w:tcMar>
-            <w:vAlign w:val="top"/>
-          </w:tcPr>
-          <w:p>
-            <w:pPr>
-              <w:pStyle w:val="Normal"/>
-              <w:jc w:val="center"/>
-              <w:pBdr>
-                <w:bottom w:val="none" w:sz="0" w:space="0" w:color="000000"/>
-                <w:top w:val="none" w:sz="0" w:space="0" w:color="000000"/>
-                <w:left w:val="none" w:sz="0" w:space="0" w:color="000000"/>
-                <w:right w:val="none" w:sz="0" w:space="0" w:color="000000"/>
-              </w:pBdr>
-              <w:spacing w:after="100" w:before="100" w:line="240"/>
-              <w:ind w:left="100" w:right="100" w:firstLine="0" w:firstLineChars="0"/>
-              <w:rPr>
-                <w:rFonts w:ascii="Helvetica" w:hAnsi="Helvetica" w:eastAsia="Helvetica" w:cs="Helvetica"/>
-                <w:i w:val="false"/>
-                <w:b w:val="false"/>
-                <w:u w:val="none"/>
-                <w:sz w:val="22"/>
-                <w:szCs w:val="22"/>
-                <w:color w:val="000000"/>
-              </w:rPr>
-            </w:pPr>
-            <w:r>
-              <w:rPr>
-                <w:rFonts w:ascii="Helvetica" w:hAnsi="Helvetica" w:eastAsia="Helvetica" w:cs="Helvetica"/>
-                <w:i w:val="false"/>
-                <w:b w:val="false"/>
-                <w:u w:val="none"/>
-                <w:sz w:val="22"/>
-                <w:szCs w:val="22"/>
-                <w:color w:val="000000"/>
-              </w:rPr>
-              <w:t xml:space="preserve">0.08, 3.49</w:t>
-            </w:r>
-          </w:p>
-        </w:tc>
-        <w:tc>
-          <w:tcPr>
-            <w:tcBorders>
-              <w:bottom w:val="none" w:sz="0" w:space="0" w:color="000000"/>
-              <w:top w:val="none" w:sz="0" w:space="0" w:color="000000"/>
-              <w:left w:val="none" w:sz="0" w:space="0" w:color="000000"/>
-              <w:right w:val="none" w:sz="0" w:space="0" w:color="000000"/>
-            </w:tcBorders>
-            <w:shd w:val="clear" w:color="auto" w:fill="FFFFFF"/>
-            <w:tcMar>
-              <w:top w:w="0" w:type="dxa"/>
-              <w:bottom w:w="0" w:type="dxa"/>
-              <w:left w:w="0" w:type="dxa"/>
-              <w:right w:w="0" w:type="dxa"/>
-            </w:tcMar>
-            <w:vAlign w:val="top"/>
-          </w:tcPr>
-          <w:p>
-            <w:pPr>
-              <w:pStyle w:val="Normal"/>
-              <w:jc w:val="center"/>
-              <w:pBdr>
-                <w:bottom w:val="none" w:sz="0" w:space="0" w:color="000000"/>
-                <w:top w:val="none" w:sz="0" w:space="0" w:color="000000"/>
-                <w:left w:val="none" w:sz="0" w:space="0" w:color="000000"/>
-                <w:right w:val="none" w:sz="0" w:space="0" w:color="000000"/>
-              </w:pBdr>
-              <w:spacing w:after="100" w:before="100" w:line="240"/>
-              <w:ind w:left="100" w:right="100" w:firstLine="0" w:firstLineChars="0"/>
-              <w:rPr>
-                <w:rFonts w:ascii="Helvetica" w:hAnsi="Helvetica" w:eastAsia="Helvetica" w:cs="Helvetica"/>
-                <w:i w:val="false"/>
-                <w:b w:val="false"/>
-                <w:u w:val="none"/>
-                <w:sz w:val="22"/>
-                <w:szCs w:val="22"/>
-                <w:color w:val="000000"/>
-              </w:rPr>
-            </w:pPr>
-            <w:r>
-              <w:rPr>
-                <w:rFonts w:ascii="Helvetica" w:hAnsi="Helvetica" w:eastAsia="Helvetica" w:cs="Helvetica"/>
-                <w:i w:val="false"/>
-                <w:b w:val="false"/>
-                <w:u w:val="none"/>
-                <w:sz w:val="22"/>
-                <w:szCs w:val="22"/>
-                <w:color w:val="000000"/>
-              </w:rPr>
-              <w:t xml:space="preserve">0.520</w:t>
+              <w:t xml:space="preserve">0.50</w:t>
+            </w:r>
+          </w:p>
+        </w:tc>
+        <w:tc>
+          <w:tcPr>
+            <w:tcBorders>
+              <w:bottom w:val="none" w:sz="0" w:space="0" w:color="000000"/>
+              <w:top w:val="none" w:sz="0" w:space="0" w:color="000000"/>
+              <w:left w:val="none" w:sz="0" w:space="0" w:color="000000"/>
+              <w:right w:val="none" w:sz="0" w:space="0" w:color="000000"/>
+            </w:tcBorders>
+            <w:shd w:val="clear" w:color="auto" w:fill="FFFFFF"/>
+            <w:tcMar>
+              <w:top w:w="0" w:type="dxa"/>
+              <w:bottom w:w="0" w:type="dxa"/>
+              <w:left w:w="0" w:type="dxa"/>
+              <w:right w:w="0" w:type="dxa"/>
+            </w:tcMar>
+            <w:vAlign w:val="top"/>
+          </w:tcPr>
+          <w:p>
+            <w:pPr>
+              <w:pStyle w:val="Normal"/>
+              <w:jc w:val="center"/>
+              <w:pBdr>
+                <w:bottom w:val="none" w:sz="0" w:space="0" w:color="000000"/>
+                <w:top w:val="none" w:sz="0" w:space="0" w:color="000000"/>
+                <w:left w:val="none" w:sz="0" w:space="0" w:color="000000"/>
+                <w:right w:val="none" w:sz="0" w:space="0" w:color="000000"/>
+              </w:pBdr>
+              <w:spacing w:after="100" w:before="100" w:line="240"/>
+              <w:ind w:left="100" w:right="100" w:firstLine="0" w:firstLineChars="0"/>
+              <w:rPr>
+                <w:rFonts w:ascii="Helvetica" w:hAnsi="Helvetica" w:eastAsia="Helvetica" w:cs="Helvetica"/>
+                <w:i w:val="false"/>
+                <w:b w:val="false"/>
+                <w:u w:val="none"/>
+                <w:sz w:val="22"/>
+                <w:szCs w:val="22"/>
+                <w:color w:val="000000"/>
+              </w:rPr>
+            </w:pPr>
+            <w:r>
+              <w:rPr>
+                <w:rFonts w:ascii="Helvetica" w:hAnsi="Helvetica" w:eastAsia="Helvetica" w:cs="Helvetica"/>
+                <w:i w:val="false"/>
+                <w:b w:val="false"/>
+                <w:u w:val="none"/>
+                <w:sz w:val="22"/>
+                <w:szCs w:val="22"/>
+                <w:color w:val="000000"/>
+              </w:rPr>
+              <w:t xml:space="preserve">0.08, 3.31</w:t>
+            </w:r>
+          </w:p>
+        </w:tc>
+        <w:tc>
+          <w:tcPr>
+            <w:tcBorders>
+              <w:bottom w:val="none" w:sz="0" w:space="0" w:color="000000"/>
+              <w:top w:val="none" w:sz="0" w:space="0" w:color="000000"/>
+              <w:left w:val="none" w:sz="0" w:space="0" w:color="000000"/>
+              <w:right w:val="none" w:sz="0" w:space="0" w:color="000000"/>
+            </w:tcBorders>
+            <w:shd w:val="clear" w:color="auto" w:fill="FFFFFF"/>
+            <w:tcMar>
+              <w:top w:w="0" w:type="dxa"/>
+              <w:bottom w:w="0" w:type="dxa"/>
+              <w:left w:w="0" w:type="dxa"/>
+              <w:right w:w="0" w:type="dxa"/>
+            </w:tcMar>
+            <w:vAlign w:val="top"/>
+          </w:tcPr>
+          <w:p>
+            <w:pPr>
+              <w:pStyle w:val="Normal"/>
+              <w:jc w:val="center"/>
+              <w:pBdr>
+                <w:bottom w:val="none" w:sz="0" w:space="0" w:color="000000"/>
+                <w:top w:val="none" w:sz="0" w:space="0" w:color="000000"/>
+                <w:left w:val="none" w:sz="0" w:space="0" w:color="000000"/>
+                <w:right w:val="none" w:sz="0" w:space="0" w:color="000000"/>
+              </w:pBdr>
+              <w:spacing w:after="100" w:before="100" w:line="240"/>
+              <w:ind w:left="100" w:right="100" w:firstLine="0" w:firstLineChars="0"/>
+              <w:rPr>
+                <w:rFonts w:ascii="Helvetica" w:hAnsi="Helvetica" w:eastAsia="Helvetica" w:cs="Helvetica"/>
+                <w:i w:val="false"/>
+                <w:b w:val="false"/>
+                <w:u w:val="none"/>
+                <w:sz w:val="22"/>
+                <w:szCs w:val="22"/>
+                <w:color w:val="000000"/>
+              </w:rPr>
+            </w:pPr>
+            <w:r>
+              <w:rPr>
+                <w:rFonts w:ascii="Helvetica" w:hAnsi="Helvetica" w:eastAsia="Helvetica" w:cs="Helvetica"/>
+                <w:i w:val="false"/>
+                <w:b w:val="false"/>
+                <w:u w:val="none"/>
+                <w:sz w:val="22"/>
+                <w:szCs w:val="22"/>
+                <w:color w:val="000000"/>
+              </w:rPr>
+              <w:t xml:space="preserve">0.480</w:t>
             </w:r>
           </w:p>
         </w:tc>
@@ -11246,113 +11246,113 @@
                 <w:szCs w:val="22"/>
                 <w:color w:val="000000"/>
               </w:rPr>
-              <w:t xml:space="preserve">0.77</w:t>
-            </w:r>
-          </w:p>
-        </w:tc>
-        <w:tc>
-          <w:tcPr>
-            <w:tcBorders>
-              <w:bottom w:val="none" w:sz="0" w:space="0" w:color="000000"/>
-              <w:top w:val="none" w:sz="0" w:space="0" w:color="000000"/>
-              <w:left w:val="none" w:sz="0" w:space="0" w:color="000000"/>
-              <w:right w:val="none" w:sz="0" w:space="0" w:color="000000"/>
-            </w:tcBorders>
-            <w:shd w:val="clear" w:color="auto" w:fill="FFFFFF"/>
-            <w:tcMar>
-              <w:top w:w="0" w:type="dxa"/>
-              <w:bottom w:w="0" w:type="dxa"/>
-              <w:left w:w="0" w:type="dxa"/>
-              <w:right w:w="0" w:type="dxa"/>
-            </w:tcMar>
-            <w:vAlign w:val="top"/>
-          </w:tcPr>
-          <w:p>
-            <w:pPr>
-              <w:pStyle w:val="Normal"/>
-              <w:jc w:val="center"/>
-              <w:pBdr>
-                <w:bottom w:val="none" w:sz="0" w:space="0" w:color="000000"/>
-                <w:top w:val="none" w:sz="0" w:space="0" w:color="000000"/>
-                <w:left w:val="none" w:sz="0" w:space="0" w:color="000000"/>
-                <w:right w:val="none" w:sz="0" w:space="0" w:color="000000"/>
-              </w:pBdr>
-              <w:spacing w:after="100" w:before="100" w:line="240"/>
-              <w:ind w:left="100" w:right="100" w:firstLine="0" w:firstLineChars="0"/>
-              <w:rPr>
-                <w:rFonts w:ascii="Helvetica" w:hAnsi="Helvetica" w:eastAsia="Helvetica" w:cs="Helvetica"/>
-                <w:i w:val="false"/>
-                <w:b w:val="false"/>
-                <w:u w:val="none"/>
-                <w:sz w:val="22"/>
-                <w:szCs w:val="22"/>
-                <w:color w:val="000000"/>
-              </w:rPr>
-            </w:pPr>
-            <w:r>
-              <w:rPr>
-                <w:rFonts w:ascii="Helvetica" w:hAnsi="Helvetica" w:eastAsia="Helvetica" w:cs="Helvetica"/>
-                <w:i w:val="false"/>
-                <w:b w:val="false"/>
-                <w:u w:val="none"/>
-                <w:sz w:val="22"/>
-                <w:szCs w:val="22"/>
-                <w:color w:val="000000"/>
-              </w:rPr>
-              <w:t xml:space="preserve">0.25, 2.38</w:t>
-            </w:r>
-          </w:p>
-        </w:tc>
-        <w:tc>
-          <w:tcPr>
-            <w:tcBorders>
-              <w:bottom w:val="none" w:sz="0" w:space="0" w:color="000000"/>
-              <w:top w:val="none" w:sz="0" w:space="0" w:color="000000"/>
-              <w:left w:val="none" w:sz="0" w:space="0" w:color="000000"/>
-              <w:right w:val="none" w:sz="0" w:space="0" w:color="000000"/>
-            </w:tcBorders>
-            <w:shd w:val="clear" w:color="auto" w:fill="FFFFFF"/>
-            <w:tcMar>
-              <w:top w:w="0" w:type="dxa"/>
-              <w:bottom w:w="0" w:type="dxa"/>
-              <w:left w:w="0" w:type="dxa"/>
-              <w:right w:w="0" w:type="dxa"/>
-            </w:tcMar>
-            <w:vAlign w:val="top"/>
-          </w:tcPr>
-          <w:p>
-            <w:pPr>
-              <w:pStyle w:val="Normal"/>
-              <w:jc w:val="center"/>
-              <w:pBdr>
-                <w:bottom w:val="none" w:sz="0" w:space="0" w:color="000000"/>
-                <w:top w:val="none" w:sz="0" w:space="0" w:color="000000"/>
-                <w:left w:val="none" w:sz="0" w:space="0" w:color="000000"/>
-                <w:right w:val="none" w:sz="0" w:space="0" w:color="000000"/>
-              </w:pBdr>
-              <w:spacing w:after="100" w:before="100" w:line="240"/>
-              <w:ind w:left="100" w:right="100" w:firstLine="0" w:firstLineChars="0"/>
-              <w:rPr>
-                <w:rFonts w:ascii="Helvetica" w:hAnsi="Helvetica" w:eastAsia="Helvetica" w:cs="Helvetica"/>
-                <w:i w:val="false"/>
-                <w:b w:val="false"/>
-                <w:u w:val="none"/>
-                <w:sz w:val="22"/>
-                <w:szCs w:val="22"/>
-                <w:color w:val="000000"/>
-              </w:rPr>
-            </w:pPr>
-            <w:r>
-              <w:rPr>
-                <w:rFonts w:ascii="Helvetica" w:hAnsi="Helvetica" w:eastAsia="Helvetica" w:cs="Helvetica"/>
-                <w:i w:val="false"/>
-                <w:b w:val="false"/>
-                <w:u w:val="none"/>
-                <w:sz w:val="22"/>
-                <w:szCs w:val="22"/>
-                <w:color w:val="000000"/>
-              </w:rPr>
-              <w:t xml:space="preserve">0.640</w:t>
+              <w:t xml:space="preserve">0.76</w:t>
+            </w:r>
+          </w:p>
+        </w:tc>
+        <w:tc>
+          <w:tcPr>
+            <w:tcBorders>
+              <w:bottom w:val="none" w:sz="0" w:space="0" w:color="000000"/>
+              <w:top w:val="none" w:sz="0" w:space="0" w:color="000000"/>
+              <w:left w:val="none" w:sz="0" w:space="0" w:color="000000"/>
+              <w:right w:val="none" w:sz="0" w:space="0" w:color="000000"/>
+            </w:tcBorders>
+            <w:shd w:val="clear" w:color="auto" w:fill="FFFFFF"/>
+            <w:tcMar>
+              <w:top w:w="0" w:type="dxa"/>
+              <w:bottom w:w="0" w:type="dxa"/>
+              <w:left w:w="0" w:type="dxa"/>
+              <w:right w:w="0" w:type="dxa"/>
+            </w:tcMar>
+            <w:vAlign w:val="top"/>
+          </w:tcPr>
+          <w:p>
+            <w:pPr>
+              <w:pStyle w:val="Normal"/>
+              <w:jc w:val="center"/>
+              <w:pBdr>
+                <w:bottom w:val="none" w:sz="0" w:space="0" w:color="000000"/>
+                <w:top w:val="none" w:sz="0" w:space="0" w:color="000000"/>
+                <w:left w:val="none" w:sz="0" w:space="0" w:color="000000"/>
+                <w:right w:val="none" w:sz="0" w:space="0" w:color="000000"/>
+              </w:pBdr>
+              <w:spacing w:after="100" w:before="100" w:line="240"/>
+              <w:ind w:left="100" w:right="100" w:firstLine="0" w:firstLineChars="0"/>
+              <w:rPr>
+                <w:rFonts w:ascii="Helvetica" w:hAnsi="Helvetica" w:eastAsia="Helvetica" w:cs="Helvetica"/>
+                <w:i w:val="false"/>
+                <w:b w:val="false"/>
+                <w:u w:val="none"/>
+                <w:sz w:val="22"/>
+                <w:szCs w:val="22"/>
+                <w:color w:val="000000"/>
+              </w:rPr>
+            </w:pPr>
+            <w:r>
+              <w:rPr>
+                <w:rFonts w:ascii="Helvetica" w:hAnsi="Helvetica" w:eastAsia="Helvetica" w:cs="Helvetica"/>
+                <w:i w:val="false"/>
+                <w:b w:val="false"/>
+                <w:u w:val="none"/>
+                <w:sz w:val="22"/>
+                <w:szCs w:val="22"/>
+                <w:color w:val="000000"/>
+              </w:rPr>
+              <w:t xml:space="preserve">0.25, 2.33</w:t>
+            </w:r>
+          </w:p>
+        </w:tc>
+        <w:tc>
+          <w:tcPr>
+            <w:tcBorders>
+              <w:bottom w:val="none" w:sz="0" w:space="0" w:color="000000"/>
+              <w:top w:val="none" w:sz="0" w:space="0" w:color="000000"/>
+              <w:left w:val="none" w:sz="0" w:space="0" w:color="000000"/>
+              <w:right w:val="none" w:sz="0" w:space="0" w:color="000000"/>
+            </w:tcBorders>
+            <w:shd w:val="clear" w:color="auto" w:fill="FFFFFF"/>
+            <w:tcMar>
+              <w:top w:w="0" w:type="dxa"/>
+              <w:bottom w:w="0" w:type="dxa"/>
+              <w:left w:w="0" w:type="dxa"/>
+              <w:right w:w="0" w:type="dxa"/>
+            </w:tcMar>
+            <w:vAlign w:val="top"/>
+          </w:tcPr>
+          <w:p>
+            <w:pPr>
+              <w:pStyle w:val="Normal"/>
+              <w:jc w:val="center"/>
+              <w:pBdr>
+                <w:bottom w:val="none" w:sz="0" w:space="0" w:color="000000"/>
+                <w:top w:val="none" w:sz="0" w:space="0" w:color="000000"/>
+                <w:left w:val="none" w:sz="0" w:space="0" w:color="000000"/>
+                <w:right w:val="none" w:sz="0" w:space="0" w:color="000000"/>
+              </w:pBdr>
+              <w:spacing w:after="100" w:before="100" w:line="240"/>
+              <w:ind w:left="100" w:right="100" w:firstLine="0" w:firstLineChars="0"/>
+              <w:rPr>
+                <w:rFonts w:ascii="Helvetica" w:hAnsi="Helvetica" w:eastAsia="Helvetica" w:cs="Helvetica"/>
+                <w:i w:val="false"/>
+                <w:b w:val="false"/>
+                <w:u w:val="none"/>
+                <w:sz w:val="22"/>
+                <w:szCs w:val="22"/>
+                <w:color w:val="000000"/>
+              </w:rPr>
+            </w:pPr>
+            <w:r>
+              <w:rPr>
+                <w:rFonts w:ascii="Helvetica" w:hAnsi="Helvetica" w:eastAsia="Helvetica" w:cs="Helvetica"/>
+                <w:i w:val="false"/>
+                <w:b w:val="false"/>
+                <w:u w:val="none"/>
+                <w:sz w:val="22"/>
+                <w:szCs w:val="22"/>
+                <w:color w:val="000000"/>
+              </w:rPr>
+              <w:t xml:space="preserve">0.630</w:t>
             </w:r>
           </w:p>
         </w:tc>
@@ -12695,113 +12695,113 @@
                 <w:szCs w:val="22"/>
                 <w:color w:val="000000"/>
               </w:rPr>
-              <w:t xml:space="preserve">0.28</w:t>
-            </w:r>
-          </w:p>
-        </w:tc>
-        <w:tc>
-          <w:tcPr>
-            <w:tcBorders>
-              <w:bottom w:val="none" w:sz="0" w:space="0" w:color="000000"/>
-              <w:top w:val="none" w:sz="0" w:space="0" w:color="000000"/>
-              <w:left w:val="none" w:sz="0" w:space="0" w:color="000000"/>
-              <w:right w:val="none" w:sz="0" w:space="0" w:color="000000"/>
-            </w:tcBorders>
-            <w:shd w:val="clear" w:color="auto" w:fill="FFFFFF"/>
-            <w:tcMar>
-              <w:top w:w="0" w:type="dxa"/>
-              <w:bottom w:w="0" w:type="dxa"/>
-              <w:left w:w="0" w:type="dxa"/>
-              <w:right w:w="0" w:type="dxa"/>
-            </w:tcMar>
-            <w:vAlign w:val="top"/>
-          </w:tcPr>
-          <w:p>
-            <w:pPr>
-              <w:pStyle w:val="Normal"/>
-              <w:jc w:val="center"/>
-              <w:pBdr>
-                <w:bottom w:val="none" w:sz="0" w:space="0" w:color="000000"/>
-                <w:top w:val="none" w:sz="0" w:space="0" w:color="000000"/>
-                <w:left w:val="none" w:sz="0" w:space="0" w:color="000000"/>
-                <w:right w:val="none" w:sz="0" w:space="0" w:color="000000"/>
-              </w:pBdr>
-              <w:spacing w:after="100" w:before="100" w:line="240"/>
-              <w:ind w:left="100" w:right="100" w:firstLine="0" w:firstLineChars="0"/>
-              <w:rPr>
-                <w:rFonts w:ascii="Helvetica" w:hAnsi="Helvetica" w:eastAsia="Helvetica" w:cs="Helvetica"/>
-                <w:i w:val="false"/>
-                <w:b w:val="false"/>
-                <w:u w:val="none"/>
-                <w:sz w:val="22"/>
-                <w:szCs w:val="22"/>
-                <w:color w:val="000000"/>
-              </w:rPr>
-            </w:pPr>
-            <w:r>
-              <w:rPr>
-                <w:rFonts w:ascii="Helvetica" w:hAnsi="Helvetica" w:eastAsia="Helvetica" w:cs="Helvetica"/>
-                <w:i w:val="false"/>
-                <w:b w:val="false"/>
-                <w:u w:val="none"/>
-                <w:sz w:val="22"/>
-                <w:szCs w:val="22"/>
-                <w:color w:val="000000"/>
-              </w:rPr>
-              <w:t xml:space="preserve">0.08, 0.96</w:t>
-            </w:r>
-          </w:p>
-        </w:tc>
-        <w:tc>
-          <w:tcPr>
-            <w:tcBorders>
-              <w:bottom w:val="none" w:sz="0" w:space="0" w:color="000000"/>
-              <w:top w:val="none" w:sz="0" w:space="0" w:color="000000"/>
-              <w:left w:val="none" w:sz="0" w:space="0" w:color="000000"/>
-              <w:right w:val="none" w:sz="0" w:space="0" w:color="000000"/>
-            </w:tcBorders>
-            <w:shd w:val="clear" w:color="auto" w:fill="FFFFFF"/>
-            <w:tcMar>
-              <w:top w:w="0" w:type="dxa"/>
-              <w:bottom w:w="0" w:type="dxa"/>
-              <w:left w:w="0" w:type="dxa"/>
-              <w:right w:w="0" w:type="dxa"/>
-            </w:tcMar>
-            <w:vAlign w:val="top"/>
-          </w:tcPr>
-          <w:p>
-            <w:pPr>
-              <w:pStyle w:val="Normal"/>
-              <w:jc w:val="center"/>
-              <w:pBdr>
-                <w:bottom w:val="none" w:sz="0" w:space="0" w:color="000000"/>
-                <w:top w:val="none" w:sz="0" w:space="0" w:color="000000"/>
-                <w:left w:val="none" w:sz="0" w:space="0" w:color="000000"/>
-                <w:right w:val="none" w:sz="0" w:space="0" w:color="000000"/>
-              </w:pBdr>
-              <w:spacing w:after="100" w:before="100" w:line="240"/>
-              <w:ind w:left="100" w:right="100" w:firstLine="0" w:firstLineChars="0"/>
-              <w:rPr>
-                <w:rFonts w:ascii="Helvetica" w:hAnsi="Helvetica" w:eastAsia="Helvetica" w:cs="Helvetica"/>
-                <w:i w:val="false"/>
-                <w:b w:val="false"/>
-                <w:u w:val="none"/>
-                <w:sz w:val="22"/>
-                <w:szCs w:val="22"/>
-                <w:color w:val="000000"/>
-              </w:rPr>
-            </w:pPr>
-            <w:r>
-              <w:rPr>
-                <w:rFonts w:ascii="Helvetica" w:hAnsi="Helvetica" w:eastAsia="Helvetica" w:cs="Helvetica"/>
-                <w:i w:val="false"/>
-                <w:b w:val="false"/>
-                <w:u w:val="none"/>
-                <w:sz w:val="22"/>
-                <w:szCs w:val="22"/>
-                <w:color w:val="000000"/>
-              </w:rPr>
-              <w:t xml:space="preserve">0.042</w:t>
+              <w:t xml:space="preserve">0.34</w:t>
+            </w:r>
+          </w:p>
+        </w:tc>
+        <w:tc>
+          <w:tcPr>
+            <w:tcBorders>
+              <w:bottom w:val="none" w:sz="0" w:space="0" w:color="000000"/>
+              <w:top w:val="none" w:sz="0" w:space="0" w:color="000000"/>
+              <w:left w:val="none" w:sz="0" w:space="0" w:color="000000"/>
+              <w:right w:val="none" w:sz="0" w:space="0" w:color="000000"/>
+            </w:tcBorders>
+            <w:shd w:val="clear" w:color="auto" w:fill="FFFFFF"/>
+            <w:tcMar>
+              <w:top w:w="0" w:type="dxa"/>
+              <w:bottom w:w="0" w:type="dxa"/>
+              <w:left w:w="0" w:type="dxa"/>
+              <w:right w:w="0" w:type="dxa"/>
+            </w:tcMar>
+            <w:vAlign w:val="top"/>
+          </w:tcPr>
+          <w:p>
+            <w:pPr>
+              <w:pStyle w:val="Normal"/>
+              <w:jc w:val="center"/>
+              <w:pBdr>
+                <w:bottom w:val="none" w:sz="0" w:space="0" w:color="000000"/>
+                <w:top w:val="none" w:sz="0" w:space="0" w:color="000000"/>
+                <w:left w:val="none" w:sz="0" w:space="0" w:color="000000"/>
+                <w:right w:val="none" w:sz="0" w:space="0" w:color="000000"/>
+              </w:pBdr>
+              <w:spacing w:after="100" w:before="100" w:line="240"/>
+              <w:ind w:left="100" w:right="100" w:firstLine="0" w:firstLineChars="0"/>
+              <w:rPr>
+                <w:rFonts w:ascii="Helvetica" w:hAnsi="Helvetica" w:eastAsia="Helvetica" w:cs="Helvetica"/>
+                <w:i w:val="false"/>
+                <w:b w:val="false"/>
+                <w:u w:val="none"/>
+                <w:sz w:val="22"/>
+                <w:szCs w:val="22"/>
+                <w:color w:val="000000"/>
+              </w:rPr>
+            </w:pPr>
+            <w:r>
+              <w:rPr>
+                <w:rFonts w:ascii="Helvetica" w:hAnsi="Helvetica" w:eastAsia="Helvetica" w:cs="Helvetica"/>
+                <w:i w:val="false"/>
+                <w:b w:val="false"/>
+                <w:u w:val="none"/>
+                <w:sz w:val="22"/>
+                <w:szCs w:val="22"/>
+                <w:color w:val="000000"/>
+              </w:rPr>
+              <w:t xml:space="preserve">0.10, 1.16</w:t>
+            </w:r>
+          </w:p>
+        </w:tc>
+        <w:tc>
+          <w:tcPr>
+            <w:tcBorders>
+              <w:bottom w:val="none" w:sz="0" w:space="0" w:color="000000"/>
+              <w:top w:val="none" w:sz="0" w:space="0" w:color="000000"/>
+              <w:left w:val="none" w:sz="0" w:space="0" w:color="000000"/>
+              <w:right w:val="none" w:sz="0" w:space="0" w:color="000000"/>
+            </w:tcBorders>
+            <w:shd w:val="clear" w:color="auto" w:fill="FFFFFF"/>
+            <w:tcMar>
+              <w:top w:w="0" w:type="dxa"/>
+              <w:bottom w:w="0" w:type="dxa"/>
+              <w:left w:w="0" w:type="dxa"/>
+              <w:right w:w="0" w:type="dxa"/>
+            </w:tcMar>
+            <w:vAlign w:val="top"/>
+          </w:tcPr>
+          <w:p>
+            <w:pPr>
+              <w:pStyle w:val="Normal"/>
+              <w:jc w:val="center"/>
+              <w:pBdr>
+                <w:bottom w:val="none" w:sz="0" w:space="0" w:color="000000"/>
+                <w:top w:val="none" w:sz="0" w:space="0" w:color="000000"/>
+                <w:left w:val="none" w:sz="0" w:space="0" w:color="000000"/>
+                <w:right w:val="none" w:sz="0" w:space="0" w:color="000000"/>
+              </w:pBdr>
+              <w:spacing w:after="100" w:before="100" w:line="240"/>
+              <w:ind w:left="100" w:right="100" w:firstLine="0" w:firstLineChars="0"/>
+              <w:rPr>
+                <w:rFonts w:ascii="Helvetica" w:hAnsi="Helvetica" w:eastAsia="Helvetica" w:cs="Helvetica"/>
+                <w:i w:val="false"/>
+                <w:b w:val="false"/>
+                <w:u w:val="none"/>
+                <w:sz w:val="22"/>
+                <w:szCs w:val="22"/>
+                <w:color w:val="000000"/>
+              </w:rPr>
+            </w:pPr>
+            <w:r>
+              <w:rPr>
+                <w:rFonts w:ascii="Helvetica" w:hAnsi="Helvetica" w:eastAsia="Helvetica" w:cs="Helvetica"/>
+                <w:i w:val="false"/>
+                <w:b w:val="false"/>
+                <w:u w:val="none"/>
+                <w:sz w:val="22"/>
+                <w:szCs w:val="22"/>
+                <w:color w:val="000000"/>
+              </w:rPr>
+              <w:t xml:space="preserve">0.085</w:t>
             </w:r>
           </w:p>
         </w:tc>
@@ -13178,113 +13178,113 @@
                 <w:szCs w:val="22"/>
                 <w:color w:val="000000"/>
               </w:rPr>
-              <w:t xml:space="preserve">0.77</w:t>
-            </w:r>
-          </w:p>
-        </w:tc>
-        <w:tc>
-          <w:tcPr>
-            <w:tcBorders>
-              <w:bottom w:val="none" w:sz="0" w:space="0" w:color="000000"/>
-              <w:top w:val="none" w:sz="0" w:space="0" w:color="000000"/>
-              <w:left w:val="none" w:sz="0" w:space="0" w:color="000000"/>
-              <w:right w:val="none" w:sz="0" w:space="0" w:color="000000"/>
-            </w:tcBorders>
-            <w:shd w:val="clear" w:color="auto" w:fill="FFFFFF"/>
-            <w:tcMar>
-              <w:top w:w="0" w:type="dxa"/>
-              <w:bottom w:w="0" w:type="dxa"/>
-              <w:left w:w="0" w:type="dxa"/>
-              <w:right w:w="0" w:type="dxa"/>
-            </w:tcMar>
-            <w:vAlign w:val="top"/>
-          </w:tcPr>
-          <w:p>
-            <w:pPr>
-              <w:pStyle w:val="Normal"/>
-              <w:jc w:val="center"/>
-              <w:pBdr>
-                <w:bottom w:val="none" w:sz="0" w:space="0" w:color="000000"/>
-                <w:top w:val="none" w:sz="0" w:space="0" w:color="000000"/>
-                <w:left w:val="none" w:sz="0" w:space="0" w:color="000000"/>
-                <w:right w:val="none" w:sz="0" w:space="0" w:color="000000"/>
-              </w:pBdr>
-              <w:spacing w:after="100" w:before="100" w:line="240"/>
-              <w:ind w:left="100" w:right="100" w:firstLine="0" w:firstLineChars="0"/>
-              <w:rPr>
-                <w:rFonts w:ascii="Helvetica" w:hAnsi="Helvetica" w:eastAsia="Helvetica" w:cs="Helvetica"/>
-                <w:i w:val="false"/>
-                <w:b w:val="false"/>
-                <w:u w:val="none"/>
-                <w:sz w:val="22"/>
-                <w:szCs w:val="22"/>
-                <w:color w:val="000000"/>
-              </w:rPr>
-            </w:pPr>
-            <w:r>
-              <w:rPr>
-                <w:rFonts w:ascii="Helvetica" w:hAnsi="Helvetica" w:eastAsia="Helvetica" w:cs="Helvetica"/>
-                <w:i w:val="false"/>
-                <w:b w:val="false"/>
-                <w:u w:val="none"/>
-                <w:sz w:val="22"/>
-                <w:szCs w:val="22"/>
-                <w:color w:val="000000"/>
-              </w:rPr>
-              <w:t xml:space="preserve">0.24, 2.49</w:t>
-            </w:r>
-          </w:p>
-        </w:tc>
-        <w:tc>
-          <w:tcPr>
-            <w:tcBorders>
-              <w:bottom w:val="none" w:sz="0" w:space="0" w:color="000000"/>
-              <w:top w:val="none" w:sz="0" w:space="0" w:color="000000"/>
-              <w:left w:val="none" w:sz="0" w:space="0" w:color="000000"/>
-              <w:right w:val="none" w:sz="0" w:space="0" w:color="000000"/>
-            </w:tcBorders>
-            <w:shd w:val="clear" w:color="auto" w:fill="FFFFFF"/>
-            <w:tcMar>
-              <w:top w:w="0" w:type="dxa"/>
-              <w:bottom w:w="0" w:type="dxa"/>
-              <w:left w:w="0" w:type="dxa"/>
-              <w:right w:w="0" w:type="dxa"/>
-            </w:tcMar>
-            <w:vAlign w:val="top"/>
-          </w:tcPr>
-          <w:p>
-            <w:pPr>
-              <w:pStyle w:val="Normal"/>
-              <w:jc w:val="center"/>
-              <w:pBdr>
-                <w:bottom w:val="none" w:sz="0" w:space="0" w:color="000000"/>
-                <w:top w:val="none" w:sz="0" w:space="0" w:color="000000"/>
-                <w:left w:val="none" w:sz="0" w:space="0" w:color="000000"/>
-                <w:right w:val="none" w:sz="0" w:space="0" w:color="000000"/>
-              </w:pBdr>
-              <w:spacing w:after="100" w:before="100" w:line="240"/>
-              <w:ind w:left="100" w:right="100" w:firstLine="0" w:firstLineChars="0"/>
-              <w:rPr>
-                <w:rFonts w:ascii="Helvetica" w:hAnsi="Helvetica" w:eastAsia="Helvetica" w:cs="Helvetica"/>
-                <w:i w:val="false"/>
-                <w:b w:val="false"/>
-                <w:u w:val="none"/>
-                <w:sz w:val="22"/>
-                <w:szCs w:val="22"/>
-                <w:color w:val="000000"/>
-              </w:rPr>
-            </w:pPr>
-            <w:r>
-              <w:rPr>
-                <w:rFonts w:ascii="Helvetica" w:hAnsi="Helvetica" w:eastAsia="Helvetica" w:cs="Helvetica"/>
-                <w:i w:val="false"/>
-                <w:b w:val="false"/>
-                <w:u w:val="none"/>
-                <w:sz w:val="22"/>
-                <w:szCs w:val="22"/>
-                <w:color w:val="000000"/>
-              </w:rPr>
-              <w:t xml:space="preserve">0.670</w:t>
+              <w:t xml:space="preserve">0.76</w:t>
+            </w:r>
+          </w:p>
+        </w:tc>
+        <w:tc>
+          <w:tcPr>
+            <w:tcBorders>
+              <w:bottom w:val="none" w:sz="0" w:space="0" w:color="000000"/>
+              <w:top w:val="none" w:sz="0" w:space="0" w:color="000000"/>
+              <w:left w:val="none" w:sz="0" w:space="0" w:color="000000"/>
+              <w:right w:val="none" w:sz="0" w:space="0" w:color="000000"/>
+            </w:tcBorders>
+            <w:shd w:val="clear" w:color="auto" w:fill="FFFFFF"/>
+            <w:tcMar>
+              <w:top w:w="0" w:type="dxa"/>
+              <w:bottom w:w="0" w:type="dxa"/>
+              <w:left w:w="0" w:type="dxa"/>
+              <w:right w:w="0" w:type="dxa"/>
+            </w:tcMar>
+            <w:vAlign w:val="top"/>
+          </w:tcPr>
+          <w:p>
+            <w:pPr>
+              <w:pStyle w:val="Normal"/>
+              <w:jc w:val="center"/>
+              <w:pBdr>
+                <w:bottom w:val="none" w:sz="0" w:space="0" w:color="000000"/>
+                <w:top w:val="none" w:sz="0" w:space="0" w:color="000000"/>
+                <w:left w:val="none" w:sz="0" w:space="0" w:color="000000"/>
+                <w:right w:val="none" w:sz="0" w:space="0" w:color="000000"/>
+              </w:pBdr>
+              <w:spacing w:after="100" w:before="100" w:line="240"/>
+              <w:ind w:left="100" w:right="100" w:firstLine="0" w:firstLineChars="0"/>
+              <w:rPr>
+                <w:rFonts w:ascii="Helvetica" w:hAnsi="Helvetica" w:eastAsia="Helvetica" w:cs="Helvetica"/>
+                <w:i w:val="false"/>
+                <w:b w:val="false"/>
+                <w:u w:val="none"/>
+                <w:sz w:val="22"/>
+                <w:szCs w:val="22"/>
+                <w:color w:val="000000"/>
+              </w:rPr>
+            </w:pPr>
+            <w:r>
+              <w:rPr>
+                <w:rFonts w:ascii="Helvetica" w:hAnsi="Helvetica" w:eastAsia="Helvetica" w:cs="Helvetica"/>
+                <w:i w:val="false"/>
+                <w:b w:val="false"/>
+                <w:u w:val="none"/>
+                <w:sz w:val="22"/>
+                <w:szCs w:val="22"/>
+                <w:color w:val="000000"/>
+              </w:rPr>
+              <w:t xml:space="preserve">0.24, 2.48</w:t>
+            </w:r>
+          </w:p>
+        </w:tc>
+        <w:tc>
+          <w:tcPr>
+            <w:tcBorders>
+              <w:bottom w:val="none" w:sz="0" w:space="0" w:color="000000"/>
+              <w:top w:val="none" w:sz="0" w:space="0" w:color="000000"/>
+              <w:left w:val="none" w:sz="0" w:space="0" w:color="000000"/>
+              <w:right w:val="none" w:sz="0" w:space="0" w:color="000000"/>
+            </w:tcBorders>
+            <w:shd w:val="clear" w:color="auto" w:fill="FFFFFF"/>
+            <w:tcMar>
+              <w:top w:w="0" w:type="dxa"/>
+              <w:bottom w:w="0" w:type="dxa"/>
+              <w:left w:w="0" w:type="dxa"/>
+              <w:right w:w="0" w:type="dxa"/>
+            </w:tcMar>
+            <w:vAlign w:val="top"/>
+          </w:tcPr>
+          <w:p>
+            <w:pPr>
+              <w:pStyle w:val="Normal"/>
+              <w:jc w:val="center"/>
+              <w:pBdr>
+                <w:bottom w:val="none" w:sz="0" w:space="0" w:color="000000"/>
+                <w:top w:val="none" w:sz="0" w:space="0" w:color="000000"/>
+                <w:left w:val="none" w:sz="0" w:space="0" w:color="000000"/>
+                <w:right w:val="none" w:sz="0" w:space="0" w:color="000000"/>
+              </w:pBdr>
+              <w:spacing w:after="100" w:before="100" w:line="240"/>
+              <w:ind w:left="100" w:right="100" w:firstLine="0" w:firstLineChars="0"/>
+              <w:rPr>
+                <w:rFonts w:ascii="Helvetica" w:hAnsi="Helvetica" w:eastAsia="Helvetica" w:cs="Helvetica"/>
+                <w:i w:val="false"/>
+                <w:b w:val="false"/>
+                <w:u w:val="none"/>
+                <w:sz w:val="22"/>
+                <w:szCs w:val="22"/>
+                <w:color w:val="000000"/>
+              </w:rPr>
+            </w:pPr>
+            <w:r>
+              <w:rPr>
+                <w:rFonts w:ascii="Helvetica" w:hAnsi="Helvetica" w:eastAsia="Helvetica" w:cs="Helvetica"/>
+                <w:i w:val="false"/>
+                <w:b w:val="false"/>
+                <w:u w:val="none"/>
+                <w:sz w:val="22"/>
+                <w:szCs w:val="22"/>
+                <w:color w:val="000000"/>
+              </w:rPr>
+              <w:t xml:space="preserve">0.650</w:t>
             </w:r>
           </w:p>
         </w:tc>
@@ -13661,113 +13661,113 @@
                 <w:szCs w:val="22"/>
                 <w:color w:val="000000"/>
               </w:rPr>
-              <w:t xml:space="preserve">1.12</w:t>
-            </w:r>
-          </w:p>
-        </w:tc>
-        <w:tc>
-          <w:tcPr>
-            <w:tcBorders>
-              <w:bottom w:val="none" w:sz="0" w:space="0" w:color="000000"/>
-              <w:top w:val="none" w:sz="0" w:space="0" w:color="000000"/>
-              <w:left w:val="none" w:sz="0" w:space="0" w:color="000000"/>
-              <w:right w:val="none" w:sz="0" w:space="0" w:color="000000"/>
-            </w:tcBorders>
-            <w:shd w:val="clear" w:color="auto" w:fill="FFFFFF"/>
-            <w:tcMar>
-              <w:top w:w="0" w:type="dxa"/>
-              <w:bottom w:w="0" w:type="dxa"/>
-              <w:left w:w="0" w:type="dxa"/>
-              <w:right w:w="0" w:type="dxa"/>
-            </w:tcMar>
-            <w:vAlign w:val="top"/>
-          </w:tcPr>
-          <w:p>
-            <w:pPr>
-              <w:pStyle w:val="Normal"/>
-              <w:jc w:val="center"/>
-              <w:pBdr>
-                <w:bottom w:val="none" w:sz="0" w:space="0" w:color="000000"/>
-                <w:top w:val="none" w:sz="0" w:space="0" w:color="000000"/>
-                <w:left w:val="none" w:sz="0" w:space="0" w:color="000000"/>
-                <w:right w:val="none" w:sz="0" w:space="0" w:color="000000"/>
-              </w:pBdr>
-              <w:spacing w:after="100" w:before="100" w:line="240"/>
-              <w:ind w:left="100" w:right="100" w:firstLine="0" w:firstLineChars="0"/>
-              <w:rPr>
-                <w:rFonts w:ascii="Helvetica" w:hAnsi="Helvetica" w:eastAsia="Helvetica" w:cs="Helvetica"/>
-                <w:i w:val="false"/>
-                <w:b w:val="false"/>
-                <w:u w:val="none"/>
-                <w:sz w:val="22"/>
-                <w:szCs w:val="22"/>
-                <w:color w:val="000000"/>
-              </w:rPr>
-            </w:pPr>
-            <w:r>
-              <w:rPr>
-                <w:rFonts w:ascii="Helvetica" w:hAnsi="Helvetica" w:eastAsia="Helvetica" w:cs="Helvetica"/>
-                <w:i w:val="false"/>
-                <w:b w:val="false"/>
-                <w:u w:val="none"/>
-                <w:sz w:val="22"/>
-                <w:szCs w:val="22"/>
-                <w:color w:val="000000"/>
-              </w:rPr>
-              <w:t xml:space="preserve">0.26, 4.86</w:t>
-            </w:r>
-          </w:p>
-        </w:tc>
-        <w:tc>
-          <w:tcPr>
-            <w:tcBorders>
-              <w:bottom w:val="none" w:sz="0" w:space="0" w:color="000000"/>
-              <w:top w:val="none" w:sz="0" w:space="0" w:color="000000"/>
-              <w:left w:val="none" w:sz="0" w:space="0" w:color="000000"/>
-              <w:right w:val="none" w:sz="0" w:space="0" w:color="000000"/>
-            </w:tcBorders>
-            <w:shd w:val="clear" w:color="auto" w:fill="FFFFFF"/>
-            <w:tcMar>
-              <w:top w:w="0" w:type="dxa"/>
-              <w:bottom w:w="0" w:type="dxa"/>
-              <w:left w:w="0" w:type="dxa"/>
-              <w:right w:w="0" w:type="dxa"/>
-            </w:tcMar>
-            <w:vAlign w:val="top"/>
-          </w:tcPr>
-          <w:p>
-            <w:pPr>
-              <w:pStyle w:val="Normal"/>
-              <w:jc w:val="center"/>
-              <w:pBdr>
-                <w:bottom w:val="none" w:sz="0" w:space="0" w:color="000000"/>
-                <w:top w:val="none" w:sz="0" w:space="0" w:color="000000"/>
-                <w:left w:val="none" w:sz="0" w:space="0" w:color="000000"/>
-                <w:right w:val="none" w:sz="0" w:space="0" w:color="000000"/>
-              </w:pBdr>
-              <w:spacing w:after="100" w:before="100" w:line="240"/>
-              <w:ind w:left="100" w:right="100" w:firstLine="0" w:firstLineChars="0"/>
-              <w:rPr>
-                <w:rFonts w:ascii="Helvetica" w:hAnsi="Helvetica" w:eastAsia="Helvetica" w:cs="Helvetica"/>
-                <w:i w:val="false"/>
-                <w:b w:val="false"/>
-                <w:u w:val="none"/>
-                <w:sz w:val="22"/>
-                <w:szCs w:val="22"/>
-                <w:color w:val="000000"/>
-              </w:rPr>
-            </w:pPr>
-            <w:r>
-              <w:rPr>
-                <w:rFonts w:ascii="Helvetica" w:hAnsi="Helvetica" w:eastAsia="Helvetica" w:cs="Helvetica"/>
-                <w:i w:val="false"/>
-                <w:b w:val="false"/>
-                <w:u w:val="none"/>
-                <w:sz w:val="22"/>
-                <w:szCs w:val="22"/>
-                <w:color w:val="000000"/>
-              </w:rPr>
-              <w:t xml:space="preserve">0.880</w:t>
+              <w:t xml:space="preserve">1.05</w:t>
+            </w:r>
+          </w:p>
+        </w:tc>
+        <w:tc>
+          <w:tcPr>
+            <w:tcBorders>
+              <w:bottom w:val="none" w:sz="0" w:space="0" w:color="000000"/>
+              <w:top w:val="none" w:sz="0" w:space="0" w:color="000000"/>
+              <w:left w:val="none" w:sz="0" w:space="0" w:color="000000"/>
+              <w:right w:val="none" w:sz="0" w:space="0" w:color="000000"/>
+            </w:tcBorders>
+            <w:shd w:val="clear" w:color="auto" w:fill="FFFFFF"/>
+            <w:tcMar>
+              <w:top w:w="0" w:type="dxa"/>
+              <w:bottom w:w="0" w:type="dxa"/>
+              <w:left w:w="0" w:type="dxa"/>
+              <w:right w:w="0" w:type="dxa"/>
+            </w:tcMar>
+            <w:vAlign w:val="top"/>
+          </w:tcPr>
+          <w:p>
+            <w:pPr>
+              <w:pStyle w:val="Normal"/>
+              <w:jc w:val="center"/>
+              <w:pBdr>
+                <w:bottom w:val="none" w:sz="0" w:space="0" w:color="000000"/>
+                <w:top w:val="none" w:sz="0" w:space="0" w:color="000000"/>
+                <w:left w:val="none" w:sz="0" w:space="0" w:color="000000"/>
+                <w:right w:val="none" w:sz="0" w:space="0" w:color="000000"/>
+              </w:pBdr>
+              <w:spacing w:after="100" w:before="100" w:line="240"/>
+              <w:ind w:left="100" w:right="100" w:firstLine="0" w:firstLineChars="0"/>
+              <w:rPr>
+                <w:rFonts w:ascii="Helvetica" w:hAnsi="Helvetica" w:eastAsia="Helvetica" w:cs="Helvetica"/>
+                <w:i w:val="false"/>
+                <w:b w:val="false"/>
+                <w:u w:val="none"/>
+                <w:sz w:val="22"/>
+                <w:szCs w:val="22"/>
+                <w:color w:val="000000"/>
+              </w:rPr>
+            </w:pPr>
+            <w:r>
+              <w:rPr>
+                <w:rFonts w:ascii="Helvetica" w:hAnsi="Helvetica" w:eastAsia="Helvetica" w:cs="Helvetica"/>
+                <w:i w:val="false"/>
+                <w:b w:val="false"/>
+                <w:u w:val="none"/>
+                <w:sz w:val="22"/>
+                <w:szCs w:val="22"/>
+                <w:color w:val="000000"/>
+              </w:rPr>
+              <w:t xml:space="preserve">0.25, 4.43</w:t>
+            </w:r>
+          </w:p>
+        </w:tc>
+        <w:tc>
+          <w:tcPr>
+            <w:tcBorders>
+              <w:bottom w:val="none" w:sz="0" w:space="0" w:color="000000"/>
+              <w:top w:val="none" w:sz="0" w:space="0" w:color="000000"/>
+              <w:left w:val="none" w:sz="0" w:space="0" w:color="000000"/>
+              <w:right w:val="none" w:sz="0" w:space="0" w:color="000000"/>
+            </w:tcBorders>
+            <w:shd w:val="clear" w:color="auto" w:fill="FFFFFF"/>
+            <w:tcMar>
+              <w:top w:w="0" w:type="dxa"/>
+              <w:bottom w:w="0" w:type="dxa"/>
+              <w:left w:w="0" w:type="dxa"/>
+              <w:right w:w="0" w:type="dxa"/>
+            </w:tcMar>
+            <w:vAlign w:val="top"/>
+          </w:tcPr>
+          <w:p>
+            <w:pPr>
+              <w:pStyle w:val="Normal"/>
+              <w:jc w:val="center"/>
+              <w:pBdr>
+                <w:bottom w:val="none" w:sz="0" w:space="0" w:color="000000"/>
+                <w:top w:val="none" w:sz="0" w:space="0" w:color="000000"/>
+                <w:left w:val="none" w:sz="0" w:space="0" w:color="000000"/>
+                <w:right w:val="none" w:sz="0" w:space="0" w:color="000000"/>
+              </w:pBdr>
+              <w:spacing w:after="100" w:before="100" w:line="240"/>
+              <w:ind w:left="100" w:right="100" w:firstLine="0" w:firstLineChars="0"/>
+              <w:rPr>
+                <w:rFonts w:ascii="Helvetica" w:hAnsi="Helvetica" w:eastAsia="Helvetica" w:cs="Helvetica"/>
+                <w:i w:val="false"/>
+                <w:b w:val="false"/>
+                <w:u w:val="none"/>
+                <w:sz w:val="22"/>
+                <w:szCs w:val="22"/>
+                <w:color w:val="000000"/>
+              </w:rPr>
+            </w:pPr>
+            <w:r>
+              <w:rPr>
+                <w:rFonts w:ascii="Helvetica" w:hAnsi="Helvetica" w:eastAsia="Helvetica" w:cs="Helvetica"/>
+                <w:i w:val="false"/>
+                <w:b w:val="false"/>
+                <w:u w:val="none"/>
+                <w:sz w:val="22"/>
+                <w:szCs w:val="22"/>
+                <w:color w:val="000000"/>
+              </w:rPr>
+              <w:t xml:space="preserve">0.950</w:t>
             </w:r>
           </w:p>
         </w:tc>
@@ -14144,113 +14144,113 @@
                 <w:szCs w:val="22"/>
                 <w:color w:val="000000"/>
               </w:rPr>
-              <w:t xml:space="preserve">9.37</w:t>
-            </w:r>
-          </w:p>
-        </w:tc>
-        <w:tc>
-          <w:tcPr>
-            <w:tcBorders>
-              <w:bottom w:val="none" w:sz="0" w:space="0" w:color="000000"/>
-              <w:top w:val="none" w:sz="0" w:space="0" w:color="000000"/>
-              <w:left w:val="none" w:sz="0" w:space="0" w:color="000000"/>
-              <w:right w:val="none" w:sz="0" w:space="0" w:color="000000"/>
-            </w:tcBorders>
-            <w:shd w:val="clear" w:color="auto" w:fill="FFFFFF"/>
-            <w:tcMar>
-              <w:top w:w="0" w:type="dxa"/>
-              <w:bottom w:w="0" w:type="dxa"/>
-              <w:left w:w="0" w:type="dxa"/>
-              <w:right w:w="0" w:type="dxa"/>
-            </w:tcMar>
-            <w:vAlign w:val="top"/>
-          </w:tcPr>
-          <w:p>
-            <w:pPr>
-              <w:pStyle w:val="Normal"/>
-              <w:jc w:val="center"/>
-              <w:pBdr>
-                <w:bottom w:val="none" w:sz="0" w:space="0" w:color="000000"/>
-                <w:top w:val="none" w:sz="0" w:space="0" w:color="000000"/>
-                <w:left w:val="none" w:sz="0" w:space="0" w:color="000000"/>
-                <w:right w:val="none" w:sz="0" w:space="0" w:color="000000"/>
-              </w:pBdr>
-              <w:spacing w:after="100" w:before="100" w:line="240"/>
-              <w:ind w:left="100" w:right="100" w:firstLine="0" w:firstLineChars="0"/>
-              <w:rPr>
-                <w:rFonts w:ascii="Helvetica" w:hAnsi="Helvetica" w:eastAsia="Helvetica" w:cs="Helvetica"/>
-                <w:i w:val="false"/>
-                <w:b w:val="false"/>
-                <w:u w:val="none"/>
-                <w:sz w:val="22"/>
-                <w:szCs w:val="22"/>
-                <w:color w:val="000000"/>
-              </w:rPr>
-            </w:pPr>
-            <w:r>
-              <w:rPr>
-                <w:rFonts w:ascii="Helvetica" w:hAnsi="Helvetica" w:eastAsia="Helvetica" w:cs="Helvetica"/>
-                <w:i w:val="false"/>
-                <w:b w:val="false"/>
-                <w:u w:val="none"/>
-                <w:sz w:val="22"/>
-                <w:szCs w:val="22"/>
-                <w:color w:val="000000"/>
-              </w:rPr>
-              <w:t xml:space="preserve">2.79, 31.5</w:t>
-            </w:r>
-          </w:p>
-        </w:tc>
-        <w:tc>
-          <w:tcPr>
-            <w:tcBorders>
-              <w:bottom w:val="none" w:sz="0" w:space="0" w:color="000000"/>
-              <w:top w:val="none" w:sz="0" w:space="0" w:color="000000"/>
-              <w:left w:val="none" w:sz="0" w:space="0" w:color="000000"/>
-              <w:right w:val="none" w:sz="0" w:space="0" w:color="000000"/>
-            </w:tcBorders>
-            <w:shd w:val="clear" w:color="auto" w:fill="FFFFFF"/>
-            <w:tcMar>
-              <w:top w:w="0" w:type="dxa"/>
-              <w:bottom w:w="0" w:type="dxa"/>
-              <w:left w:w="0" w:type="dxa"/>
-              <w:right w:w="0" w:type="dxa"/>
-            </w:tcMar>
-            <w:vAlign w:val="top"/>
-          </w:tcPr>
-          <w:p>
-            <w:pPr>
-              <w:pStyle w:val="Normal"/>
-              <w:jc w:val="center"/>
-              <w:pBdr>
-                <w:bottom w:val="none" w:sz="0" w:space="0" w:color="000000"/>
-                <w:top w:val="none" w:sz="0" w:space="0" w:color="000000"/>
-                <w:left w:val="none" w:sz="0" w:space="0" w:color="000000"/>
-                <w:right w:val="none" w:sz="0" w:space="0" w:color="000000"/>
-              </w:pBdr>
-              <w:spacing w:after="100" w:before="100" w:line="240"/>
-              <w:ind w:left="100" w:right="100" w:firstLine="0" w:firstLineChars="0"/>
-              <w:rPr>
-                <w:rFonts w:ascii="Helvetica" w:hAnsi="Helvetica" w:eastAsia="Helvetica" w:cs="Helvetica"/>
-                <w:i w:val="false"/>
-                <w:b w:val="false"/>
-                <w:u w:val="none"/>
-                <w:sz w:val="22"/>
-                <w:szCs w:val="22"/>
-                <w:color w:val="000000"/>
-              </w:rPr>
-            </w:pPr>
-            <w:r>
-              <w:rPr>
-                <w:rFonts w:ascii="Helvetica" w:hAnsi="Helvetica" w:eastAsia="Helvetica" w:cs="Helvetica"/>
-                <w:i w:val="false"/>
-                <w:b w:val="false"/>
-                <w:u w:val="none"/>
-                <w:sz w:val="22"/>
-                <w:szCs w:val="22"/>
-                <w:color w:val="000000"/>
-              </w:rPr>
-              <w:t xml:space="preserve">&lt;0.001</w:t>
+              <w:t xml:space="preserve">7.07</w:t>
+            </w:r>
+          </w:p>
+        </w:tc>
+        <w:tc>
+          <w:tcPr>
+            <w:tcBorders>
+              <w:bottom w:val="none" w:sz="0" w:space="0" w:color="000000"/>
+              <w:top w:val="none" w:sz="0" w:space="0" w:color="000000"/>
+              <w:left w:val="none" w:sz="0" w:space="0" w:color="000000"/>
+              <w:right w:val="none" w:sz="0" w:space="0" w:color="000000"/>
+            </w:tcBorders>
+            <w:shd w:val="clear" w:color="auto" w:fill="FFFFFF"/>
+            <w:tcMar>
+              <w:top w:w="0" w:type="dxa"/>
+              <w:bottom w:w="0" w:type="dxa"/>
+              <w:left w:w="0" w:type="dxa"/>
+              <w:right w:w="0" w:type="dxa"/>
+            </w:tcMar>
+            <w:vAlign w:val="top"/>
+          </w:tcPr>
+          <w:p>
+            <w:pPr>
+              <w:pStyle w:val="Normal"/>
+              <w:jc w:val="center"/>
+              <w:pBdr>
+                <w:bottom w:val="none" w:sz="0" w:space="0" w:color="000000"/>
+                <w:top w:val="none" w:sz="0" w:space="0" w:color="000000"/>
+                <w:left w:val="none" w:sz="0" w:space="0" w:color="000000"/>
+                <w:right w:val="none" w:sz="0" w:space="0" w:color="000000"/>
+              </w:pBdr>
+              <w:spacing w:after="100" w:before="100" w:line="240"/>
+              <w:ind w:left="100" w:right="100" w:firstLine="0" w:firstLineChars="0"/>
+              <w:rPr>
+                <w:rFonts w:ascii="Helvetica" w:hAnsi="Helvetica" w:eastAsia="Helvetica" w:cs="Helvetica"/>
+                <w:i w:val="false"/>
+                <w:b w:val="false"/>
+                <w:u w:val="none"/>
+                <w:sz w:val="22"/>
+                <w:szCs w:val="22"/>
+                <w:color w:val="000000"/>
+              </w:rPr>
+            </w:pPr>
+            <w:r>
+              <w:rPr>
+                <w:rFonts w:ascii="Helvetica" w:hAnsi="Helvetica" w:eastAsia="Helvetica" w:cs="Helvetica"/>
+                <w:i w:val="false"/>
+                <w:b w:val="false"/>
+                <w:u w:val="none"/>
+                <w:sz w:val="22"/>
+                <w:szCs w:val="22"/>
+                <w:color w:val="000000"/>
+              </w:rPr>
+              <w:t xml:space="preserve">2.19, 22.9</w:t>
+            </w:r>
+          </w:p>
+        </w:tc>
+        <w:tc>
+          <w:tcPr>
+            <w:tcBorders>
+              <w:bottom w:val="none" w:sz="0" w:space="0" w:color="000000"/>
+              <w:top w:val="none" w:sz="0" w:space="0" w:color="000000"/>
+              <w:left w:val="none" w:sz="0" w:space="0" w:color="000000"/>
+              <w:right w:val="none" w:sz="0" w:space="0" w:color="000000"/>
+            </w:tcBorders>
+            <w:shd w:val="clear" w:color="auto" w:fill="FFFFFF"/>
+            <w:tcMar>
+              <w:top w:w="0" w:type="dxa"/>
+              <w:bottom w:w="0" w:type="dxa"/>
+              <w:left w:w="0" w:type="dxa"/>
+              <w:right w:w="0" w:type="dxa"/>
+            </w:tcMar>
+            <w:vAlign w:val="top"/>
+          </w:tcPr>
+          <w:p>
+            <w:pPr>
+              <w:pStyle w:val="Normal"/>
+              <w:jc w:val="center"/>
+              <w:pBdr>
+                <w:bottom w:val="none" w:sz="0" w:space="0" w:color="000000"/>
+                <w:top w:val="none" w:sz="0" w:space="0" w:color="000000"/>
+                <w:left w:val="none" w:sz="0" w:space="0" w:color="000000"/>
+                <w:right w:val="none" w:sz="0" w:space="0" w:color="000000"/>
+              </w:pBdr>
+              <w:spacing w:after="100" w:before="100" w:line="240"/>
+              <w:ind w:left="100" w:right="100" w:firstLine="0" w:firstLineChars="0"/>
+              <w:rPr>
+                <w:rFonts w:ascii="Helvetica" w:hAnsi="Helvetica" w:eastAsia="Helvetica" w:cs="Helvetica"/>
+                <w:i w:val="false"/>
+                <w:b w:val="false"/>
+                <w:u w:val="none"/>
+                <w:sz w:val="22"/>
+                <w:szCs w:val="22"/>
+                <w:color w:val="000000"/>
+              </w:rPr>
+            </w:pPr>
+            <w:r>
+              <w:rPr>
+                <w:rFonts w:ascii="Helvetica" w:hAnsi="Helvetica" w:eastAsia="Helvetica" w:cs="Helvetica"/>
+                <w:i w:val="false"/>
+                <w:b w:val="false"/>
+                <w:u w:val="none"/>
+                <w:sz w:val="22"/>
+                <w:szCs w:val="22"/>
+                <w:color w:val="000000"/>
+              </w:rPr>
+              <w:t xml:space="preserve">0.001</w:t>
             </w:r>
           </w:p>
         </w:tc>
@@ -14627,113 +14627,113 @@
                 <w:szCs w:val="22"/>
                 <w:color w:val="000000"/>
               </w:rPr>
-              <w:t xml:space="preserve">0.36</w:t>
-            </w:r>
-          </w:p>
-        </w:tc>
-        <w:tc>
-          <w:tcPr>
-            <w:tcBorders>
-              <w:bottom w:val="none" w:sz="0" w:space="0" w:color="000000"/>
-              <w:top w:val="none" w:sz="0" w:space="0" w:color="000000"/>
-              <w:left w:val="none" w:sz="0" w:space="0" w:color="000000"/>
-              <w:right w:val="none" w:sz="0" w:space="0" w:color="000000"/>
-            </w:tcBorders>
-            <w:shd w:val="clear" w:color="auto" w:fill="FFFFFF"/>
-            <w:tcMar>
-              <w:top w:w="0" w:type="dxa"/>
-              <w:bottom w:w="0" w:type="dxa"/>
-              <w:left w:w="0" w:type="dxa"/>
-              <w:right w:w="0" w:type="dxa"/>
-            </w:tcMar>
-            <w:vAlign w:val="top"/>
-          </w:tcPr>
-          <w:p>
-            <w:pPr>
-              <w:pStyle w:val="Normal"/>
-              <w:jc w:val="center"/>
-              <w:pBdr>
-                <w:bottom w:val="none" w:sz="0" w:space="0" w:color="000000"/>
-                <w:top w:val="none" w:sz="0" w:space="0" w:color="000000"/>
-                <w:left w:val="none" w:sz="0" w:space="0" w:color="000000"/>
-                <w:right w:val="none" w:sz="0" w:space="0" w:color="000000"/>
-              </w:pBdr>
-              <w:spacing w:after="100" w:before="100" w:line="240"/>
-              <w:ind w:left="100" w:right="100" w:firstLine="0" w:firstLineChars="0"/>
-              <w:rPr>
-                <w:rFonts w:ascii="Helvetica" w:hAnsi="Helvetica" w:eastAsia="Helvetica" w:cs="Helvetica"/>
-                <w:i w:val="false"/>
-                <w:b w:val="false"/>
-                <w:u w:val="none"/>
-                <w:sz w:val="22"/>
-                <w:szCs w:val="22"/>
-                <w:color w:val="000000"/>
-              </w:rPr>
-            </w:pPr>
-            <w:r>
-              <w:rPr>
-                <w:rFonts w:ascii="Helvetica" w:hAnsi="Helvetica" w:eastAsia="Helvetica" w:cs="Helvetica"/>
-                <w:i w:val="false"/>
-                <w:b w:val="false"/>
-                <w:u w:val="none"/>
-                <w:sz w:val="22"/>
-                <w:szCs w:val="22"/>
-                <w:color w:val="000000"/>
-              </w:rPr>
-              <w:t xml:space="preserve">0.09, 1.35</w:t>
-            </w:r>
-          </w:p>
-        </w:tc>
-        <w:tc>
-          <w:tcPr>
-            <w:tcBorders>
-              <w:bottom w:val="none" w:sz="0" w:space="0" w:color="000000"/>
-              <w:top w:val="none" w:sz="0" w:space="0" w:color="000000"/>
-              <w:left w:val="none" w:sz="0" w:space="0" w:color="000000"/>
-              <w:right w:val="none" w:sz="0" w:space="0" w:color="000000"/>
-            </w:tcBorders>
-            <w:shd w:val="clear" w:color="auto" w:fill="FFFFFF"/>
-            <w:tcMar>
-              <w:top w:w="0" w:type="dxa"/>
-              <w:bottom w:w="0" w:type="dxa"/>
-              <w:left w:w="0" w:type="dxa"/>
-              <w:right w:w="0" w:type="dxa"/>
-            </w:tcMar>
-            <w:vAlign w:val="top"/>
-          </w:tcPr>
-          <w:p>
-            <w:pPr>
-              <w:pStyle w:val="Normal"/>
-              <w:jc w:val="center"/>
-              <w:pBdr>
-                <w:bottom w:val="none" w:sz="0" w:space="0" w:color="000000"/>
-                <w:top w:val="none" w:sz="0" w:space="0" w:color="000000"/>
-                <w:left w:val="none" w:sz="0" w:space="0" w:color="000000"/>
-                <w:right w:val="none" w:sz="0" w:space="0" w:color="000000"/>
-              </w:pBdr>
-              <w:spacing w:after="100" w:before="100" w:line="240"/>
-              <w:ind w:left="100" w:right="100" w:firstLine="0" w:firstLineChars="0"/>
-              <w:rPr>
-                <w:rFonts w:ascii="Helvetica" w:hAnsi="Helvetica" w:eastAsia="Helvetica" w:cs="Helvetica"/>
-                <w:i w:val="false"/>
-                <w:b w:val="false"/>
-                <w:u w:val="none"/>
-                <w:sz w:val="22"/>
-                <w:szCs w:val="22"/>
-                <w:color w:val="000000"/>
-              </w:rPr>
-            </w:pPr>
-            <w:r>
-              <w:rPr>
-                <w:rFonts w:ascii="Helvetica" w:hAnsi="Helvetica" w:eastAsia="Helvetica" w:cs="Helvetica"/>
-                <w:i w:val="false"/>
-                <w:b w:val="false"/>
-                <w:u w:val="none"/>
-                <w:sz w:val="22"/>
-                <w:szCs w:val="22"/>
-                <w:color w:val="000000"/>
-              </w:rPr>
-              <w:t xml:space="preserve">0.130</w:t>
+              <w:t xml:space="preserve">0.43</w:t>
+            </w:r>
+          </w:p>
+        </w:tc>
+        <w:tc>
+          <w:tcPr>
+            <w:tcBorders>
+              <w:bottom w:val="none" w:sz="0" w:space="0" w:color="000000"/>
+              <w:top w:val="none" w:sz="0" w:space="0" w:color="000000"/>
+              <w:left w:val="none" w:sz="0" w:space="0" w:color="000000"/>
+              <w:right w:val="none" w:sz="0" w:space="0" w:color="000000"/>
+            </w:tcBorders>
+            <w:shd w:val="clear" w:color="auto" w:fill="FFFFFF"/>
+            <w:tcMar>
+              <w:top w:w="0" w:type="dxa"/>
+              <w:bottom w:w="0" w:type="dxa"/>
+              <w:left w:w="0" w:type="dxa"/>
+              <w:right w:w="0" w:type="dxa"/>
+            </w:tcMar>
+            <w:vAlign w:val="top"/>
+          </w:tcPr>
+          <w:p>
+            <w:pPr>
+              <w:pStyle w:val="Normal"/>
+              <w:jc w:val="center"/>
+              <w:pBdr>
+                <w:bottom w:val="none" w:sz="0" w:space="0" w:color="000000"/>
+                <w:top w:val="none" w:sz="0" w:space="0" w:color="000000"/>
+                <w:left w:val="none" w:sz="0" w:space="0" w:color="000000"/>
+                <w:right w:val="none" w:sz="0" w:space="0" w:color="000000"/>
+              </w:pBdr>
+              <w:spacing w:after="100" w:before="100" w:line="240"/>
+              <w:ind w:left="100" w:right="100" w:firstLine="0" w:firstLineChars="0"/>
+              <w:rPr>
+                <w:rFonts w:ascii="Helvetica" w:hAnsi="Helvetica" w:eastAsia="Helvetica" w:cs="Helvetica"/>
+                <w:i w:val="false"/>
+                <w:b w:val="false"/>
+                <w:u w:val="none"/>
+                <w:sz w:val="22"/>
+                <w:szCs w:val="22"/>
+                <w:color w:val="000000"/>
+              </w:rPr>
+            </w:pPr>
+            <w:r>
+              <w:rPr>
+                <w:rFonts w:ascii="Helvetica" w:hAnsi="Helvetica" w:eastAsia="Helvetica" w:cs="Helvetica"/>
+                <w:i w:val="false"/>
+                <w:b w:val="false"/>
+                <w:u w:val="none"/>
+                <w:sz w:val="22"/>
+                <w:szCs w:val="22"/>
+                <w:color w:val="000000"/>
+              </w:rPr>
+              <w:t xml:space="preserve">0.11, 1.63</w:t>
+            </w:r>
+          </w:p>
+        </w:tc>
+        <w:tc>
+          <w:tcPr>
+            <w:tcBorders>
+              <w:bottom w:val="none" w:sz="0" w:space="0" w:color="000000"/>
+              <w:top w:val="none" w:sz="0" w:space="0" w:color="000000"/>
+              <w:left w:val="none" w:sz="0" w:space="0" w:color="000000"/>
+              <w:right w:val="none" w:sz="0" w:space="0" w:color="000000"/>
+            </w:tcBorders>
+            <w:shd w:val="clear" w:color="auto" w:fill="FFFFFF"/>
+            <w:tcMar>
+              <w:top w:w="0" w:type="dxa"/>
+              <w:bottom w:w="0" w:type="dxa"/>
+              <w:left w:w="0" w:type="dxa"/>
+              <w:right w:w="0" w:type="dxa"/>
+            </w:tcMar>
+            <w:vAlign w:val="top"/>
+          </w:tcPr>
+          <w:p>
+            <w:pPr>
+              <w:pStyle w:val="Normal"/>
+              <w:jc w:val="center"/>
+              <w:pBdr>
+                <w:bottom w:val="none" w:sz="0" w:space="0" w:color="000000"/>
+                <w:top w:val="none" w:sz="0" w:space="0" w:color="000000"/>
+                <w:left w:val="none" w:sz="0" w:space="0" w:color="000000"/>
+                <w:right w:val="none" w:sz="0" w:space="0" w:color="000000"/>
+              </w:pBdr>
+              <w:spacing w:after="100" w:before="100" w:line="240"/>
+              <w:ind w:left="100" w:right="100" w:firstLine="0" w:firstLineChars="0"/>
+              <w:rPr>
+                <w:rFonts w:ascii="Helvetica" w:hAnsi="Helvetica" w:eastAsia="Helvetica" w:cs="Helvetica"/>
+                <w:i w:val="false"/>
+                <w:b w:val="false"/>
+                <w:u w:val="none"/>
+                <w:sz w:val="22"/>
+                <w:szCs w:val="22"/>
+                <w:color w:val="000000"/>
+              </w:rPr>
+            </w:pPr>
+            <w:r>
+              <w:rPr>
+                <w:rFonts w:ascii="Helvetica" w:hAnsi="Helvetica" w:eastAsia="Helvetica" w:cs="Helvetica"/>
+                <w:i w:val="false"/>
+                <w:b w:val="false"/>
+                <w:u w:val="none"/>
+                <w:sz w:val="22"/>
+                <w:szCs w:val="22"/>
+                <w:color w:val="000000"/>
+              </w:rPr>
+              <w:t xml:space="preserve">0.210</w:t>
             </w:r>
           </w:p>
         </w:tc>
@@ -15110,7 +15110,7 @@
                 <w:szCs w:val="22"/>
                 <w:color w:val="000000"/>
               </w:rPr>
-              <w:t xml:space="preserve">1.01</w:t>
+              <w:t xml:space="preserve">1.02</w:t>
             </w:r>
           </w:p>
         </w:tc>
@@ -15216,7 +15216,7 @@
                 <w:szCs w:val="22"/>
                 <w:color w:val="000000"/>
               </w:rPr>
-              <w:t xml:space="preserve">0.530</w:t>
+              <w:t xml:space="preserve">0.440</w:t>
             </w:r>
           </w:p>
         </w:tc>
@@ -15593,596 +15593,113 @@
                 <w:szCs w:val="22"/>
                 <w:color w:val="000000"/>
               </w:rPr>
-              <w:t xml:space="preserve">0.74</w:t>
-            </w:r>
-          </w:p>
-        </w:tc>
-        <w:tc>
-          <w:tcPr>
-            <w:tcBorders>
-              <w:bottom w:val="none" w:sz="0" w:space="0" w:color="000000"/>
-              <w:top w:val="none" w:sz="0" w:space="0" w:color="000000"/>
-              <w:left w:val="none" w:sz="0" w:space="0" w:color="000000"/>
-              <w:right w:val="none" w:sz="0" w:space="0" w:color="000000"/>
-            </w:tcBorders>
-            <w:shd w:val="clear" w:color="auto" w:fill="FFFFFF"/>
-            <w:tcMar>
-              <w:top w:w="0" w:type="dxa"/>
-              <w:bottom w:w="0" w:type="dxa"/>
-              <w:left w:w="0" w:type="dxa"/>
-              <w:right w:w="0" w:type="dxa"/>
-            </w:tcMar>
-            <w:vAlign w:val="top"/>
-          </w:tcPr>
-          <w:p>
-            <w:pPr>
-              <w:pStyle w:val="Normal"/>
-              <w:jc w:val="center"/>
-              <w:pBdr>
-                <w:bottom w:val="none" w:sz="0" w:space="0" w:color="000000"/>
-                <w:top w:val="none" w:sz="0" w:space="0" w:color="000000"/>
-                <w:left w:val="none" w:sz="0" w:space="0" w:color="000000"/>
-                <w:right w:val="none" w:sz="0" w:space="0" w:color="000000"/>
-              </w:pBdr>
-              <w:spacing w:after="100" w:before="100" w:line="240"/>
-              <w:ind w:left="100" w:right="100" w:firstLine="0" w:firstLineChars="0"/>
-              <w:rPr>
-                <w:rFonts w:ascii="Helvetica" w:hAnsi="Helvetica" w:eastAsia="Helvetica" w:cs="Helvetica"/>
-                <w:i w:val="false"/>
-                <w:b w:val="false"/>
-                <w:u w:val="none"/>
-                <w:sz w:val="22"/>
-                <w:szCs w:val="22"/>
-                <w:color w:val="000000"/>
-              </w:rPr>
-            </w:pPr>
-            <w:r>
-              <w:rPr>
-                <w:rFonts w:ascii="Helvetica" w:hAnsi="Helvetica" w:eastAsia="Helvetica" w:cs="Helvetica"/>
-                <w:i w:val="false"/>
-                <w:b w:val="false"/>
-                <w:u w:val="none"/>
-                <w:sz w:val="22"/>
-                <w:szCs w:val="22"/>
-                <w:color w:val="000000"/>
-              </w:rPr>
-              <w:t xml:space="preserve">0.37, 1.46</w:t>
-            </w:r>
-          </w:p>
-        </w:tc>
-        <w:tc>
-          <w:tcPr>
-            <w:tcBorders>
-              <w:bottom w:val="none" w:sz="0" w:space="0" w:color="000000"/>
-              <w:top w:val="none" w:sz="0" w:space="0" w:color="000000"/>
-              <w:left w:val="none" w:sz="0" w:space="0" w:color="000000"/>
-              <w:right w:val="none" w:sz="0" w:space="0" w:color="000000"/>
-            </w:tcBorders>
-            <w:shd w:val="clear" w:color="auto" w:fill="FFFFFF"/>
-            <w:tcMar>
-              <w:top w:w="0" w:type="dxa"/>
-              <w:bottom w:w="0" w:type="dxa"/>
-              <w:left w:w="0" w:type="dxa"/>
-              <w:right w:w="0" w:type="dxa"/>
-            </w:tcMar>
-            <w:vAlign w:val="top"/>
-          </w:tcPr>
-          <w:p>
-            <w:pPr>
-              <w:pStyle w:val="Normal"/>
-              <w:jc w:val="center"/>
-              <w:pBdr>
-                <w:bottom w:val="none" w:sz="0" w:space="0" w:color="000000"/>
-                <w:top w:val="none" w:sz="0" w:space="0" w:color="000000"/>
-                <w:left w:val="none" w:sz="0" w:space="0" w:color="000000"/>
-                <w:right w:val="none" w:sz="0" w:space="0" w:color="000000"/>
-              </w:pBdr>
-              <w:spacing w:after="100" w:before="100" w:line="240"/>
-              <w:ind w:left="100" w:right="100" w:firstLine="0" w:firstLineChars="0"/>
-              <w:rPr>
-                <w:rFonts w:ascii="Helvetica" w:hAnsi="Helvetica" w:eastAsia="Helvetica" w:cs="Helvetica"/>
-                <w:i w:val="false"/>
-                <w:b w:val="false"/>
-                <w:u w:val="none"/>
-                <w:sz w:val="22"/>
-                <w:szCs w:val="22"/>
-                <w:color w:val="000000"/>
-              </w:rPr>
-            </w:pPr>
-            <w:r>
-              <w:rPr>
-                <w:rFonts w:ascii="Helvetica" w:hAnsi="Helvetica" w:eastAsia="Helvetica" w:cs="Helvetica"/>
-                <w:i w:val="false"/>
-                <w:b w:val="false"/>
-                <w:u w:val="none"/>
-                <w:sz w:val="22"/>
-                <w:szCs w:val="22"/>
-                <w:color w:val="000000"/>
-              </w:rPr>
-              <w:t xml:space="preserve">0.380</w:t>
-            </w:r>
-          </w:p>
-        </w:tc>
-      </w:tr>
-      <w:tr>
-        <w:trPr>
-          <w:trHeight w:val="598" w:hRule="auto"/>
-        </w:trPr>
-        body32
-        <w:tc>
-          <w:tcPr>
-            <w:tcBorders>
-              <w:bottom w:val="none" w:sz="0" w:space="0" w:color="000000"/>
-              <w:top w:val="none" w:sz="0" w:space="0" w:color="000000"/>
-              <w:left w:val="none" w:sz="0" w:space="0" w:color="000000"/>
-              <w:right w:val="none" w:sz="0" w:space="0" w:color="000000"/>
-            </w:tcBorders>
-            <w:shd w:val="clear" w:color="auto" w:fill="FFFFFF"/>
-            <w:tcMar>
-              <w:top w:w="0" w:type="dxa"/>
-              <w:bottom w:w="0" w:type="dxa"/>
-              <w:left w:w="0" w:type="dxa"/>
-              <w:right w:w="0" w:type="dxa"/>
-            </w:tcMar>
-            <w:vAlign w:val="top"/>
-          </w:tcPr>
-          <w:p>
-            <w:pPr>
-              <w:pStyle w:val="Normal"/>
-              <w:jc w:val="left"/>
-              <w:pBdr>
-                <w:bottom w:val="none" w:sz="0" w:space="0" w:color="000000"/>
-                <w:top w:val="none" w:sz="0" w:space="0" w:color="000000"/>
-                <w:left w:val="none" w:sz="0" w:space="0" w:color="000000"/>
-                <w:right w:val="none" w:sz="0" w:space="0" w:color="000000"/>
-              </w:pBdr>
-              <w:spacing w:after="100" w:before="100" w:line="240"/>
-              <w:ind w:left="100" w:right="100" w:firstLine="0" w:firstLineChars="0"/>
-              <w:rPr>
-                <w:rFonts w:ascii="Helvetica" w:hAnsi="Helvetica" w:eastAsia="Helvetica" w:cs="Helvetica"/>
-                <w:i w:val="false"/>
-                <w:b w:val="false"/>
-                <w:u w:val="none"/>
-                <w:sz w:val="22"/>
-                <w:szCs w:val="22"/>
-                <w:color w:val="000000"/>
-              </w:rPr>
-            </w:pPr>
-            <w:r>
-              <w:rPr>
-                <w:rFonts w:ascii="Helvetica" w:hAnsi="Helvetica" w:eastAsia="Helvetica" w:cs="Helvetica"/>
-                <w:i w:val="false"/>
-                <w:b w:val="false"/>
-                <w:u w:val="none"/>
-                <w:sz w:val="22"/>
-                <w:szCs w:val="22"/>
-                <w:color w:val="000000"/>
-              </w:rPr>
-              <w:t xml:space="preserve">steroids</w:t>
-            </w:r>
-          </w:p>
-        </w:tc>
-        <w:tc>
-          <w:tcPr>
-            <w:tcBorders>
-              <w:bottom w:val="none" w:sz="0" w:space="0" w:color="000000"/>
-              <w:top w:val="none" w:sz="0" w:space="0" w:color="000000"/>
-              <w:left w:val="none" w:sz="0" w:space="0" w:color="000000"/>
-              <w:right w:val="none" w:sz="0" w:space="0" w:color="000000"/>
-            </w:tcBorders>
-            <w:shd w:val="clear" w:color="auto" w:fill="FFFFFF"/>
-            <w:tcMar>
-              <w:top w:w="0" w:type="dxa"/>
-              <w:bottom w:w="0" w:type="dxa"/>
-              <w:left w:w="0" w:type="dxa"/>
-              <w:right w:w="0" w:type="dxa"/>
-            </w:tcMar>
-            <w:vAlign w:val="top"/>
-          </w:tcPr>
-          <w:p>
-            <w:pPr>
-              <w:pStyle w:val="Normal"/>
-              <w:jc w:val="center"/>
-              <w:pBdr>
-                <w:bottom w:val="none" w:sz="0" w:space="0" w:color="000000"/>
-                <w:top w:val="none" w:sz="0" w:space="0" w:color="000000"/>
-                <w:left w:val="none" w:sz="0" w:space="0" w:color="000000"/>
-                <w:right w:val="none" w:sz="0" w:space="0" w:color="000000"/>
-              </w:pBdr>
-              <w:spacing w:after="100" w:before="100" w:line="240"/>
-              <w:ind w:left="100" w:right="100" w:firstLine="0" w:firstLineChars="0"/>
-              <w:rPr>
-                <w:rFonts w:ascii="Helvetica" w:hAnsi="Helvetica" w:eastAsia="Helvetica" w:cs="Helvetica"/>
-                <w:i w:val="false"/>
-                <w:b w:val="false"/>
-                <w:u w:val="none"/>
-                <w:sz w:val="22"/>
-                <w:szCs w:val="22"/>
-                <w:color w:val="000000"/>
-              </w:rPr>
-            </w:pPr>
-            <w:r>
-              <w:rPr>
-                <w:rFonts w:ascii="Helvetica" w:hAnsi="Helvetica" w:eastAsia="Helvetica" w:cs="Helvetica"/>
-                <w:i w:val="false"/>
-                <w:b w:val="false"/>
-                <w:u w:val="none"/>
-                <w:sz w:val="22"/>
-                <w:szCs w:val="22"/>
-                <w:color w:val="000000"/>
-              </w:rPr>
-              <w:t xml:space="preserve">322</w:t>
-            </w:r>
-          </w:p>
-        </w:tc>
-        <w:tc>
-          <w:tcPr>
-            <w:tcBorders>
-              <w:bottom w:val="none" w:sz="0" w:space="0" w:color="000000"/>
-              <w:top w:val="none" w:sz="0" w:space="0" w:color="000000"/>
-              <w:left w:val="none" w:sz="0" w:space="0" w:color="000000"/>
-              <w:right w:val="none" w:sz="0" w:space="0" w:color="000000"/>
-            </w:tcBorders>
-            <w:shd w:val="clear" w:color="auto" w:fill="FFFFFF"/>
-            <w:tcMar>
-              <w:top w:w="0" w:type="dxa"/>
-              <w:bottom w:w="0" w:type="dxa"/>
-              <w:left w:w="0" w:type="dxa"/>
-              <w:right w:w="0" w:type="dxa"/>
-            </w:tcMar>
-            <w:vAlign w:val="top"/>
-          </w:tcPr>
-          <w:p>
-            <w:pPr>
-              <w:pStyle w:val="Normal"/>
-              <w:jc w:val="center"/>
-              <w:pBdr>
-                <w:bottom w:val="none" w:sz="0" w:space="0" w:color="000000"/>
-                <w:top w:val="none" w:sz="0" w:space="0" w:color="000000"/>
-                <w:left w:val="none" w:sz="0" w:space="0" w:color="000000"/>
-                <w:right w:val="none" w:sz="0" w:space="0" w:color="000000"/>
-              </w:pBdr>
-              <w:spacing w:after="100" w:before="100" w:line="240"/>
-              <w:ind w:left="100" w:right="100" w:firstLine="0" w:firstLineChars="0"/>
-              <w:rPr>
-                <w:rFonts w:ascii="Helvetica" w:hAnsi="Helvetica" w:eastAsia="Helvetica" w:cs="Helvetica"/>
-                <w:i w:val="false"/>
-                <w:b w:val="false"/>
-                <w:u w:val="none"/>
-                <w:sz w:val="22"/>
-                <w:szCs w:val="22"/>
-                <w:color w:val="000000"/>
-              </w:rPr>
-            </w:pPr>
-            <w:r>
-              <w:rPr>
-                <w:rFonts w:ascii="Helvetica" w:hAnsi="Helvetica" w:eastAsia="Helvetica" w:cs="Helvetica"/>
-                <w:i w:val="false"/>
-                <w:b w:val="false"/>
-                <w:u w:val="none"/>
-                <w:sz w:val="22"/>
-                <w:szCs w:val="22"/>
-                <w:color w:val="000000"/>
-              </w:rPr>
-              <w:t xml:space="preserve">1.04</w:t>
-            </w:r>
-          </w:p>
-        </w:tc>
-        <w:tc>
-          <w:tcPr>
-            <w:tcBorders>
-              <w:bottom w:val="none" w:sz="0" w:space="0" w:color="000000"/>
-              <w:top w:val="none" w:sz="0" w:space="0" w:color="000000"/>
-              <w:left w:val="none" w:sz="0" w:space="0" w:color="000000"/>
-              <w:right w:val="none" w:sz="0" w:space="0" w:color="000000"/>
-            </w:tcBorders>
-            <w:shd w:val="clear" w:color="auto" w:fill="FFFFFF"/>
-            <w:tcMar>
-              <w:top w:w="0" w:type="dxa"/>
-              <w:bottom w:w="0" w:type="dxa"/>
-              <w:left w:w="0" w:type="dxa"/>
-              <w:right w:w="0" w:type="dxa"/>
-            </w:tcMar>
-            <w:vAlign w:val="top"/>
-          </w:tcPr>
-          <w:p>
-            <w:pPr>
-              <w:pStyle w:val="Normal"/>
-              <w:jc w:val="center"/>
-              <w:pBdr>
-                <w:bottom w:val="none" w:sz="0" w:space="0" w:color="000000"/>
-                <w:top w:val="none" w:sz="0" w:space="0" w:color="000000"/>
-                <w:left w:val="none" w:sz="0" w:space="0" w:color="000000"/>
-                <w:right w:val="none" w:sz="0" w:space="0" w:color="000000"/>
-              </w:pBdr>
-              <w:spacing w:after="100" w:before="100" w:line="240"/>
-              <w:ind w:left="100" w:right="100" w:firstLine="0" w:firstLineChars="0"/>
-              <w:rPr>
-                <w:rFonts w:ascii="Helvetica" w:hAnsi="Helvetica" w:eastAsia="Helvetica" w:cs="Helvetica"/>
-                <w:i w:val="false"/>
-                <w:b w:val="false"/>
-                <w:u w:val="none"/>
-                <w:sz w:val="22"/>
-                <w:szCs w:val="22"/>
-                <w:color w:val="000000"/>
-              </w:rPr>
-            </w:pPr>
-            <w:r>
-              <w:rPr>
-                <w:rFonts w:ascii="Helvetica" w:hAnsi="Helvetica" w:eastAsia="Helvetica" w:cs="Helvetica"/>
-                <w:i w:val="false"/>
-                <w:b w:val="false"/>
-                <w:u w:val="none"/>
-                <w:sz w:val="22"/>
-                <w:szCs w:val="22"/>
-                <w:color w:val="000000"/>
-              </w:rPr>
-              <w:t xml:space="preserve">0.18, 6.16</w:t>
-            </w:r>
-          </w:p>
-        </w:tc>
-        <w:tc>
-          <w:tcPr>
-            <w:tcBorders>
-              <w:bottom w:val="none" w:sz="0" w:space="0" w:color="000000"/>
-              <w:top w:val="none" w:sz="0" w:space="0" w:color="000000"/>
-              <w:left w:val="none" w:sz="0" w:space="0" w:color="000000"/>
-              <w:right w:val="none" w:sz="0" w:space="0" w:color="000000"/>
-            </w:tcBorders>
-            <w:shd w:val="clear" w:color="auto" w:fill="FFFFFF"/>
-            <w:tcMar>
-              <w:top w:w="0" w:type="dxa"/>
-              <w:bottom w:w="0" w:type="dxa"/>
-              <w:left w:w="0" w:type="dxa"/>
-              <w:right w:w="0" w:type="dxa"/>
-            </w:tcMar>
-            <w:vAlign w:val="top"/>
-          </w:tcPr>
-          <w:p>
-            <w:pPr>
-              <w:pStyle w:val="Normal"/>
-              <w:jc w:val="center"/>
-              <w:pBdr>
-                <w:bottom w:val="none" w:sz="0" w:space="0" w:color="000000"/>
-                <w:top w:val="none" w:sz="0" w:space="0" w:color="000000"/>
-                <w:left w:val="none" w:sz="0" w:space="0" w:color="000000"/>
-                <w:right w:val="none" w:sz="0" w:space="0" w:color="000000"/>
-              </w:pBdr>
-              <w:spacing w:after="100" w:before="100" w:line="240"/>
-              <w:ind w:left="100" w:right="100" w:firstLine="0" w:firstLineChars="0"/>
-              <w:rPr>
-                <w:rFonts w:ascii="Helvetica" w:hAnsi="Helvetica" w:eastAsia="Helvetica" w:cs="Helvetica"/>
-                <w:i w:val="false"/>
-                <w:b w:val="false"/>
-                <w:u w:val="none"/>
-                <w:sz w:val="22"/>
-                <w:szCs w:val="22"/>
-                <w:color w:val="000000"/>
-              </w:rPr>
-            </w:pPr>
-            <w:r>
-              <w:rPr>
-                <w:rFonts w:ascii="Helvetica" w:hAnsi="Helvetica" w:eastAsia="Helvetica" w:cs="Helvetica"/>
-                <w:i w:val="false"/>
-                <w:b w:val="false"/>
-                <w:u w:val="none"/>
-                <w:sz w:val="22"/>
-                <w:szCs w:val="22"/>
-                <w:color w:val="000000"/>
-              </w:rPr>
-              <w:t xml:space="preserve">0.960</w:t>
-            </w:r>
-          </w:p>
-        </w:tc>
-        <w:tc>
-          <w:tcPr>
-            <w:tcBorders>
-              <w:bottom w:val="none" w:sz="0" w:space="0" w:color="000000"/>
-              <w:top w:val="none" w:sz="0" w:space="0" w:color="000000"/>
-              <w:left w:val="none" w:sz="0" w:space="0" w:color="000000"/>
-              <w:right w:val="none" w:sz="0" w:space="0" w:color="000000"/>
-            </w:tcBorders>
-            <w:shd w:val="clear" w:color="auto" w:fill="FFFFFF"/>
-            <w:tcMar>
-              <w:top w:w="0" w:type="dxa"/>
-              <w:bottom w:w="0" w:type="dxa"/>
-              <w:left w:w="0" w:type="dxa"/>
-              <w:right w:w="0" w:type="dxa"/>
-            </w:tcMar>
-            <w:vAlign w:val="top"/>
-          </w:tcPr>
-          <w:p>
-            <w:pPr>
-              <w:pStyle w:val="Normal"/>
-              <w:jc w:val="center"/>
-              <w:pBdr>
-                <w:bottom w:val="none" w:sz="0" w:space="0" w:color="000000"/>
-                <w:top w:val="none" w:sz="0" w:space="0" w:color="000000"/>
-                <w:left w:val="none" w:sz="0" w:space="0" w:color="000000"/>
-                <w:right w:val="none" w:sz="0" w:space="0" w:color="000000"/>
-              </w:pBdr>
-              <w:spacing w:after="100" w:before="100" w:line="240"/>
-              <w:ind w:left="100" w:right="100" w:firstLine="0" w:firstLineChars="0"/>
-              <w:rPr>
-                <w:rFonts w:ascii="Helvetica" w:hAnsi="Helvetica" w:eastAsia="Helvetica" w:cs="Helvetica"/>
-                <w:i w:val="false"/>
-                <w:b w:val="false"/>
-                <w:u w:val="none"/>
-                <w:sz w:val="22"/>
-                <w:szCs w:val="22"/>
-                <w:color w:val="000000"/>
-              </w:rPr>
-            </w:pPr>
-            <w:r>
-              <w:rPr>
-                <w:rFonts w:ascii="Helvetica" w:hAnsi="Helvetica" w:eastAsia="Helvetica" w:cs="Helvetica"/>
-                <w:i w:val="false"/>
-                <w:b w:val="false"/>
-                <w:u w:val="none"/>
-                <w:sz w:val="22"/>
-                <w:szCs w:val="22"/>
-                <w:color w:val="000000"/>
-              </w:rPr>
-              <w:t xml:space="preserve">322</w:t>
-            </w:r>
-          </w:p>
-        </w:tc>
-        <w:tc>
-          <w:tcPr>
-            <w:tcBorders>
-              <w:bottom w:val="none" w:sz="0" w:space="0" w:color="000000"/>
-              <w:top w:val="none" w:sz="0" w:space="0" w:color="000000"/>
-              <w:left w:val="none" w:sz="0" w:space="0" w:color="000000"/>
-              <w:right w:val="none" w:sz="0" w:space="0" w:color="000000"/>
-            </w:tcBorders>
-            <w:shd w:val="clear" w:color="auto" w:fill="FFFFFF"/>
-            <w:tcMar>
-              <w:top w:w="0" w:type="dxa"/>
-              <w:bottom w:w="0" w:type="dxa"/>
-              <w:left w:w="0" w:type="dxa"/>
-              <w:right w:w="0" w:type="dxa"/>
-            </w:tcMar>
-            <w:vAlign w:val="top"/>
-          </w:tcPr>
-          <w:p>
-            <w:pPr>
-              <w:pStyle w:val="Normal"/>
-              <w:jc w:val="center"/>
-              <w:pBdr>
-                <w:bottom w:val="none" w:sz="0" w:space="0" w:color="000000"/>
-                <w:top w:val="none" w:sz="0" w:space="0" w:color="000000"/>
-                <w:left w:val="none" w:sz="0" w:space="0" w:color="000000"/>
-                <w:right w:val="none" w:sz="0" w:space="0" w:color="000000"/>
-              </w:pBdr>
-              <w:spacing w:after="100" w:before="100" w:line="240"/>
-              <w:ind w:left="100" w:right="100" w:firstLine="0" w:firstLineChars="0"/>
-              <w:rPr>
-                <w:rFonts w:ascii="Helvetica" w:hAnsi="Helvetica" w:eastAsia="Helvetica" w:cs="Helvetica"/>
-                <w:i w:val="false"/>
-                <w:b w:val="false"/>
-                <w:u w:val="none"/>
-                <w:sz w:val="22"/>
-                <w:szCs w:val="22"/>
-                <w:color w:val="000000"/>
-              </w:rPr>
-            </w:pPr>
-            <w:r>
-              <w:rPr>
-                <w:rFonts w:ascii="Helvetica" w:hAnsi="Helvetica" w:eastAsia="Helvetica" w:cs="Helvetica"/>
-                <w:i w:val="false"/>
-                <w:b w:val="false"/>
-                <w:u w:val="none"/>
-                <w:sz w:val="22"/>
-                <w:szCs w:val="22"/>
-                <w:color w:val="000000"/>
-              </w:rPr>
-              <w:t xml:space="preserve">6.31</w:t>
-            </w:r>
-          </w:p>
-        </w:tc>
-        <w:tc>
-          <w:tcPr>
-            <w:tcBorders>
-              <w:bottom w:val="none" w:sz="0" w:space="0" w:color="000000"/>
-              <w:top w:val="none" w:sz="0" w:space="0" w:color="000000"/>
-              <w:left w:val="none" w:sz="0" w:space="0" w:color="000000"/>
-              <w:right w:val="none" w:sz="0" w:space="0" w:color="000000"/>
-            </w:tcBorders>
-            <w:shd w:val="clear" w:color="auto" w:fill="FFFFFF"/>
-            <w:tcMar>
-              <w:top w:w="0" w:type="dxa"/>
-              <w:bottom w:w="0" w:type="dxa"/>
-              <w:left w:w="0" w:type="dxa"/>
-              <w:right w:w="0" w:type="dxa"/>
-            </w:tcMar>
-            <w:vAlign w:val="top"/>
-          </w:tcPr>
-          <w:p>
-            <w:pPr>
-              <w:pStyle w:val="Normal"/>
-              <w:jc w:val="center"/>
-              <w:pBdr>
-                <w:bottom w:val="none" w:sz="0" w:space="0" w:color="000000"/>
-                <w:top w:val="none" w:sz="0" w:space="0" w:color="000000"/>
-                <w:left w:val="none" w:sz="0" w:space="0" w:color="000000"/>
-                <w:right w:val="none" w:sz="0" w:space="0" w:color="000000"/>
-              </w:pBdr>
-              <w:spacing w:after="100" w:before="100" w:line="240"/>
-              <w:ind w:left="100" w:right="100" w:firstLine="0" w:firstLineChars="0"/>
-              <w:rPr>
-                <w:rFonts w:ascii="Helvetica" w:hAnsi="Helvetica" w:eastAsia="Helvetica" w:cs="Helvetica"/>
-                <w:i w:val="false"/>
-                <w:b w:val="false"/>
-                <w:u w:val="none"/>
-                <w:sz w:val="22"/>
-                <w:szCs w:val="22"/>
-                <w:color w:val="000000"/>
-              </w:rPr>
-            </w:pPr>
-            <w:r>
-              <w:rPr>
-                <w:rFonts w:ascii="Helvetica" w:hAnsi="Helvetica" w:eastAsia="Helvetica" w:cs="Helvetica"/>
-                <w:i w:val="false"/>
-                <w:b w:val="false"/>
-                <w:u w:val="none"/>
-                <w:sz w:val="22"/>
-                <w:szCs w:val="22"/>
-                <w:color w:val="000000"/>
-              </w:rPr>
-              <w:t xml:space="preserve">1.34, 29.7</w:t>
-            </w:r>
-          </w:p>
-        </w:tc>
-        <w:tc>
-          <w:tcPr>
-            <w:tcBorders>
-              <w:bottom w:val="none" w:sz="0" w:space="0" w:color="000000"/>
-              <w:top w:val="none" w:sz="0" w:space="0" w:color="000000"/>
-              <w:left w:val="none" w:sz="0" w:space="0" w:color="000000"/>
-              <w:right w:val="none" w:sz="0" w:space="0" w:color="000000"/>
-            </w:tcBorders>
-            <w:shd w:val="clear" w:color="auto" w:fill="FFFFFF"/>
-            <w:tcMar>
-              <w:top w:w="0" w:type="dxa"/>
-              <w:bottom w:w="0" w:type="dxa"/>
-              <w:left w:w="0" w:type="dxa"/>
-              <w:right w:w="0" w:type="dxa"/>
-            </w:tcMar>
-            <w:vAlign w:val="top"/>
-          </w:tcPr>
-          <w:p>
-            <w:pPr>
-              <w:pStyle w:val="Normal"/>
-              <w:jc w:val="center"/>
-              <w:pBdr>
-                <w:bottom w:val="none" w:sz="0" w:space="0" w:color="000000"/>
-                <w:top w:val="none" w:sz="0" w:space="0" w:color="000000"/>
-                <w:left w:val="none" w:sz="0" w:space="0" w:color="000000"/>
-                <w:right w:val="none" w:sz="0" w:space="0" w:color="000000"/>
-              </w:pBdr>
-              <w:spacing w:after="100" w:before="100" w:line="240"/>
-              <w:ind w:left="100" w:right="100" w:firstLine="0" w:firstLineChars="0"/>
-              <w:rPr>
-                <w:rFonts w:ascii="Helvetica" w:hAnsi="Helvetica" w:eastAsia="Helvetica" w:cs="Helvetica"/>
-                <w:i w:val="false"/>
-                <w:b w:val="false"/>
-                <w:u w:val="none"/>
-                <w:sz w:val="22"/>
-                <w:szCs w:val="22"/>
-                <w:color w:val="000000"/>
-              </w:rPr>
-            </w:pPr>
-            <w:r>
-              <w:rPr>
-                <w:rFonts w:ascii="Helvetica" w:hAnsi="Helvetica" w:eastAsia="Helvetica" w:cs="Helvetica"/>
-                <w:i w:val="false"/>
-                <w:b w:val="false"/>
-                <w:u w:val="none"/>
-                <w:sz w:val="22"/>
-                <w:szCs w:val="22"/>
-                <w:color w:val="000000"/>
-              </w:rPr>
-              <w:t xml:space="preserve">0.020</w:t>
+              <w:t xml:space="preserve">0.88</w:t>
+            </w:r>
+          </w:p>
+        </w:tc>
+        <w:tc>
+          <w:tcPr>
+            <w:tcBorders>
+              <w:bottom w:val="none" w:sz="0" w:space="0" w:color="000000"/>
+              <w:top w:val="none" w:sz="0" w:space="0" w:color="000000"/>
+              <w:left w:val="none" w:sz="0" w:space="0" w:color="000000"/>
+              <w:right w:val="none" w:sz="0" w:space="0" w:color="000000"/>
+            </w:tcBorders>
+            <w:shd w:val="clear" w:color="auto" w:fill="FFFFFF"/>
+            <w:tcMar>
+              <w:top w:w="0" w:type="dxa"/>
+              <w:bottom w:w="0" w:type="dxa"/>
+              <w:left w:w="0" w:type="dxa"/>
+              <w:right w:w="0" w:type="dxa"/>
+            </w:tcMar>
+            <w:vAlign w:val="top"/>
+          </w:tcPr>
+          <w:p>
+            <w:pPr>
+              <w:pStyle w:val="Normal"/>
+              <w:jc w:val="center"/>
+              <w:pBdr>
+                <w:bottom w:val="none" w:sz="0" w:space="0" w:color="000000"/>
+                <w:top w:val="none" w:sz="0" w:space="0" w:color="000000"/>
+                <w:left w:val="none" w:sz="0" w:space="0" w:color="000000"/>
+                <w:right w:val="none" w:sz="0" w:space="0" w:color="000000"/>
+              </w:pBdr>
+              <w:spacing w:after="100" w:before="100" w:line="240"/>
+              <w:ind w:left="100" w:right="100" w:firstLine="0" w:firstLineChars="0"/>
+              <w:rPr>
+                <w:rFonts w:ascii="Helvetica" w:hAnsi="Helvetica" w:eastAsia="Helvetica" w:cs="Helvetica"/>
+                <w:i w:val="false"/>
+                <w:b w:val="false"/>
+                <w:u w:val="none"/>
+                <w:sz w:val="22"/>
+                <w:szCs w:val="22"/>
+                <w:color w:val="000000"/>
+              </w:rPr>
+            </w:pPr>
+            <w:r>
+              <w:rPr>
+                <w:rFonts w:ascii="Helvetica" w:hAnsi="Helvetica" w:eastAsia="Helvetica" w:cs="Helvetica"/>
+                <w:i w:val="false"/>
+                <w:b w:val="false"/>
+                <w:u w:val="none"/>
+                <w:sz w:val="22"/>
+                <w:szCs w:val="22"/>
+                <w:color w:val="000000"/>
+              </w:rPr>
+              <w:t xml:space="preserve">0.44, 1.75</w:t>
+            </w:r>
+          </w:p>
+        </w:tc>
+        <w:tc>
+          <w:tcPr>
+            <w:tcBorders>
+              <w:bottom w:val="none" w:sz="0" w:space="0" w:color="000000"/>
+              <w:top w:val="none" w:sz="0" w:space="0" w:color="000000"/>
+              <w:left w:val="none" w:sz="0" w:space="0" w:color="000000"/>
+              <w:right w:val="none" w:sz="0" w:space="0" w:color="000000"/>
+            </w:tcBorders>
+            <w:shd w:val="clear" w:color="auto" w:fill="FFFFFF"/>
+            <w:tcMar>
+              <w:top w:w="0" w:type="dxa"/>
+              <w:bottom w:w="0" w:type="dxa"/>
+              <w:left w:w="0" w:type="dxa"/>
+              <w:right w:w="0" w:type="dxa"/>
+            </w:tcMar>
+            <w:vAlign w:val="top"/>
+          </w:tcPr>
+          <w:p>
+            <w:pPr>
+              <w:pStyle w:val="Normal"/>
+              <w:jc w:val="center"/>
+              <w:pBdr>
+                <w:bottom w:val="none" w:sz="0" w:space="0" w:color="000000"/>
+                <w:top w:val="none" w:sz="0" w:space="0" w:color="000000"/>
+                <w:left w:val="none" w:sz="0" w:space="0" w:color="000000"/>
+                <w:right w:val="none" w:sz="0" w:space="0" w:color="000000"/>
+              </w:pBdr>
+              <w:spacing w:after="100" w:before="100" w:line="240"/>
+              <w:ind w:left="100" w:right="100" w:firstLine="0" w:firstLineChars="0"/>
+              <w:rPr>
+                <w:rFonts w:ascii="Helvetica" w:hAnsi="Helvetica" w:eastAsia="Helvetica" w:cs="Helvetica"/>
+                <w:i w:val="false"/>
+                <w:b w:val="false"/>
+                <w:u w:val="none"/>
+                <w:sz w:val="22"/>
+                <w:szCs w:val="22"/>
+                <w:color w:val="000000"/>
+              </w:rPr>
+            </w:pPr>
+            <w:r>
+              <w:rPr>
+                <w:rFonts w:ascii="Helvetica" w:hAnsi="Helvetica" w:eastAsia="Helvetica" w:cs="Helvetica"/>
+                <w:i w:val="false"/>
+                <w:b w:val="false"/>
+                <w:u w:val="none"/>
+                <w:sz w:val="22"/>
+                <w:szCs w:val="22"/>
+                <w:color w:val="000000"/>
+              </w:rPr>
+              <w:t xml:space="preserve">0.720</w:t>
             </w:r>
           </w:p>
         </w:tc>
@@ -16191,7 +15708,7 @@
         <w:trPr>
           <w:trHeight w:val="616" w:hRule="auto"/>
         </w:trPr>
-        body33
+        body32
         <w:tc>
           <w:tcPr>
             <w:tcBorders>
@@ -16559,113 +16076,113 @@
                 <w:szCs w:val="22"/>
                 <w:color w:val="000000"/>
               </w:rPr>
-              <w:t xml:space="preserve">1.04</w:t>
-            </w:r>
-          </w:p>
-        </w:tc>
-        <w:tc>
-          <w:tcPr>
-            <w:tcBorders>
-              <w:bottom w:val="none" w:sz="0" w:space="0" w:color="000000"/>
-              <w:top w:val="none" w:sz="0" w:space="0" w:color="000000"/>
-              <w:left w:val="none" w:sz="0" w:space="0" w:color="000000"/>
-              <w:right w:val="none" w:sz="0" w:space="0" w:color="000000"/>
-            </w:tcBorders>
-            <w:shd w:val="clear" w:color="auto" w:fill="FFFFFF"/>
-            <w:tcMar>
-              <w:top w:w="0" w:type="dxa"/>
-              <w:bottom w:w="0" w:type="dxa"/>
-              <w:left w:w="0" w:type="dxa"/>
-              <w:right w:w="0" w:type="dxa"/>
-            </w:tcMar>
-            <w:vAlign w:val="top"/>
-          </w:tcPr>
-          <w:p>
-            <w:pPr>
-              <w:pStyle w:val="Normal"/>
-              <w:jc w:val="center"/>
-              <w:pBdr>
-                <w:bottom w:val="none" w:sz="0" w:space="0" w:color="000000"/>
-                <w:top w:val="none" w:sz="0" w:space="0" w:color="000000"/>
-                <w:left w:val="none" w:sz="0" w:space="0" w:color="000000"/>
-                <w:right w:val="none" w:sz="0" w:space="0" w:color="000000"/>
-              </w:pBdr>
-              <w:spacing w:after="100" w:before="100" w:line="240"/>
-              <w:ind w:left="100" w:right="100" w:firstLine="0" w:firstLineChars="0"/>
-              <w:rPr>
-                <w:rFonts w:ascii="Helvetica" w:hAnsi="Helvetica" w:eastAsia="Helvetica" w:cs="Helvetica"/>
-                <w:i w:val="false"/>
-                <w:b w:val="false"/>
-                <w:u w:val="none"/>
-                <w:sz w:val="22"/>
-                <w:szCs w:val="22"/>
-                <w:color w:val="000000"/>
-              </w:rPr>
-            </w:pPr>
-            <w:r>
-              <w:rPr>
-                <w:rFonts w:ascii="Helvetica" w:hAnsi="Helvetica" w:eastAsia="Helvetica" w:cs="Helvetica"/>
-                <w:i w:val="false"/>
-                <w:b w:val="false"/>
-                <w:u w:val="none"/>
-                <w:sz w:val="22"/>
-                <w:szCs w:val="22"/>
-                <w:color w:val="000000"/>
-              </w:rPr>
-              <w:t xml:space="preserve">0.50, 2.14</w:t>
-            </w:r>
-          </w:p>
-        </w:tc>
-        <w:tc>
-          <w:tcPr>
-            <w:tcBorders>
-              <w:bottom w:val="none" w:sz="0" w:space="0" w:color="000000"/>
-              <w:top w:val="none" w:sz="0" w:space="0" w:color="000000"/>
-              <w:left w:val="none" w:sz="0" w:space="0" w:color="000000"/>
-              <w:right w:val="none" w:sz="0" w:space="0" w:color="000000"/>
-            </w:tcBorders>
-            <w:shd w:val="clear" w:color="auto" w:fill="FFFFFF"/>
-            <w:tcMar>
-              <w:top w:w="0" w:type="dxa"/>
-              <w:bottom w:w="0" w:type="dxa"/>
-              <w:left w:w="0" w:type="dxa"/>
-              <w:right w:w="0" w:type="dxa"/>
-            </w:tcMar>
-            <w:vAlign w:val="top"/>
-          </w:tcPr>
-          <w:p>
-            <w:pPr>
-              <w:pStyle w:val="Normal"/>
-              <w:jc w:val="center"/>
-              <w:pBdr>
-                <w:bottom w:val="none" w:sz="0" w:space="0" w:color="000000"/>
-                <w:top w:val="none" w:sz="0" w:space="0" w:color="000000"/>
-                <w:left w:val="none" w:sz="0" w:space="0" w:color="000000"/>
-                <w:right w:val="none" w:sz="0" w:space="0" w:color="000000"/>
-              </w:pBdr>
-              <w:spacing w:after="100" w:before="100" w:line="240"/>
-              <w:ind w:left="100" w:right="100" w:firstLine="0" w:firstLineChars="0"/>
-              <w:rPr>
-                <w:rFonts w:ascii="Helvetica" w:hAnsi="Helvetica" w:eastAsia="Helvetica" w:cs="Helvetica"/>
-                <w:i w:val="false"/>
-                <w:b w:val="false"/>
-                <w:u w:val="none"/>
-                <w:sz w:val="22"/>
-                <w:szCs w:val="22"/>
-                <w:color w:val="000000"/>
-              </w:rPr>
-            </w:pPr>
-            <w:r>
-              <w:rPr>
-                <w:rFonts w:ascii="Helvetica" w:hAnsi="Helvetica" w:eastAsia="Helvetica" w:cs="Helvetica"/>
-                <w:i w:val="false"/>
-                <w:b w:val="false"/>
-                <w:u w:val="none"/>
-                <w:sz w:val="22"/>
-                <w:szCs w:val="22"/>
-                <w:color w:val="000000"/>
-              </w:rPr>
-              <w:t xml:space="preserve">0.930</w:t>
+              <w:t xml:space="preserve">1.15</w:t>
+            </w:r>
+          </w:p>
+        </w:tc>
+        <w:tc>
+          <w:tcPr>
+            <w:tcBorders>
+              <w:bottom w:val="none" w:sz="0" w:space="0" w:color="000000"/>
+              <w:top w:val="none" w:sz="0" w:space="0" w:color="000000"/>
+              <w:left w:val="none" w:sz="0" w:space="0" w:color="000000"/>
+              <w:right w:val="none" w:sz="0" w:space="0" w:color="000000"/>
+            </w:tcBorders>
+            <w:shd w:val="clear" w:color="auto" w:fill="FFFFFF"/>
+            <w:tcMar>
+              <w:top w:w="0" w:type="dxa"/>
+              <w:bottom w:w="0" w:type="dxa"/>
+              <w:left w:w="0" w:type="dxa"/>
+              <w:right w:w="0" w:type="dxa"/>
+            </w:tcMar>
+            <w:vAlign w:val="top"/>
+          </w:tcPr>
+          <w:p>
+            <w:pPr>
+              <w:pStyle w:val="Normal"/>
+              <w:jc w:val="center"/>
+              <w:pBdr>
+                <w:bottom w:val="none" w:sz="0" w:space="0" w:color="000000"/>
+                <w:top w:val="none" w:sz="0" w:space="0" w:color="000000"/>
+                <w:left w:val="none" w:sz="0" w:space="0" w:color="000000"/>
+                <w:right w:val="none" w:sz="0" w:space="0" w:color="000000"/>
+              </w:pBdr>
+              <w:spacing w:after="100" w:before="100" w:line="240"/>
+              <w:ind w:left="100" w:right="100" w:firstLine="0" w:firstLineChars="0"/>
+              <w:rPr>
+                <w:rFonts w:ascii="Helvetica" w:hAnsi="Helvetica" w:eastAsia="Helvetica" w:cs="Helvetica"/>
+                <w:i w:val="false"/>
+                <w:b w:val="false"/>
+                <w:u w:val="none"/>
+                <w:sz w:val="22"/>
+                <w:szCs w:val="22"/>
+                <w:color w:val="000000"/>
+              </w:rPr>
+            </w:pPr>
+            <w:r>
+              <w:rPr>
+                <w:rFonts w:ascii="Helvetica" w:hAnsi="Helvetica" w:eastAsia="Helvetica" w:cs="Helvetica"/>
+                <w:i w:val="false"/>
+                <w:b w:val="false"/>
+                <w:u w:val="none"/>
+                <w:sz w:val="22"/>
+                <w:szCs w:val="22"/>
+                <w:color w:val="000000"/>
+              </w:rPr>
+              <w:t xml:space="preserve">0.55, 2.38</w:t>
+            </w:r>
+          </w:p>
+        </w:tc>
+        <w:tc>
+          <w:tcPr>
+            <w:tcBorders>
+              <w:bottom w:val="none" w:sz="0" w:space="0" w:color="000000"/>
+              <w:top w:val="none" w:sz="0" w:space="0" w:color="000000"/>
+              <w:left w:val="none" w:sz="0" w:space="0" w:color="000000"/>
+              <w:right w:val="none" w:sz="0" w:space="0" w:color="000000"/>
+            </w:tcBorders>
+            <w:shd w:val="clear" w:color="auto" w:fill="FFFFFF"/>
+            <w:tcMar>
+              <w:top w:w="0" w:type="dxa"/>
+              <w:bottom w:w="0" w:type="dxa"/>
+              <w:left w:w="0" w:type="dxa"/>
+              <w:right w:w="0" w:type="dxa"/>
+            </w:tcMar>
+            <w:vAlign w:val="top"/>
+          </w:tcPr>
+          <w:p>
+            <w:pPr>
+              <w:pStyle w:val="Normal"/>
+              <w:jc w:val="center"/>
+              <w:pBdr>
+                <w:bottom w:val="none" w:sz="0" w:space="0" w:color="000000"/>
+                <w:top w:val="none" w:sz="0" w:space="0" w:color="000000"/>
+                <w:left w:val="none" w:sz="0" w:space="0" w:color="000000"/>
+                <w:right w:val="none" w:sz="0" w:space="0" w:color="000000"/>
+              </w:pBdr>
+              <w:spacing w:after="100" w:before="100" w:line="240"/>
+              <w:ind w:left="100" w:right="100" w:firstLine="0" w:firstLineChars="0"/>
+              <w:rPr>
+                <w:rFonts w:ascii="Helvetica" w:hAnsi="Helvetica" w:eastAsia="Helvetica" w:cs="Helvetica"/>
+                <w:i w:val="false"/>
+                <w:b w:val="false"/>
+                <w:u w:val="none"/>
+                <w:sz w:val="22"/>
+                <w:szCs w:val="22"/>
+                <w:color w:val="000000"/>
+              </w:rPr>
+            </w:pPr>
+            <w:r>
+              <w:rPr>
+                <w:rFonts w:ascii="Helvetica" w:hAnsi="Helvetica" w:eastAsia="Helvetica" w:cs="Helvetica"/>
+                <w:i w:val="false"/>
+                <w:b w:val="false"/>
+                <w:u w:val="none"/>
+                <w:sz w:val="22"/>
+                <w:szCs w:val="22"/>
+                <w:color w:val="000000"/>
+              </w:rPr>
+              <w:t xml:space="preserve">0.710</w:t>
             </w:r>
           </w:p>
         </w:tc>
@@ -16674,7 +16191,7 @@
         <w:trPr>
           <w:trHeight w:val="619" w:hRule="auto"/>
         </w:trPr>
-        body34
+        body33
         <w:tc>
           <w:tcPr>
             <w:tcBorders>
@@ -17148,7 +16665,7 @@
                 <w:szCs w:val="22"/>
                 <w:color w:val="000000"/>
               </w:rPr>
-              <w:t xml:space="preserve">0.920</w:t>
+              <w:t xml:space="preserve">0.770</w:t>
             </w:r>
           </w:p>
         </w:tc>

--- a/docs/tables/whole/sec7_aki_c30.docx
+++ b/docs/tables/whole/sec7_aki_c30.docx
@@ -2069,113 +2069,113 @@
                 <w:szCs w:val="22"/>
                 <w:color w:val="000000"/>
               </w:rPr>
-              <w:t xml:space="preserve">0.89</w:t>
-            </w:r>
-          </w:p>
-        </w:tc>
-        <w:tc>
-          <w:tcPr>
-            <w:tcBorders>
-              <w:bottom w:val="none" w:sz="0" w:space="0" w:color="000000"/>
-              <w:top w:val="none" w:sz="0" w:space="0" w:color="000000"/>
-              <w:left w:val="none" w:sz="0" w:space="0" w:color="000000"/>
-              <w:right w:val="none" w:sz="0" w:space="0" w:color="000000"/>
-            </w:tcBorders>
-            <w:shd w:val="clear" w:color="auto" w:fill="FFFFFF"/>
-            <w:tcMar>
-              <w:top w:w="0" w:type="dxa"/>
-              <w:bottom w:w="0" w:type="dxa"/>
-              <w:left w:w="0" w:type="dxa"/>
-              <w:right w:w="0" w:type="dxa"/>
-            </w:tcMar>
-            <w:vAlign w:val="top"/>
-          </w:tcPr>
-          <w:p>
-            <w:pPr>
-              <w:pStyle w:val="Normal"/>
-              <w:jc w:val="center"/>
-              <w:pBdr>
-                <w:bottom w:val="none" w:sz="0" w:space="0" w:color="000000"/>
-                <w:top w:val="none" w:sz="0" w:space="0" w:color="000000"/>
-                <w:left w:val="none" w:sz="0" w:space="0" w:color="000000"/>
-                <w:right w:val="none" w:sz="0" w:space="0" w:color="000000"/>
-              </w:pBdr>
-              <w:spacing w:after="100" w:before="100" w:line="240"/>
-              <w:ind w:left="100" w:right="100" w:firstLine="0" w:firstLineChars="0"/>
-              <w:rPr>
-                <w:rFonts w:ascii="Helvetica" w:hAnsi="Helvetica" w:eastAsia="Helvetica" w:cs="Helvetica"/>
-                <w:i w:val="false"/>
-                <w:b w:val="false"/>
-                <w:u w:val="none"/>
-                <w:sz w:val="22"/>
-                <w:szCs w:val="22"/>
-                <w:color w:val="000000"/>
-              </w:rPr>
-            </w:pPr>
-            <w:r>
-              <w:rPr>
-                <w:rFonts w:ascii="Helvetica" w:hAnsi="Helvetica" w:eastAsia="Helvetica" w:cs="Helvetica"/>
-                <w:i w:val="false"/>
-                <w:b w:val="false"/>
-                <w:u w:val="none"/>
-                <w:sz w:val="22"/>
-                <w:szCs w:val="22"/>
-                <w:color w:val="000000"/>
-              </w:rPr>
-              <w:t xml:space="preserve">0.32, 2.49</w:t>
-            </w:r>
-          </w:p>
-        </w:tc>
-        <w:tc>
-          <w:tcPr>
-            <w:tcBorders>
-              <w:bottom w:val="none" w:sz="0" w:space="0" w:color="000000"/>
-              <w:top w:val="none" w:sz="0" w:space="0" w:color="000000"/>
-              <w:left w:val="none" w:sz="0" w:space="0" w:color="000000"/>
-              <w:right w:val="none" w:sz="0" w:space="0" w:color="000000"/>
-            </w:tcBorders>
-            <w:shd w:val="clear" w:color="auto" w:fill="FFFFFF"/>
-            <w:tcMar>
-              <w:top w:w="0" w:type="dxa"/>
-              <w:bottom w:w="0" w:type="dxa"/>
-              <w:left w:w="0" w:type="dxa"/>
-              <w:right w:w="0" w:type="dxa"/>
-            </w:tcMar>
-            <w:vAlign w:val="top"/>
-          </w:tcPr>
-          <w:p>
-            <w:pPr>
-              <w:pStyle w:val="Normal"/>
-              <w:jc w:val="center"/>
-              <w:pBdr>
-                <w:bottom w:val="none" w:sz="0" w:space="0" w:color="000000"/>
-                <w:top w:val="none" w:sz="0" w:space="0" w:color="000000"/>
-                <w:left w:val="none" w:sz="0" w:space="0" w:color="000000"/>
-                <w:right w:val="none" w:sz="0" w:space="0" w:color="000000"/>
-              </w:pBdr>
-              <w:spacing w:after="100" w:before="100" w:line="240"/>
-              <w:ind w:left="100" w:right="100" w:firstLine="0" w:firstLineChars="0"/>
-              <w:rPr>
-                <w:rFonts w:ascii="Helvetica" w:hAnsi="Helvetica" w:eastAsia="Helvetica" w:cs="Helvetica"/>
-                <w:i w:val="false"/>
-                <w:b w:val="false"/>
-                <w:u w:val="none"/>
-                <w:sz w:val="22"/>
-                <w:szCs w:val="22"/>
-                <w:color w:val="000000"/>
-              </w:rPr>
-            </w:pPr>
-            <w:r>
-              <w:rPr>
-                <w:rFonts w:ascii="Helvetica" w:hAnsi="Helvetica" w:eastAsia="Helvetica" w:cs="Helvetica"/>
-                <w:i w:val="false"/>
-                <w:b w:val="false"/>
-                <w:u w:val="none"/>
-                <w:sz w:val="22"/>
-                <w:szCs w:val="22"/>
-                <w:color w:val="000000"/>
-              </w:rPr>
-              <w:t xml:space="preserve">0.830</w:t>
+              <w:t xml:space="preserve">0.94</w:t>
+            </w:r>
+          </w:p>
+        </w:tc>
+        <w:tc>
+          <w:tcPr>
+            <w:tcBorders>
+              <w:bottom w:val="none" w:sz="0" w:space="0" w:color="000000"/>
+              <w:top w:val="none" w:sz="0" w:space="0" w:color="000000"/>
+              <w:left w:val="none" w:sz="0" w:space="0" w:color="000000"/>
+              <w:right w:val="none" w:sz="0" w:space="0" w:color="000000"/>
+            </w:tcBorders>
+            <w:shd w:val="clear" w:color="auto" w:fill="FFFFFF"/>
+            <w:tcMar>
+              <w:top w:w="0" w:type="dxa"/>
+              <w:bottom w:w="0" w:type="dxa"/>
+              <w:left w:w="0" w:type="dxa"/>
+              <w:right w:w="0" w:type="dxa"/>
+            </w:tcMar>
+            <w:vAlign w:val="top"/>
+          </w:tcPr>
+          <w:p>
+            <w:pPr>
+              <w:pStyle w:val="Normal"/>
+              <w:jc w:val="center"/>
+              <w:pBdr>
+                <w:bottom w:val="none" w:sz="0" w:space="0" w:color="000000"/>
+                <w:top w:val="none" w:sz="0" w:space="0" w:color="000000"/>
+                <w:left w:val="none" w:sz="0" w:space="0" w:color="000000"/>
+                <w:right w:val="none" w:sz="0" w:space="0" w:color="000000"/>
+              </w:pBdr>
+              <w:spacing w:after="100" w:before="100" w:line="240"/>
+              <w:ind w:left="100" w:right="100" w:firstLine="0" w:firstLineChars="0"/>
+              <w:rPr>
+                <w:rFonts w:ascii="Helvetica" w:hAnsi="Helvetica" w:eastAsia="Helvetica" w:cs="Helvetica"/>
+                <w:i w:val="false"/>
+                <w:b w:val="false"/>
+                <w:u w:val="none"/>
+                <w:sz w:val="22"/>
+                <w:szCs w:val="22"/>
+                <w:color w:val="000000"/>
+              </w:rPr>
+            </w:pPr>
+            <w:r>
+              <w:rPr>
+                <w:rFonts w:ascii="Helvetica" w:hAnsi="Helvetica" w:eastAsia="Helvetica" w:cs="Helvetica"/>
+                <w:i w:val="false"/>
+                <w:b w:val="false"/>
+                <w:u w:val="none"/>
+                <w:sz w:val="22"/>
+                <w:szCs w:val="22"/>
+                <w:color w:val="000000"/>
+              </w:rPr>
+              <w:t xml:space="preserve">0.36, 2.42</w:t>
+            </w:r>
+          </w:p>
+        </w:tc>
+        <w:tc>
+          <w:tcPr>
+            <w:tcBorders>
+              <w:bottom w:val="none" w:sz="0" w:space="0" w:color="000000"/>
+              <w:top w:val="none" w:sz="0" w:space="0" w:color="000000"/>
+              <w:left w:val="none" w:sz="0" w:space="0" w:color="000000"/>
+              <w:right w:val="none" w:sz="0" w:space="0" w:color="000000"/>
+            </w:tcBorders>
+            <w:shd w:val="clear" w:color="auto" w:fill="FFFFFF"/>
+            <w:tcMar>
+              <w:top w:w="0" w:type="dxa"/>
+              <w:bottom w:w="0" w:type="dxa"/>
+              <w:left w:w="0" w:type="dxa"/>
+              <w:right w:w="0" w:type="dxa"/>
+            </w:tcMar>
+            <w:vAlign w:val="top"/>
+          </w:tcPr>
+          <w:p>
+            <w:pPr>
+              <w:pStyle w:val="Normal"/>
+              <w:jc w:val="center"/>
+              <w:pBdr>
+                <w:bottom w:val="none" w:sz="0" w:space="0" w:color="000000"/>
+                <w:top w:val="none" w:sz="0" w:space="0" w:color="000000"/>
+                <w:left w:val="none" w:sz="0" w:space="0" w:color="000000"/>
+                <w:right w:val="none" w:sz="0" w:space="0" w:color="000000"/>
+              </w:pBdr>
+              <w:spacing w:after="100" w:before="100" w:line="240"/>
+              <w:ind w:left="100" w:right="100" w:firstLine="0" w:firstLineChars="0"/>
+              <w:rPr>
+                <w:rFonts w:ascii="Helvetica" w:hAnsi="Helvetica" w:eastAsia="Helvetica" w:cs="Helvetica"/>
+                <w:i w:val="false"/>
+                <w:b w:val="false"/>
+                <w:u w:val="none"/>
+                <w:sz w:val="22"/>
+                <w:szCs w:val="22"/>
+                <w:color w:val="000000"/>
+              </w:rPr>
+            </w:pPr>
+            <w:r>
+              <w:rPr>
+                <w:rFonts w:ascii="Helvetica" w:hAnsi="Helvetica" w:eastAsia="Helvetica" w:cs="Helvetica"/>
+                <w:i w:val="false"/>
+                <w:b w:val="false"/>
+                <w:u w:val="none"/>
+                <w:sz w:val="22"/>
+                <w:szCs w:val="22"/>
+                <w:color w:val="000000"/>
+              </w:rPr>
+              <w:t xml:space="preserve">0.900</w:t>
             </w:r>
           </w:p>
         </w:tc>
@@ -2658,7 +2658,7 @@
                 <w:szCs w:val="22"/>
                 <w:color w:val="000000"/>
               </w:rPr>
-              <w:t xml:space="preserve">0.320</w:t>
+              <w:t xml:space="preserve">0.340</w:t>
             </w:r>
           </w:p>
         </w:tc>
@@ -4054,60 +4054,60 @@
                 <w:szCs w:val="22"/>
                 <w:color w:val="000000"/>
               </w:rPr>
-              <w:t xml:space="preserve">0.63, 3.40</w:t>
-            </w:r>
-          </w:p>
-        </w:tc>
-        <w:tc>
-          <w:tcPr>
-            <w:tcBorders>
-              <w:bottom w:val="none" w:sz="0" w:space="0" w:color="000000"/>
-              <w:top w:val="none" w:sz="0" w:space="0" w:color="000000"/>
-              <w:left w:val="none" w:sz="0" w:space="0" w:color="000000"/>
-              <w:right w:val="none" w:sz="0" w:space="0" w:color="000000"/>
-            </w:tcBorders>
-            <w:shd w:val="clear" w:color="auto" w:fill="FFFFFF"/>
-            <w:tcMar>
-              <w:top w:w="0" w:type="dxa"/>
-              <w:bottom w:w="0" w:type="dxa"/>
-              <w:left w:w="0" w:type="dxa"/>
-              <w:right w:w="0" w:type="dxa"/>
-            </w:tcMar>
-            <w:vAlign w:val="top"/>
-          </w:tcPr>
-          <w:p>
-            <w:pPr>
-              <w:pStyle w:val="Normal"/>
-              <w:jc w:val="center"/>
-              <w:pBdr>
-                <w:bottom w:val="none" w:sz="0" w:space="0" w:color="000000"/>
-                <w:top w:val="none" w:sz="0" w:space="0" w:color="000000"/>
-                <w:left w:val="none" w:sz="0" w:space="0" w:color="000000"/>
-                <w:right w:val="none" w:sz="0" w:space="0" w:color="000000"/>
-              </w:pBdr>
-              <w:spacing w:after="100" w:before="100" w:line="240"/>
-              <w:ind w:left="100" w:right="100" w:firstLine="0" w:firstLineChars="0"/>
-              <w:rPr>
-                <w:rFonts w:ascii="Helvetica" w:hAnsi="Helvetica" w:eastAsia="Helvetica" w:cs="Helvetica"/>
-                <w:i w:val="false"/>
-                <w:b w:val="false"/>
-                <w:u w:val="none"/>
-                <w:sz w:val="22"/>
-                <w:szCs w:val="22"/>
-                <w:color w:val="000000"/>
-              </w:rPr>
-            </w:pPr>
-            <w:r>
-              <w:rPr>
-                <w:rFonts w:ascii="Helvetica" w:hAnsi="Helvetica" w:eastAsia="Helvetica" w:cs="Helvetica"/>
-                <w:i w:val="false"/>
-                <w:b w:val="false"/>
-                <w:u w:val="none"/>
-                <w:sz w:val="22"/>
-                <w:szCs w:val="22"/>
-                <w:color w:val="000000"/>
-              </w:rPr>
-              <w:t xml:space="preserve">0.370</w:t>
+              <w:t xml:space="preserve">0.63, 3.44</w:t>
+            </w:r>
+          </w:p>
+        </w:tc>
+        <w:tc>
+          <w:tcPr>
+            <w:tcBorders>
+              <w:bottom w:val="none" w:sz="0" w:space="0" w:color="000000"/>
+              <w:top w:val="none" w:sz="0" w:space="0" w:color="000000"/>
+              <w:left w:val="none" w:sz="0" w:space="0" w:color="000000"/>
+              <w:right w:val="none" w:sz="0" w:space="0" w:color="000000"/>
+            </w:tcBorders>
+            <w:shd w:val="clear" w:color="auto" w:fill="FFFFFF"/>
+            <w:tcMar>
+              <w:top w:w="0" w:type="dxa"/>
+              <w:bottom w:w="0" w:type="dxa"/>
+              <w:left w:w="0" w:type="dxa"/>
+              <w:right w:w="0" w:type="dxa"/>
+            </w:tcMar>
+            <w:vAlign w:val="top"/>
+          </w:tcPr>
+          <w:p>
+            <w:pPr>
+              <w:pStyle w:val="Normal"/>
+              <w:jc w:val="center"/>
+              <w:pBdr>
+                <w:bottom w:val="none" w:sz="0" w:space="0" w:color="000000"/>
+                <w:top w:val="none" w:sz="0" w:space="0" w:color="000000"/>
+                <w:left w:val="none" w:sz="0" w:space="0" w:color="000000"/>
+                <w:right w:val="none" w:sz="0" w:space="0" w:color="000000"/>
+              </w:pBdr>
+              <w:spacing w:after="100" w:before="100" w:line="240"/>
+              <w:ind w:left="100" w:right="100" w:firstLine="0" w:firstLineChars="0"/>
+              <w:rPr>
+                <w:rFonts w:ascii="Helvetica" w:hAnsi="Helvetica" w:eastAsia="Helvetica" w:cs="Helvetica"/>
+                <w:i w:val="false"/>
+                <w:b w:val="false"/>
+                <w:u w:val="none"/>
+                <w:sz w:val="22"/>
+                <w:szCs w:val="22"/>
+                <w:color w:val="000000"/>
+              </w:rPr>
+            </w:pPr>
+            <w:r>
+              <w:rPr>
+                <w:rFonts w:ascii="Helvetica" w:hAnsi="Helvetica" w:eastAsia="Helvetica" w:cs="Helvetica"/>
+                <w:i w:val="false"/>
+                <w:b w:val="false"/>
+                <w:u w:val="none"/>
+                <w:sz w:val="22"/>
+                <w:szCs w:val="22"/>
+                <w:color w:val="000000"/>
+              </w:rPr>
+              <w:t xml:space="preserve">0.380</w:t>
             </w:r>
           </w:p>
         </w:tc>
@@ -4484,113 +4484,113 @@
                 <w:szCs w:val="22"/>
                 <w:color w:val="000000"/>
               </w:rPr>
-              <w:t xml:space="preserve">1.09</w:t>
-            </w:r>
-          </w:p>
-        </w:tc>
-        <w:tc>
-          <w:tcPr>
-            <w:tcBorders>
-              <w:bottom w:val="none" w:sz="0" w:space="0" w:color="000000"/>
-              <w:top w:val="none" w:sz="0" w:space="0" w:color="000000"/>
-              <w:left w:val="none" w:sz="0" w:space="0" w:color="000000"/>
-              <w:right w:val="none" w:sz="0" w:space="0" w:color="000000"/>
-            </w:tcBorders>
-            <w:shd w:val="clear" w:color="auto" w:fill="FFFFFF"/>
-            <w:tcMar>
-              <w:top w:w="0" w:type="dxa"/>
-              <w:bottom w:w="0" w:type="dxa"/>
-              <w:left w:w="0" w:type="dxa"/>
-              <w:right w:w="0" w:type="dxa"/>
-            </w:tcMar>
-            <w:vAlign w:val="top"/>
-          </w:tcPr>
-          <w:p>
-            <w:pPr>
-              <w:pStyle w:val="Normal"/>
-              <w:jc w:val="center"/>
-              <w:pBdr>
-                <w:bottom w:val="none" w:sz="0" w:space="0" w:color="000000"/>
-                <w:top w:val="none" w:sz="0" w:space="0" w:color="000000"/>
-                <w:left w:val="none" w:sz="0" w:space="0" w:color="000000"/>
-                <w:right w:val="none" w:sz="0" w:space="0" w:color="000000"/>
-              </w:pBdr>
-              <w:spacing w:after="100" w:before="100" w:line="240"/>
-              <w:ind w:left="100" w:right="100" w:firstLine="0" w:firstLineChars="0"/>
-              <w:rPr>
-                <w:rFonts w:ascii="Helvetica" w:hAnsi="Helvetica" w:eastAsia="Helvetica" w:cs="Helvetica"/>
-                <w:i w:val="false"/>
-                <w:b w:val="false"/>
-                <w:u w:val="none"/>
-                <w:sz w:val="22"/>
-                <w:szCs w:val="22"/>
-                <w:color w:val="000000"/>
-              </w:rPr>
-            </w:pPr>
-            <w:r>
-              <w:rPr>
-                <w:rFonts w:ascii="Helvetica" w:hAnsi="Helvetica" w:eastAsia="Helvetica" w:cs="Helvetica"/>
-                <w:i w:val="false"/>
-                <w:b w:val="false"/>
-                <w:u w:val="none"/>
-                <w:sz w:val="22"/>
-                <w:szCs w:val="22"/>
-                <w:color w:val="000000"/>
-              </w:rPr>
-              <w:t xml:space="preserve">0.99, 1.21</w:t>
-            </w:r>
-          </w:p>
-        </w:tc>
-        <w:tc>
-          <w:tcPr>
-            <w:tcBorders>
-              <w:bottom w:val="none" w:sz="0" w:space="0" w:color="000000"/>
-              <w:top w:val="none" w:sz="0" w:space="0" w:color="000000"/>
-              <w:left w:val="none" w:sz="0" w:space="0" w:color="000000"/>
-              <w:right w:val="none" w:sz="0" w:space="0" w:color="000000"/>
-            </w:tcBorders>
-            <w:shd w:val="clear" w:color="auto" w:fill="FFFFFF"/>
-            <w:tcMar>
-              <w:top w:w="0" w:type="dxa"/>
-              <w:bottom w:w="0" w:type="dxa"/>
-              <w:left w:w="0" w:type="dxa"/>
-              <w:right w:w="0" w:type="dxa"/>
-            </w:tcMar>
-            <w:vAlign w:val="top"/>
-          </w:tcPr>
-          <w:p>
-            <w:pPr>
-              <w:pStyle w:val="Normal"/>
-              <w:jc w:val="center"/>
-              <w:pBdr>
-                <w:bottom w:val="none" w:sz="0" w:space="0" w:color="000000"/>
-                <w:top w:val="none" w:sz="0" w:space="0" w:color="000000"/>
-                <w:left w:val="none" w:sz="0" w:space="0" w:color="000000"/>
-                <w:right w:val="none" w:sz="0" w:space="0" w:color="000000"/>
-              </w:pBdr>
-              <w:spacing w:after="100" w:before="100" w:line="240"/>
-              <w:ind w:left="100" w:right="100" w:firstLine="0" w:firstLineChars="0"/>
-              <w:rPr>
-                <w:rFonts w:ascii="Helvetica" w:hAnsi="Helvetica" w:eastAsia="Helvetica" w:cs="Helvetica"/>
-                <w:i w:val="false"/>
-                <w:b w:val="false"/>
-                <w:u w:val="none"/>
-                <w:sz w:val="22"/>
-                <w:szCs w:val="22"/>
-                <w:color w:val="000000"/>
-              </w:rPr>
-            </w:pPr>
-            <w:r>
-              <w:rPr>
-                <w:rFonts w:ascii="Helvetica" w:hAnsi="Helvetica" w:eastAsia="Helvetica" w:cs="Helvetica"/>
-                <w:i w:val="false"/>
-                <w:b w:val="false"/>
-                <w:u w:val="none"/>
-                <w:sz w:val="22"/>
-                <w:szCs w:val="22"/>
-                <w:color w:val="000000"/>
-              </w:rPr>
-              <w:t xml:space="preserve">0.087</w:t>
+              <w:t xml:space="preserve">1.10</w:t>
+            </w:r>
+          </w:p>
+        </w:tc>
+        <w:tc>
+          <w:tcPr>
+            <w:tcBorders>
+              <w:bottom w:val="none" w:sz="0" w:space="0" w:color="000000"/>
+              <w:top w:val="none" w:sz="0" w:space="0" w:color="000000"/>
+              <w:left w:val="none" w:sz="0" w:space="0" w:color="000000"/>
+              <w:right w:val="none" w:sz="0" w:space="0" w:color="000000"/>
+            </w:tcBorders>
+            <w:shd w:val="clear" w:color="auto" w:fill="FFFFFF"/>
+            <w:tcMar>
+              <w:top w:w="0" w:type="dxa"/>
+              <w:bottom w:w="0" w:type="dxa"/>
+              <w:left w:w="0" w:type="dxa"/>
+              <w:right w:w="0" w:type="dxa"/>
+            </w:tcMar>
+            <w:vAlign w:val="top"/>
+          </w:tcPr>
+          <w:p>
+            <w:pPr>
+              <w:pStyle w:val="Normal"/>
+              <w:jc w:val="center"/>
+              <w:pBdr>
+                <w:bottom w:val="none" w:sz="0" w:space="0" w:color="000000"/>
+                <w:top w:val="none" w:sz="0" w:space="0" w:color="000000"/>
+                <w:left w:val="none" w:sz="0" w:space="0" w:color="000000"/>
+                <w:right w:val="none" w:sz="0" w:space="0" w:color="000000"/>
+              </w:pBdr>
+              <w:spacing w:after="100" w:before="100" w:line="240"/>
+              <w:ind w:left="100" w:right="100" w:firstLine="0" w:firstLineChars="0"/>
+              <w:rPr>
+                <w:rFonts w:ascii="Helvetica" w:hAnsi="Helvetica" w:eastAsia="Helvetica" w:cs="Helvetica"/>
+                <w:i w:val="false"/>
+                <w:b w:val="false"/>
+                <w:u w:val="none"/>
+                <w:sz w:val="22"/>
+                <w:szCs w:val="22"/>
+                <w:color w:val="000000"/>
+              </w:rPr>
+            </w:pPr>
+            <w:r>
+              <w:rPr>
+                <w:rFonts w:ascii="Helvetica" w:hAnsi="Helvetica" w:eastAsia="Helvetica" w:cs="Helvetica"/>
+                <w:i w:val="false"/>
+                <w:b w:val="false"/>
+                <w:u w:val="none"/>
+                <w:sz w:val="22"/>
+                <w:szCs w:val="22"/>
+                <w:color w:val="000000"/>
+              </w:rPr>
+              <w:t xml:space="preserve">0.99, 1.22</w:t>
+            </w:r>
+          </w:p>
+        </w:tc>
+        <w:tc>
+          <w:tcPr>
+            <w:tcBorders>
+              <w:bottom w:val="none" w:sz="0" w:space="0" w:color="000000"/>
+              <w:top w:val="none" w:sz="0" w:space="0" w:color="000000"/>
+              <w:left w:val="none" w:sz="0" w:space="0" w:color="000000"/>
+              <w:right w:val="none" w:sz="0" w:space="0" w:color="000000"/>
+            </w:tcBorders>
+            <w:shd w:val="clear" w:color="auto" w:fill="FFFFFF"/>
+            <w:tcMar>
+              <w:top w:w="0" w:type="dxa"/>
+              <w:bottom w:w="0" w:type="dxa"/>
+              <w:left w:w="0" w:type="dxa"/>
+              <w:right w:w="0" w:type="dxa"/>
+            </w:tcMar>
+            <w:vAlign w:val="top"/>
+          </w:tcPr>
+          <w:p>
+            <w:pPr>
+              <w:pStyle w:val="Normal"/>
+              <w:jc w:val="center"/>
+              <w:pBdr>
+                <w:bottom w:val="none" w:sz="0" w:space="0" w:color="000000"/>
+                <w:top w:val="none" w:sz="0" w:space="0" w:color="000000"/>
+                <w:left w:val="none" w:sz="0" w:space="0" w:color="000000"/>
+                <w:right w:val="none" w:sz="0" w:space="0" w:color="000000"/>
+              </w:pBdr>
+              <w:spacing w:after="100" w:before="100" w:line="240"/>
+              <w:ind w:left="100" w:right="100" w:firstLine="0" w:firstLineChars="0"/>
+              <w:rPr>
+                <w:rFonts w:ascii="Helvetica" w:hAnsi="Helvetica" w:eastAsia="Helvetica" w:cs="Helvetica"/>
+                <w:i w:val="false"/>
+                <w:b w:val="false"/>
+                <w:u w:val="none"/>
+                <w:sz w:val="22"/>
+                <w:szCs w:val="22"/>
+                <w:color w:val="000000"/>
+              </w:rPr>
+            </w:pPr>
+            <w:r>
+              <w:rPr>
+                <w:rFonts w:ascii="Helvetica" w:hAnsi="Helvetica" w:eastAsia="Helvetica" w:cs="Helvetica"/>
+                <w:i w:val="false"/>
+                <w:b w:val="false"/>
+                <w:u w:val="none"/>
+                <w:sz w:val="22"/>
+                <w:szCs w:val="22"/>
+                <w:color w:val="000000"/>
+              </w:rPr>
+              <w:t xml:space="preserve">0.088</w:t>
             </w:r>
           </w:p>
         </w:tc>
@@ -6039,7 +6039,7 @@
                 <w:szCs w:val="22"/>
                 <w:color w:val="000000"/>
               </w:rPr>
-              <w:t xml:space="preserve">0.960</w:t>
+              <w:t xml:space="preserve">0.970</w:t>
             </w:r>
           </w:p>
         </w:tc>
@@ -7382,113 +7382,113 @@
                 <w:szCs w:val="22"/>
                 <w:color w:val="000000"/>
               </w:rPr>
-              <w:t xml:space="preserve">0.71</w:t>
-            </w:r>
-          </w:p>
-        </w:tc>
-        <w:tc>
-          <w:tcPr>
-            <w:tcBorders>
-              <w:bottom w:val="none" w:sz="0" w:space="0" w:color="000000"/>
-              <w:top w:val="none" w:sz="0" w:space="0" w:color="000000"/>
-              <w:left w:val="none" w:sz="0" w:space="0" w:color="000000"/>
-              <w:right w:val="none" w:sz="0" w:space="0" w:color="000000"/>
-            </w:tcBorders>
-            <w:shd w:val="clear" w:color="auto" w:fill="FFFFFF"/>
-            <w:tcMar>
-              <w:top w:w="0" w:type="dxa"/>
-              <w:bottom w:w="0" w:type="dxa"/>
-              <w:left w:w="0" w:type="dxa"/>
-              <w:right w:w="0" w:type="dxa"/>
-            </w:tcMar>
-            <w:vAlign w:val="top"/>
-          </w:tcPr>
-          <w:p>
-            <w:pPr>
-              <w:pStyle w:val="Normal"/>
-              <w:jc w:val="center"/>
-              <w:pBdr>
-                <w:bottom w:val="none" w:sz="0" w:space="0" w:color="000000"/>
-                <w:top w:val="none" w:sz="0" w:space="0" w:color="000000"/>
-                <w:left w:val="none" w:sz="0" w:space="0" w:color="000000"/>
-                <w:right w:val="none" w:sz="0" w:space="0" w:color="000000"/>
-              </w:pBdr>
-              <w:spacing w:after="100" w:before="100" w:line="240"/>
-              <w:ind w:left="100" w:right="100" w:firstLine="0" w:firstLineChars="0"/>
-              <w:rPr>
-                <w:rFonts w:ascii="Helvetica" w:hAnsi="Helvetica" w:eastAsia="Helvetica" w:cs="Helvetica"/>
-                <w:i w:val="false"/>
-                <w:b w:val="false"/>
-                <w:u w:val="none"/>
-                <w:sz w:val="22"/>
-                <w:szCs w:val="22"/>
-                <w:color w:val="000000"/>
-              </w:rPr>
-            </w:pPr>
-            <w:r>
-              <w:rPr>
-                <w:rFonts w:ascii="Helvetica" w:hAnsi="Helvetica" w:eastAsia="Helvetica" w:cs="Helvetica"/>
-                <w:i w:val="false"/>
-                <w:b w:val="false"/>
-                <w:u w:val="none"/>
-                <w:sz w:val="22"/>
-                <w:szCs w:val="22"/>
-                <w:color w:val="000000"/>
-              </w:rPr>
-              <w:t xml:space="preserve">0.12, 4.05</w:t>
-            </w:r>
-          </w:p>
-        </w:tc>
-        <w:tc>
-          <w:tcPr>
-            <w:tcBorders>
-              <w:bottom w:val="none" w:sz="0" w:space="0" w:color="000000"/>
-              <w:top w:val="none" w:sz="0" w:space="0" w:color="000000"/>
-              <w:left w:val="none" w:sz="0" w:space="0" w:color="000000"/>
-              <w:right w:val="none" w:sz="0" w:space="0" w:color="000000"/>
-            </w:tcBorders>
-            <w:shd w:val="clear" w:color="auto" w:fill="FFFFFF"/>
-            <w:tcMar>
-              <w:top w:w="0" w:type="dxa"/>
-              <w:bottom w:w="0" w:type="dxa"/>
-              <w:left w:w="0" w:type="dxa"/>
-              <w:right w:w="0" w:type="dxa"/>
-            </w:tcMar>
-            <w:vAlign w:val="top"/>
-          </w:tcPr>
-          <w:p>
-            <w:pPr>
-              <w:pStyle w:val="Normal"/>
-              <w:jc w:val="center"/>
-              <w:pBdr>
-                <w:bottom w:val="none" w:sz="0" w:space="0" w:color="000000"/>
-                <w:top w:val="none" w:sz="0" w:space="0" w:color="000000"/>
-                <w:left w:val="none" w:sz="0" w:space="0" w:color="000000"/>
-                <w:right w:val="none" w:sz="0" w:space="0" w:color="000000"/>
-              </w:pBdr>
-              <w:spacing w:after="100" w:before="100" w:line="240"/>
-              <w:ind w:left="100" w:right="100" w:firstLine="0" w:firstLineChars="0"/>
-              <w:rPr>
-                <w:rFonts w:ascii="Helvetica" w:hAnsi="Helvetica" w:eastAsia="Helvetica" w:cs="Helvetica"/>
-                <w:i w:val="false"/>
-                <w:b w:val="false"/>
-                <w:u w:val="none"/>
-                <w:sz w:val="22"/>
-                <w:szCs w:val="22"/>
-                <w:color w:val="000000"/>
-              </w:rPr>
-            </w:pPr>
-            <w:r>
-              <w:rPr>
-                <w:rFonts w:ascii="Helvetica" w:hAnsi="Helvetica" w:eastAsia="Helvetica" w:cs="Helvetica"/>
-                <w:i w:val="false"/>
-                <w:b w:val="false"/>
-                <w:u w:val="none"/>
-                <w:sz w:val="22"/>
-                <w:szCs w:val="22"/>
-                <w:color w:val="000000"/>
-              </w:rPr>
-              <w:t xml:space="preserve">0.700</w:t>
+              <w:t xml:space="preserve">0.70</w:t>
+            </w:r>
+          </w:p>
+        </w:tc>
+        <w:tc>
+          <w:tcPr>
+            <w:tcBorders>
+              <w:bottom w:val="none" w:sz="0" w:space="0" w:color="000000"/>
+              <w:top w:val="none" w:sz="0" w:space="0" w:color="000000"/>
+              <w:left w:val="none" w:sz="0" w:space="0" w:color="000000"/>
+              <w:right w:val="none" w:sz="0" w:space="0" w:color="000000"/>
+            </w:tcBorders>
+            <w:shd w:val="clear" w:color="auto" w:fill="FFFFFF"/>
+            <w:tcMar>
+              <w:top w:w="0" w:type="dxa"/>
+              <w:bottom w:w="0" w:type="dxa"/>
+              <w:left w:w="0" w:type="dxa"/>
+              <w:right w:w="0" w:type="dxa"/>
+            </w:tcMar>
+            <w:vAlign w:val="top"/>
+          </w:tcPr>
+          <w:p>
+            <w:pPr>
+              <w:pStyle w:val="Normal"/>
+              <w:jc w:val="center"/>
+              <w:pBdr>
+                <w:bottom w:val="none" w:sz="0" w:space="0" w:color="000000"/>
+                <w:top w:val="none" w:sz="0" w:space="0" w:color="000000"/>
+                <w:left w:val="none" w:sz="0" w:space="0" w:color="000000"/>
+                <w:right w:val="none" w:sz="0" w:space="0" w:color="000000"/>
+              </w:pBdr>
+              <w:spacing w:after="100" w:before="100" w:line="240"/>
+              <w:ind w:left="100" w:right="100" w:firstLine="0" w:firstLineChars="0"/>
+              <w:rPr>
+                <w:rFonts w:ascii="Helvetica" w:hAnsi="Helvetica" w:eastAsia="Helvetica" w:cs="Helvetica"/>
+                <w:i w:val="false"/>
+                <w:b w:val="false"/>
+                <w:u w:val="none"/>
+                <w:sz w:val="22"/>
+                <w:szCs w:val="22"/>
+                <w:color w:val="000000"/>
+              </w:rPr>
+            </w:pPr>
+            <w:r>
+              <w:rPr>
+                <w:rFonts w:ascii="Helvetica" w:hAnsi="Helvetica" w:eastAsia="Helvetica" w:cs="Helvetica"/>
+                <w:i w:val="false"/>
+                <w:b w:val="false"/>
+                <w:u w:val="none"/>
+                <w:sz w:val="22"/>
+                <w:szCs w:val="22"/>
+                <w:color w:val="000000"/>
+              </w:rPr>
+              <w:t xml:space="preserve">0.12, 4.04</w:t>
+            </w:r>
+          </w:p>
+        </w:tc>
+        <w:tc>
+          <w:tcPr>
+            <w:tcBorders>
+              <w:bottom w:val="none" w:sz="0" w:space="0" w:color="000000"/>
+              <w:top w:val="none" w:sz="0" w:space="0" w:color="000000"/>
+              <w:left w:val="none" w:sz="0" w:space="0" w:color="000000"/>
+              <w:right w:val="none" w:sz="0" w:space="0" w:color="000000"/>
+            </w:tcBorders>
+            <w:shd w:val="clear" w:color="auto" w:fill="FFFFFF"/>
+            <w:tcMar>
+              <w:top w:w="0" w:type="dxa"/>
+              <w:bottom w:w="0" w:type="dxa"/>
+              <w:left w:w="0" w:type="dxa"/>
+              <w:right w:w="0" w:type="dxa"/>
+            </w:tcMar>
+            <w:vAlign w:val="top"/>
+          </w:tcPr>
+          <w:p>
+            <w:pPr>
+              <w:pStyle w:val="Normal"/>
+              <w:jc w:val="center"/>
+              <w:pBdr>
+                <w:bottom w:val="none" w:sz="0" w:space="0" w:color="000000"/>
+                <w:top w:val="none" w:sz="0" w:space="0" w:color="000000"/>
+                <w:left w:val="none" w:sz="0" w:space="0" w:color="000000"/>
+                <w:right w:val="none" w:sz="0" w:space="0" w:color="000000"/>
+              </w:pBdr>
+              <w:spacing w:after="100" w:before="100" w:line="240"/>
+              <w:ind w:left="100" w:right="100" w:firstLine="0" w:firstLineChars="0"/>
+              <w:rPr>
+                <w:rFonts w:ascii="Helvetica" w:hAnsi="Helvetica" w:eastAsia="Helvetica" w:cs="Helvetica"/>
+                <w:i w:val="false"/>
+                <w:b w:val="false"/>
+                <w:u w:val="none"/>
+                <w:sz w:val="22"/>
+                <w:szCs w:val="22"/>
+                <w:color w:val="000000"/>
+              </w:rPr>
+            </w:pPr>
+            <w:r>
+              <w:rPr>
+                <w:rFonts w:ascii="Helvetica" w:hAnsi="Helvetica" w:eastAsia="Helvetica" w:cs="Helvetica"/>
+                <w:i w:val="false"/>
+                <w:b w:val="false"/>
+                <w:u w:val="none"/>
+                <w:sz w:val="22"/>
+                <w:szCs w:val="22"/>
+                <w:color w:val="000000"/>
+              </w:rPr>
+              <w:t xml:space="preserve">0.690</w:t>
             </w:r>
           </w:p>
         </w:tc>
@@ -7865,113 +7865,113 @@
                 <w:szCs w:val="22"/>
                 <w:color w:val="000000"/>
               </w:rPr>
-              <w:t xml:space="preserve">0.93</w:t>
-            </w:r>
-          </w:p>
-        </w:tc>
-        <w:tc>
-          <w:tcPr>
-            <w:tcBorders>
-              <w:bottom w:val="none" w:sz="0" w:space="0" w:color="000000"/>
-              <w:top w:val="none" w:sz="0" w:space="0" w:color="000000"/>
-              <w:left w:val="none" w:sz="0" w:space="0" w:color="000000"/>
-              <w:right w:val="none" w:sz="0" w:space="0" w:color="000000"/>
-            </w:tcBorders>
-            <w:shd w:val="clear" w:color="auto" w:fill="FFFFFF"/>
-            <w:tcMar>
-              <w:top w:w="0" w:type="dxa"/>
-              <w:bottom w:w="0" w:type="dxa"/>
-              <w:left w:w="0" w:type="dxa"/>
-              <w:right w:w="0" w:type="dxa"/>
-            </w:tcMar>
-            <w:vAlign w:val="top"/>
-          </w:tcPr>
-          <w:p>
-            <w:pPr>
-              <w:pStyle w:val="Normal"/>
-              <w:jc w:val="center"/>
-              <w:pBdr>
-                <w:bottom w:val="none" w:sz="0" w:space="0" w:color="000000"/>
-                <w:top w:val="none" w:sz="0" w:space="0" w:color="000000"/>
-                <w:left w:val="none" w:sz="0" w:space="0" w:color="000000"/>
-                <w:right w:val="none" w:sz="0" w:space="0" w:color="000000"/>
-              </w:pBdr>
-              <w:spacing w:after="100" w:before="100" w:line="240"/>
-              <w:ind w:left="100" w:right="100" w:firstLine="0" w:firstLineChars="0"/>
-              <w:rPr>
-                <w:rFonts w:ascii="Helvetica" w:hAnsi="Helvetica" w:eastAsia="Helvetica" w:cs="Helvetica"/>
-                <w:i w:val="false"/>
-                <w:b w:val="false"/>
-                <w:u w:val="none"/>
-                <w:sz w:val="22"/>
-                <w:szCs w:val="22"/>
-                <w:color w:val="000000"/>
-              </w:rPr>
-            </w:pPr>
-            <w:r>
-              <w:rPr>
-                <w:rFonts w:ascii="Helvetica" w:hAnsi="Helvetica" w:eastAsia="Helvetica" w:cs="Helvetica"/>
-                <w:i w:val="false"/>
-                <w:b w:val="false"/>
-                <w:u w:val="none"/>
-                <w:sz w:val="22"/>
-                <w:szCs w:val="22"/>
-                <w:color w:val="000000"/>
-              </w:rPr>
-              <w:t xml:space="preserve">0.24, 3.55</w:t>
-            </w:r>
-          </w:p>
-        </w:tc>
-        <w:tc>
-          <w:tcPr>
-            <w:tcBorders>
-              <w:bottom w:val="none" w:sz="0" w:space="0" w:color="000000"/>
-              <w:top w:val="none" w:sz="0" w:space="0" w:color="000000"/>
-              <w:left w:val="none" w:sz="0" w:space="0" w:color="000000"/>
-              <w:right w:val="none" w:sz="0" w:space="0" w:color="000000"/>
-            </w:tcBorders>
-            <w:shd w:val="clear" w:color="auto" w:fill="FFFFFF"/>
-            <w:tcMar>
-              <w:top w:w="0" w:type="dxa"/>
-              <w:bottom w:w="0" w:type="dxa"/>
-              <w:left w:w="0" w:type="dxa"/>
-              <w:right w:w="0" w:type="dxa"/>
-            </w:tcMar>
-            <w:vAlign w:val="top"/>
-          </w:tcPr>
-          <w:p>
-            <w:pPr>
-              <w:pStyle w:val="Normal"/>
-              <w:jc w:val="center"/>
-              <w:pBdr>
-                <w:bottom w:val="none" w:sz="0" w:space="0" w:color="000000"/>
-                <w:top w:val="none" w:sz="0" w:space="0" w:color="000000"/>
-                <w:left w:val="none" w:sz="0" w:space="0" w:color="000000"/>
-                <w:right w:val="none" w:sz="0" w:space="0" w:color="000000"/>
-              </w:pBdr>
-              <w:spacing w:after="100" w:before="100" w:line="240"/>
-              <w:ind w:left="100" w:right="100" w:firstLine="0" w:firstLineChars="0"/>
-              <w:rPr>
-                <w:rFonts w:ascii="Helvetica" w:hAnsi="Helvetica" w:eastAsia="Helvetica" w:cs="Helvetica"/>
-                <w:i w:val="false"/>
-                <w:b w:val="false"/>
-                <w:u w:val="none"/>
-                <w:sz w:val="22"/>
-                <w:szCs w:val="22"/>
-                <w:color w:val="000000"/>
-              </w:rPr>
-            </w:pPr>
-            <w:r>
-              <w:rPr>
-                <w:rFonts w:ascii="Helvetica" w:hAnsi="Helvetica" w:eastAsia="Helvetica" w:cs="Helvetica"/>
-                <w:i w:val="false"/>
-                <w:b w:val="false"/>
-                <w:u w:val="none"/>
-                <w:sz w:val="22"/>
-                <w:szCs w:val="22"/>
-                <w:color w:val="000000"/>
-              </w:rPr>
-              <w:t xml:space="preserve">0.920</w:t>
+              <w:t xml:space="preserve">0.92</w:t>
+            </w:r>
+          </w:p>
+        </w:tc>
+        <w:tc>
+          <w:tcPr>
+            <w:tcBorders>
+              <w:bottom w:val="none" w:sz="0" w:space="0" w:color="000000"/>
+              <w:top w:val="none" w:sz="0" w:space="0" w:color="000000"/>
+              <w:left w:val="none" w:sz="0" w:space="0" w:color="000000"/>
+              <w:right w:val="none" w:sz="0" w:space="0" w:color="000000"/>
+            </w:tcBorders>
+            <w:shd w:val="clear" w:color="auto" w:fill="FFFFFF"/>
+            <w:tcMar>
+              <w:top w:w="0" w:type="dxa"/>
+              <w:bottom w:w="0" w:type="dxa"/>
+              <w:left w:w="0" w:type="dxa"/>
+              <w:right w:w="0" w:type="dxa"/>
+            </w:tcMar>
+            <w:vAlign w:val="top"/>
+          </w:tcPr>
+          <w:p>
+            <w:pPr>
+              <w:pStyle w:val="Normal"/>
+              <w:jc w:val="center"/>
+              <w:pBdr>
+                <w:bottom w:val="none" w:sz="0" w:space="0" w:color="000000"/>
+                <w:top w:val="none" w:sz="0" w:space="0" w:color="000000"/>
+                <w:left w:val="none" w:sz="0" w:space="0" w:color="000000"/>
+                <w:right w:val="none" w:sz="0" w:space="0" w:color="000000"/>
+              </w:pBdr>
+              <w:spacing w:after="100" w:before="100" w:line="240"/>
+              <w:ind w:left="100" w:right="100" w:firstLine="0" w:firstLineChars="0"/>
+              <w:rPr>
+                <w:rFonts w:ascii="Helvetica" w:hAnsi="Helvetica" w:eastAsia="Helvetica" w:cs="Helvetica"/>
+                <w:i w:val="false"/>
+                <w:b w:val="false"/>
+                <w:u w:val="none"/>
+                <w:sz w:val="22"/>
+                <w:szCs w:val="22"/>
+                <w:color w:val="000000"/>
+              </w:rPr>
+            </w:pPr>
+            <w:r>
+              <w:rPr>
+                <w:rFonts w:ascii="Helvetica" w:hAnsi="Helvetica" w:eastAsia="Helvetica" w:cs="Helvetica"/>
+                <w:i w:val="false"/>
+                <w:b w:val="false"/>
+                <w:u w:val="none"/>
+                <w:sz w:val="22"/>
+                <w:szCs w:val="22"/>
+                <w:color w:val="000000"/>
+              </w:rPr>
+              <w:t xml:space="preserve">0.24, 3.52</w:t>
+            </w:r>
+          </w:p>
+        </w:tc>
+        <w:tc>
+          <w:tcPr>
+            <w:tcBorders>
+              <w:bottom w:val="none" w:sz="0" w:space="0" w:color="000000"/>
+              <w:top w:val="none" w:sz="0" w:space="0" w:color="000000"/>
+              <w:left w:val="none" w:sz="0" w:space="0" w:color="000000"/>
+              <w:right w:val="none" w:sz="0" w:space="0" w:color="000000"/>
+            </w:tcBorders>
+            <w:shd w:val="clear" w:color="auto" w:fill="FFFFFF"/>
+            <w:tcMar>
+              <w:top w:w="0" w:type="dxa"/>
+              <w:bottom w:w="0" w:type="dxa"/>
+              <w:left w:w="0" w:type="dxa"/>
+              <w:right w:w="0" w:type="dxa"/>
+            </w:tcMar>
+            <w:vAlign w:val="top"/>
+          </w:tcPr>
+          <w:p>
+            <w:pPr>
+              <w:pStyle w:val="Normal"/>
+              <w:jc w:val="center"/>
+              <w:pBdr>
+                <w:bottom w:val="none" w:sz="0" w:space="0" w:color="000000"/>
+                <w:top w:val="none" w:sz="0" w:space="0" w:color="000000"/>
+                <w:left w:val="none" w:sz="0" w:space="0" w:color="000000"/>
+                <w:right w:val="none" w:sz="0" w:space="0" w:color="000000"/>
+              </w:pBdr>
+              <w:spacing w:after="100" w:before="100" w:line="240"/>
+              <w:ind w:left="100" w:right="100" w:firstLine="0" w:firstLineChars="0"/>
+              <w:rPr>
+                <w:rFonts w:ascii="Helvetica" w:hAnsi="Helvetica" w:eastAsia="Helvetica" w:cs="Helvetica"/>
+                <w:i w:val="false"/>
+                <w:b w:val="false"/>
+                <w:u w:val="none"/>
+                <w:sz w:val="22"/>
+                <w:szCs w:val="22"/>
+                <w:color w:val="000000"/>
+              </w:rPr>
+            </w:pPr>
+            <w:r>
+              <w:rPr>
+                <w:rFonts w:ascii="Helvetica" w:hAnsi="Helvetica" w:eastAsia="Helvetica" w:cs="Helvetica"/>
+                <w:i w:val="false"/>
+                <w:b w:val="false"/>
+                <w:u w:val="none"/>
+                <w:sz w:val="22"/>
+                <w:szCs w:val="22"/>
+                <w:color w:val="000000"/>
+              </w:rPr>
+              <w:t xml:space="preserve">0.900</w:t>
             </w:r>
           </w:p>
         </w:tc>
@@ -8884,60 +8884,60 @@
                 <w:szCs w:val="22"/>
                 <w:color w:val="000000"/>
               </w:rPr>
-              <w:t xml:space="preserve">0.07, 2.40</w:t>
-            </w:r>
-          </w:p>
-        </w:tc>
-        <w:tc>
-          <w:tcPr>
-            <w:tcBorders>
-              <w:bottom w:val="none" w:sz="0" w:space="0" w:color="000000"/>
-              <w:top w:val="none" w:sz="0" w:space="0" w:color="000000"/>
-              <w:left w:val="none" w:sz="0" w:space="0" w:color="000000"/>
-              <w:right w:val="none" w:sz="0" w:space="0" w:color="000000"/>
-            </w:tcBorders>
-            <w:shd w:val="clear" w:color="auto" w:fill="FFFFFF"/>
-            <w:tcMar>
-              <w:top w:w="0" w:type="dxa"/>
-              <w:bottom w:w="0" w:type="dxa"/>
-              <w:left w:w="0" w:type="dxa"/>
-              <w:right w:w="0" w:type="dxa"/>
-            </w:tcMar>
-            <w:vAlign w:val="top"/>
-          </w:tcPr>
-          <w:p>
-            <w:pPr>
-              <w:pStyle w:val="Normal"/>
-              <w:jc w:val="center"/>
-              <w:pBdr>
-                <w:bottom w:val="none" w:sz="0" w:space="0" w:color="000000"/>
-                <w:top w:val="none" w:sz="0" w:space="0" w:color="000000"/>
-                <w:left w:val="none" w:sz="0" w:space="0" w:color="000000"/>
-                <w:right w:val="none" w:sz="0" w:space="0" w:color="000000"/>
-              </w:pBdr>
-              <w:spacing w:after="100" w:before="100" w:line="240"/>
-              <w:ind w:left="100" w:right="100" w:firstLine="0" w:firstLineChars="0"/>
-              <w:rPr>
-                <w:rFonts w:ascii="Helvetica" w:hAnsi="Helvetica" w:eastAsia="Helvetica" w:cs="Helvetica"/>
-                <w:i w:val="false"/>
-                <w:b w:val="false"/>
-                <w:u w:val="none"/>
-                <w:sz w:val="22"/>
-                <w:szCs w:val="22"/>
-                <w:color w:val="000000"/>
-              </w:rPr>
-            </w:pPr>
-            <w:r>
-              <w:rPr>
-                <w:rFonts w:ascii="Helvetica" w:hAnsi="Helvetica" w:eastAsia="Helvetica" w:cs="Helvetica"/>
-                <w:i w:val="false"/>
-                <w:b w:val="false"/>
-                <w:u w:val="none"/>
-                <w:sz w:val="22"/>
-                <w:szCs w:val="22"/>
-                <w:color w:val="000000"/>
-              </w:rPr>
-              <w:t xml:space="preserve">0.330</w:t>
+              <w:t xml:space="preserve">0.07, 2.41</w:t>
+            </w:r>
+          </w:p>
+        </w:tc>
+        <w:tc>
+          <w:tcPr>
+            <w:tcBorders>
+              <w:bottom w:val="none" w:sz="0" w:space="0" w:color="000000"/>
+              <w:top w:val="none" w:sz="0" w:space="0" w:color="000000"/>
+              <w:left w:val="none" w:sz="0" w:space="0" w:color="000000"/>
+              <w:right w:val="none" w:sz="0" w:space="0" w:color="000000"/>
+            </w:tcBorders>
+            <w:shd w:val="clear" w:color="auto" w:fill="FFFFFF"/>
+            <w:tcMar>
+              <w:top w:w="0" w:type="dxa"/>
+              <w:bottom w:w="0" w:type="dxa"/>
+              <w:left w:w="0" w:type="dxa"/>
+              <w:right w:w="0" w:type="dxa"/>
+            </w:tcMar>
+            <w:vAlign w:val="top"/>
+          </w:tcPr>
+          <w:p>
+            <w:pPr>
+              <w:pStyle w:val="Normal"/>
+              <w:jc w:val="center"/>
+              <w:pBdr>
+                <w:bottom w:val="none" w:sz="0" w:space="0" w:color="000000"/>
+                <w:top w:val="none" w:sz="0" w:space="0" w:color="000000"/>
+                <w:left w:val="none" w:sz="0" w:space="0" w:color="000000"/>
+                <w:right w:val="none" w:sz="0" w:space="0" w:color="000000"/>
+              </w:pBdr>
+              <w:spacing w:after="100" w:before="100" w:line="240"/>
+              <w:ind w:left="100" w:right="100" w:firstLine="0" w:firstLineChars="0"/>
+              <w:rPr>
+                <w:rFonts w:ascii="Helvetica" w:hAnsi="Helvetica" w:eastAsia="Helvetica" w:cs="Helvetica"/>
+                <w:i w:val="false"/>
+                <w:b w:val="false"/>
+                <w:u w:val="none"/>
+                <w:sz w:val="22"/>
+                <w:szCs w:val="22"/>
+                <w:color w:val="000000"/>
+              </w:rPr>
+            </w:pPr>
+            <w:r>
+              <w:rPr>
+                <w:rFonts w:ascii="Helvetica" w:hAnsi="Helvetica" w:eastAsia="Helvetica" w:cs="Helvetica"/>
+                <w:i w:val="false"/>
+                <w:b w:val="false"/>
+                <w:u w:val="none"/>
+                <w:sz w:val="22"/>
+                <w:szCs w:val="22"/>
+                <w:color w:val="000000"/>
+              </w:rPr>
+              <w:t xml:space="preserve">0.320</w:t>
             </w:r>
           </w:p>
         </w:tc>
@@ -9367,60 +9367,60 @@
                 <w:szCs w:val="22"/>
                 <w:color w:val="000000"/>
               </w:rPr>
-              <w:t xml:space="preserve">0.06, 1.11</w:t>
-            </w:r>
-          </w:p>
-        </w:tc>
-        <w:tc>
-          <w:tcPr>
-            <w:tcBorders>
-              <w:bottom w:val="none" w:sz="0" w:space="0" w:color="000000"/>
-              <w:top w:val="none" w:sz="0" w:space="0" w:color="000000"/>
-              <w:left w:val="none" w:sz="0" w:space="0" w:color="000000"/>
-              <w:right w:val="none" w:sz="0" w:space="0" w:color="000000"/>
-            </w:tcBorders>
-            <w:shd w:val="clear" w:color="auto" w:fill="FFFFFF"/>
-            <w:tcMar>
-              <w:top w:w="0" w:type="dxa"/>
-              <w:bottom w:w="0" w:type="dxa"/>
-              <w:left w:w="0" w:type="dxa"/>
-              <w:right w:w="0" w:type="dxa"/>
-            </w:tcMar>
-            <w:vAlign w:val="top"/>
-          </w:tcPr>
-          <w:p>
-            <w:pPr>
-              <w:pStyle w:val="Normal"/>
-              <w:jc w:val="center"/>
-              <w:pBdr>
-                <w:bottom w:val="none" w:sz="0" w:space="0" w:color="000000"/>
-                <w:top w:val="none" w:sz="0" w:space="0" w:color="000000"/>
-                <w:left w:val="none" w:sz="0" w:space="0" w:color="000000"/>
-                <w:right w:val="none" w:sz="0" w:space="0" w:color="000000"/>
-              </w:pBdr>
-              <w:spacing w:after="100" w:before="100" w:line="240"/>
-              <w:ind w:left="100" w:right="100" w:firstLine="0" w:firstLineChars="0"/>
-              <w:rPr>
-                <w:rFonts w:ascii="Helvetica" w:hAnsi="Helvetica" w:eastAsia="Helvetica" w:cs="Helvetica"/>
-                <w:i w:val="false"/>
-                <w:b w:val="false"/>
-                <w:u w:val="none"/>
-                <w:sz w:val="22"/>
-                <w:szCs w:val="22"/>
-                <w:color w:val="000000"/>
-              </w:rPr>
-            </w:pPr>
-            <w:r>
-              <w:rPr>
-                <w:rFonts w:ascii="Helvetica" w:hAnsi="Helvetica" w:eastAsia="Helvetica" w:cs="Helvetica"/>
-                <w:i w:val="false"/>
-                <w:b w:val="false"/>
-                <w:u w:val="none"/>
-                <w:sz w:val="22"/>
-                <w:szCs w:val="22"/>
-                <w:color w:val="000000"/>
-              </w:rPr>
-              <w:t xml:space="preserve">0.069</w:t>
+              <w:t xml:space="preserve">0.06, 1.10</w:t>
+            </w:r>
+          </w:p>
+        </w:tc>
+        <w:tc>
+          <w:tcPr>
+            <w:tcBorders>
+              <w:bottom w:val="none" w:sz="0" w:space="0" w:color="000000"/>
+              <w:top w:val="none" w:sz="0" w:space="0" w:color="000000"/>
+              <w:left w:val="none" w:sz="0" w:space="0" w:color="000000"/>
+              <w:right w:val="none" w:sz="0" w:space="0" w:color="000000"/>
+            </w:tcBorders>
+            <w:shd w:val="clear" w:color="auto" w:fill="FFFFFF"/>
+            <w:tcMar>
+              <w:top w:w="0" w:type="dxa"/>
+              <w:bottom w:w="0" w:type="dxa"/>
+              <w:left w:w="0" w:type="dxa"/>
+              <w:right w:w="0" w:type="dxa"/>
+            </w:tcMar>
+            <w:vAlign w:val="top"/>
+          </w:tcPr>
+          <w:p>
+            <w:pPr>
+              <w:pStyle w:val="Normal"/>
+              <w:jc w:val="center"/>
+              <w:pBdr>
+                <w:bottom w:val="none" w:sz="0" w:space="0" w:color="000000"/>
+                <w:top w:val="none" w:sz="0" w:space="0" w:color="000000"/>
+                <w:left w:val="none" w:sz="0" w:space="0" w:color="000000"/>
+                <w:right w:val="none" w:sz="0" w:space="0" w:color="000000"/>
+              </w:pBdr>
+              <w:spacing w:after="100" w:before="100" w:line="240"/>
+              <w:ind w:left="100" w:right="100" w:firstLine="0" w:firstLineChars="0"/>
+              <w:rPr>
+                <w:rFonts w:ascii="Helvetica" w:hAnsi="Helvetica" w:eastAsia="Helvetica" w:cs="Helvetica"/>
+                <w:i w:val="false"/>
+                <w:b w:val="false"/>
+                <w:u w:val="none"/>
+                <w:sz w:val="22"/>
+                <w:szCs w:val="22"/>
+                <w:color w:val="000000"/>
+              </w:rPr>
+            </w:pPr>
+            <w:r>
+              <w:rPr>
+                <w:rFonts w:ascii="Helvetica" w:hAnsi="Helvetica" w:eastAsia="Helvetica" w:cs="Helvetica"/>
+                <w:i w:val="false"/>
+                <w:b w:val="false"/>
+                <w:u w:val="none"/>
+                <w:sz w:val="22"/>
+                <w:szCs w:val="22"/>
+                <w:color w:val="000000"/>
+              </w:rPr>
+              <w:t xml:space="preserve">0.067</w:t>
             </w:r>
           </w:p>
         </w:tc>
@@ -9850,60 +9850,60 @@
                 <w:szCs w:val="22"/>
                 <w:color w:val="000000"/>
               </w:rPr>
-              <w:t xml:space="preserve">0.08, 3.31</w:t>
-            </w:r>
-          </w:p>
-        </w:tc>
-        <w:tc>
-          <w:tcPr>
-            <w:tcBorders>
-              <w:bottom w:val="none" w:sz="0" w:space="0" w:color="000000"/>
-              <w:top w:val="none" w:sz="0" w:space="0" w:color="000000"/>
-              <w:left w:val="none" w:sz="0" w:space="0" w:color="000000"/>
-              <w:right w:val="none" w:sz="0" w:space="0" w:color="000000"/>
-            </w:tcBorders>
-            <w:shd w:val="clear" w:color="auto" w:fill="FFFFFF"/>
-            <w:tcMar>
-              <w:top w:w="0" w:type="dxa"/>
-              <w:bottom w:w="0" w:type="dxa"/>
-              <w:left w:w="0" w:type="dxa"/>
-              <w:right w:w="0" w:type="dxa"/>
-            </w:tcMar>
-            <w:vAlign w:val="top"/>
-          </w:tcPr>
-          <w:p>
-            <w:pPr>
-              <w:pStyle w:val="Normal"/>
-              <w:jc w:val="center"/>
-              <w:pBdr>
-                <w:bottom w:val="none" w:sz="0" w:space="0" w:color="000000"/>
-                <w:top w:val="none" w:sz="0" w:space="0" w:color="000000"/>
-                <w:left w:val="none" w:sz="0" w:space="0" w:color="000000"/>
-                <w:right w:val="none" w:sz="0" w:space="0" w:color="000000"/>
-              </w:pBdr>
-              <w:spacing w:after="100" w:before="100" w:line="240"/>
-              <w:ind w:left="100" w:right="100" w:firstLine="0" w:firstLineChars="0"/>
-              <w:rPr>
-                <w:rFonts w:ascii="Helvetica" w:hAnsi="Helvetica" w:eastAsia="Helvetica" w:cs="Helvetica"/>
-                <w:i w:val="false"/>
-                <w:b w:val="false"/>
-                <w:u w:val="none"/>
-                <w:sz w:val="22"/>
-                <w:szCs w:val="22"/>
-                <w:color w:val="000000"/>
-              </w:rPr>
-            </w:pPr>
-            <w:r>
-              <w:rPr>
-                <w:rFonts w:ascii="Helvetica" w:hAnsi="Helvetica" w:eastAsia="Helvetica" w:cs="Helvetica"/>
-                <w:i w:val="false"/>
-                <w:b w:val="false"/>
-                <w:u w:val="none"/>
-                <w:sz w:val="22"/>
-                <w:szCs w:val="22"/>
-                <w:color w:val="000000"/>
-              </w:rPr>
-              <w:t xml:space="preserve">0.480</w:t>
+              <w:t xml:space="preserve">0.08, 3.27</w:t>
+            </w:r>
+          </w:p>
+        </w:tc>
+        <w:tc>
+          <w:tcPr>
+            <w:tcBorders>
+              <w:bottom w:val="none" w:sz="0" w:space="0" w:color="000000"/>
+              <w:top w:val="none" w:sz="0" w:space="0" w:color="000000"/>
+              <w:left w:val="none" w:sz="0" w:space="0" w:color="000000"/>
+              <w:right w:val="none" w:sz="0" w:space="0" w:color="000000"/>
+            </w:tcBorders>
+            <w:shd w:val="clear" w:color="auto" w:fill="FFFFFF"/>
+            <w:tcMar>
+              <w:top w:w="0" w:type="dxa"/>
+              <w:bottom w:w="0" w:type="dxa"/>
+              <w:left w:w="0" w:type="dxa"/>
+              <w:right w:w="0" w:type="dxa"/>
+            </w:tcMar>
+            <w:vAlign w:val="top"/>
+          </w:tcPr>
+          <w:p>
+            <w:pPr>
+              <w:pStyle w:val="Normal"/>
+              <w:jc w:val="center"/>
+              <w:pBdr>
+                <w:bottom w:val="none" w:sz="0" w:space="0" w:color="000000"/>
+                <w:top w:val="none" w:sz="0" w:space="0" w:color="000000"/>
+                <w:left w:val="none" w:sz="0" w:space="0" w:color="000000"/>
+                <w:right w:val="none" w:sz="0" w:space="0" w:color="000000"/>
+              </w:pBdr>
+              <w:spacing w:after="100" w:before="100" w:line="240"/>
+              <w:ind w:left="100" w:right="100" w:firstLine="0" w:firstLineChars="0"/>
+              <w:rPr>
+                <w:rFonts w:ascii="Helvetica" w:hAnsi="Helvetica" w:eastAsia="Helvetica" w:cs="Helvetica"/>
+                <w:i w:val="false"/>
+                <w:b w:val="false"/>
+                <w:u w:val="none"/>
+                <w:sz w:val="22"/>
+                <w:szCs w:val="22"/>
+                <w:color w:val="000000"/>
+              </w:rPr>
+            </w:pPr>
+            <w:r>
+              <w:rPr>
+                <w:rFonts w:ascii="Helvetica" w:hAnsi="Helvetica" w:eastAsia="Helvetica" w:cs="Helvetica"/>
+                <w:i w:val="false"/>
+                <w:b w:val="false"/>
+                <w:u w:val="none"/>
+                <w:sz w:val="22"/>
+                <w:szCs w:val="22"/>
+                <w:color w:val="000000"/>
+              </w:rPr>
+              <w:t xml:space="preserve">0.470</w:t>
             </w:r>
           </w:p>
         </w:tc>
@@ -11246,113 +11246,113 @@
                 <w:szCs w:val="22"/>
                 <w:color w:val="000000"/>
               </w:rPr>
-              <w:t xml:space="preserve">0.76</w:t>
-            </w:r>
-          </w:p>
-        </w:tc>
-        <w:tc>
-          <w:tcPr>
-            <w:tcBorders>
-              <w:bottom w:val="none" w:sz="0" w:space="0" w:color="000000"/>
-              <w:top w:val="none" w:sz="0" w:space="0" w:color="000000"/>
-              <w:left w:val="none" w:sz="0" w:space="0" w:color="000000"/>
-              <w:right w:val="none" w:sz="0" w:space="0" w:color="000000"/>
-            </w:tcBorders>
-            <w:shd w:val="clear" w:color="auto" w:fill="FFFFFF"/>
-            <w:tcMar>
-              <w:top w:w="0" w:type="dxa"/>
-              <w:bottom w:w="0" w:type="dxa"/>
-              <w:left w:w="0" w:type="dxa"/>
-              <w:right w:w="0" w:type="dxa"/>
-            </w:tcMar>
-            <w:vAlign w:val="top"/>
-          </w:tcPr>
-          <w:p>
-            <w:pPr>
-              <w:pStyle w:val="Normal"/>
-              <w:jc w:val="center"/>
-              <w:pBdr>
-                <w:bottom w:val="none" w:sz="0" w:space="0" w:color="000000"/>
-                <w:top w:val="none" w:sz="0" w:space="0" w:color="000000"/>
-                <w:left w:val="none" w:sz="0" w:space="0" w:color="000000"/>
-                <w:right w:val="none" w:sz="0" w:space="0" w:color="000000"/>
-              </w:pBdr>
-              <w:spacing w:after="100" w:before="100" w:line="240"/>
-              <w:ind w:left="100" w:right="100" w:firstLine="0" w:firstLineChars="0"/>
-              <w:rPr>
-                <w:rFonts w:ascii="Helvetica" w:hAnsi="Helvetica" w:eastAsia="Helvetica" w:cs="Helvetica"/>
-                <w:i w:val="false"/>
-                <w:b w:val="false"/>
-                <w:u w:val="none"/>
-                <w:sz w:val="22"/>
-                <w:szCs w:val="22"/>
-                <w:color w:val="000000"/>
-              </w:rPr>
-            </w:pPr>
-            <w:r>
-              <w:rPr>
-                <w:rFonts w:ascii="Helvetica" w:hAnsi="Helvetica" w:eastAsia="Helvetica" w:cs="Helvetica"/>
-                <w:i w:val="false"/>
-                <w:b w:val="false"/>
-                <w:u w:val="none"/>
-                <w:sz w:val="22"/>
-                <w:szCs w:val="22"/>
-                <w:color w:val="000000"/>
-              </w:rPr>
-              <w:t xml:space="preserve">0.25, 2.33</w:t>
-            </w:r>
-          </w:p>
-        </w:tc>
-        <w:tc>
-          <w:tcPr>
-            <w:tcBorders>
-              <w:bottom w:val="none" w:sz="0" w:space="0" w:color="000000"/>
-              <w:top w:val="none" w:sz="0" w:space="0" w:color="000000"/>
-              <w:left w:val="none" w:sz="0" w:space="0" w:color="000000"/>
-              <w:right w:val="none" w:sz="0" w:space="0" w:color="000000"/>
-            </w:tcBorders>
-            <w:shd w:val="clear" w:color="auto" w:fill="FFFFFF"/>
-            <w:tcMar>
-              <w:top w:w="0" w:type="dxa"/>
-              <w:bottom w:w="0" w:type="dxa"/>
-              <w:left w:w="0" w:type="dxa"/>
-              <w:right w:w="0" w:type="dxa"/>
-            </w:tcMar>
-            <w:vAlign w:val="top"/>
-          </w:tcPr>
-          <w:p>
-            <w:pPr>
-              <w:pStyle w:val="Normal"/>
-              <w:jc w:val="center"/>
-              <w:pBdr>
-                <w:bottom w:val="none" w:sz="0" w:space="0" w:color="000000"/>
-                <w:top w:val="none" w:sz="0" w:space="0" w:color="000000"/>
-                <w:left w:val="none" w:sz="0" w:space="0" w:color="000000"/>
-                <w:right w:val="none" w:sz="0" w:space="0" w:color="000000"/>
-              </w:pBdr>
-              <w:spacing w:after="100" w:before="100" w:line="240"/>
-              <w:ind w:left="100" w:right="100" w:firstLine="0" w:firstLineChars="0"/>
-              <w:rPr>
-                <w:rFonts w:ascii="Helvetica" w:hAnsi="Helvetica" w:eastAsia="Helvetica" w:cs="Helvetica"/>
-                <w:i w:val="false"/>
-                <w:b w:val="false"/>
-                <w:u w:val="none"/>
-                <w:sz w:val="22"/>
-                <w:szCs w:val="22"/>
-                <w:color w:val="000000"/>
-              </w:rPr>
-            </w:pPr>
-            <w:r>
-              <w:rPr>
-                <w:rFonts w:ascii="Helvetica" w:hAnsi="Helvetica" w:eastAsia="Helvetica" w:cs="Helvetica"/>
-                <w:i w:val="false"/>
-                <w:b w:val="false"/>
-                <w:u w:val="none"/>
-                <w:sz w:val="22"/>
-                <w:szCs w:val="22"/>
-                <w:color w:val="000000"/>
-              </w:rPr>
-              <w:t xml:space="preserve">0.630</w:t>
+              <w:t xml:space="preserve">0.75</w:t>
+            </w:r>
+          </w:p>
+        </w:tc>
+        <w:tc>
+          <w:tcPr>
+            <w:tcBorders>
+              <w:bottom w:val="none" w:sz="0" w:space="0" w:color="000000"/>
+              <w:top w:val="none" w:sz="0" w:space="0" w:color="000000"/>
+              <w:left w:val="none" w:sz="0" w:space="0" w:color="000000"/>
+              <w:right w:val="none" w:sz="0" w:space="0" w:color="000000"/>
+            </w:tcBorders>
+            <w:shd w:val="clear" w:color="auto" w:fill="FFFFFF"/>
+            <w:tcMar>
+              <w:top w:w="0" w:type="dxa"/>
+              <w:bottom w:w="0" w:type="dxa"/>
+              <w:left w:w="0" w:type="dxa"/>
+              <w:right w:w="0" w:type="dxa"/>
+            </w:tcMar>
+            <w:vAlign w:val="top"/>
+          </w:tcPr>
+          <w:p>
+            <w:pPr>
+              <w:pStyle w:val="Normal"/>
+              <w:jc w:val="center"/>
+              <w:pBdr>
+                <w:bottom w:val="none" w:sz="0" w:space="0" w:color="000000"/>
+                <w:top w:val="none" w:sz="0" w:space="0" w:color="000000"/>
+                <w:left w:val="none" w:sz="0" w:space="0" w:color="000000"/>
+                <w:right w:val="none" w:sz="0" w:space="0" w:color="000000"/>
+              </w:pBdr>
+              <w:spacing w:after="100" w:before="100" w:line="240"/>
+              <w:ind w:left="100" w:right="100" w:firstLine="0" w:firstLineChars="0"/>
+              <w:rPr>
+                <w:rFonts w:ascii="Helvetica" w:hAnsi="Helvetica" w:eastAsia="Helvetica" w:cs="Helvetica"/>
+                <w:i w:val="false"/>
+                <w:b w:val="false"/>
+                <w:u w:val="none"/>
+                <w:sz w:val="22"/>
+                <w:szCs w:val="22"/>
+                <w:color w:val="000000"/>
+              </w:rPr>
+            </w:pPr>
+            <w:r>
+              <w:rPr>
+                <w:rFonts w:ascii="Helvetica" w:hAnsi="Helvetica" w:eastAsia="Helvetica" w:cs="Helvetica"/>
+                <w:i w:val="false"/>
+                <w:b w:val="false"/>
+                <w:u w:val="none"/>
+                <w:sz w:val="22"/>
+                <w:szCs w:val="22"/>
+                <w:color w:val="000000"/>
+              </w:rPr>
+              <w:t xml:space="preserve">0.24, 2.32</w:t>
+            </w:r>
+          </w:p>
+        </w:tc>
+        <w:tc>
+          <w:tcPr>
+            <w:tcBorders>
+              <w:bottom w:val="none" w:sz="0" w:space="0" w:color="000000"/>
+              <w:top w:val="none" w:sz="0" w:space="0" w:color="000000"/>
+              <w:left w:val="none" w:sz="0" w:space="0" w:color="000000"/>
+              <w:right w:val="none" w:sz="0" w:space="0" w:color="000000"/>
+            </w:tcBorders>
+            <w:shd w:val="clear" w:color="auto" w:fill="FFFFFF"/>
+            <w:tcMar>
+              <w:top w:w="0" w:type="dxa"/>
+              <w:bottom w:w="0" w:type="dxa"/>
+              <w:left w:w="0" w:type="dxa"/>
+              <w:right w:w="0" w:type="dxa"/>
+            </w:tcMar>
+            <w:vAlign w:val="top"/>
+          </w:tcPr>
+          <w:p>
+            <w:pPr>
+              <w:pStyle w:val="Normal"/>
+              <w:jc w:val="center"/>
+              <w:pBdr>
+                <w:bottom w:val="none" w:sz="0" w:space="0" w:color="000000"/>
+                <w:top w:val="none" w:sz="0" w:space="0" w:color="000000"/>
+                <w:left w:val="none" w:sz="0" w:space="0" w:color="000000"/>
+                <w:right w:val="none" w:sz="0" w:space="0" w:color="000000"/>
+              </w:pBdr>
+              <w:spacing w:after="100" w:before="100" w:line="240"/>
+              <w:ind w:left="100" w:right="100" w:firstLine="0" w:firstLineChars="0"/>
+              <w:rPr>
+                <w:rFonts w:ascii="Helvetica" w:hAnsi="Helvetica" w:eastAsia="Helvetica" w:cs="Helvetica"/>
+                <w:i w:val="false"/>
+                <w:b w:val="false"/>
+                <w:u w:val="none"/>
+                <w:sz w:val="22"/>
+                <w:szCs w:val="22"/>
+                <w:color w:val="000000"/>
+              </w:rPr>
+            </w:pPr>
+            <w:r>
+              <w:rPr>
+                <w:rFonts w:ascii="Helvetica" w:hAnsi="Helvetica" w:eastAsia="Helvetica" w:cs="Helvetica"/>
+                <w:i w:val="false"/>
+                <w:b w:val="false"/>
+                <w:u w:val="none"/>
+                <w:sz w:val="22"/>
+                <w:szCs w:val="22"/>
+                <w:color w:val="000000"/>
+              </w:rPr>
+              <w:t xml:space="preserve">0.620</w:t>
             </w:r>
           </w:p>
         </w:tc>
@@ -13231,7 +13231,7 @@
                 <w:szCs w:val="22"/>
                 <w:color w:val="000000"/>
               </w:rPr>
-              <w:t xml:space="preserve">0.24, 2.48</w:t>
+              <w:t xml:space="preserve">0.23, 2.48</w:t>
             </w:r>
           </w:p>
         </w:tc>
@@ -13714,7 +13714,7 @@
                 <w:szCs w:val="22"/>
                 <w:color w:val="000000"/>
               </w:rPr>
-              <w:t xml:space="preserve">0.25, 4.43</w:t>
+              <w:t xml:space="preserve">0.25, 4.45</w:t>
             </w:r>
           </w:p>
         </w:tc>
@@ -14144,60 +14144,60 @@
                 <w:szCs w:val="22"/>
                 <w:color w:val="000000"/>
               </w:rPr>
-              <w:t xml:space="preserve">7.07</w:t>
-            </w:r>
-          </w:p>
-        </w:tc>
-        <w:tc>
-          <w:tcPr>
-            <w:tcBorders>
-              <w:bottom w:val="none" w:sz="0" w:space="0" w:color="000000"/>
-              <w:top w:val="none" w:sz="0" w:space="0" w:color="000000"/>
-              <w:left w:val="none" w:sz="0" w:space="0" w:color="000000"/>
-              <w:right w:val="none" w:sz="0" w:space="0" w:color="000000"/>
-            </w:tcBorders>
-            <w:shd w:val="clear" w:color="auto" w:fill="FFFFFF"/>
-            <w:tcMar>
-              <w:top w:w="0" w:type="dxa"/>
-              <w:bottom w:w="0" w:type="dxa"/>
-              <w:left w:w="0" w:type="dxa"/>
-              <w:right w:w="0" w:type="dxa"/>
-            </w:tcMar>
-            <w:vAlign w:val="top"/>
-          </w:tcPr>
-          <w:p>
-            <w:pPr>
-              <w:pStyle w:val="Normal"/>
-              <w:jc w:val="center"/>
-              <w:pBdr>
-                <w:bottom w:val="none" w:sz="0" w:space="0" w:color="000000"/>
-                <w:top w:val="none" w:sz="0" w:space="0" w:color="000000"/>
-                <w:left w:val="none" w:sz="0" w:space="0" w:color="000000"/>
-                <w:right w:val="none" w:sz="0" w:space="0" w:color="000000"/>
-              </w:pBdr>
-              <w:spacing w:after="100" w:before="100" w:line="240"/>
-              <w:ind w:left="100" w:right="100" w:firstLine="0" w:firstLineChars="0"/>
-              <w:rPr>
-                <w:rFonts w:ascii="Helvetica" w:hAnsi="Helvetica" w:eastAsia="Helvetica" w:cs="Helvetica"/>
-                <w:i w:val="false"/>
-                <w:b w:val="false"/>
-                <w:u w:val="none"/>
-                <w:sz w:val="22"/>
-                <w:szCs w:val="22"/>
-                <w:color w:val="000000"/>
-              </w:rPr>
-            </w:pPr>
-            <w:r>
-              <w:rPr>
-                <w:rFonts w:ascii="Helvetica" w:hAnsi="Helvetica" w:eastAsia="Helvetica" w:cs="Helvetica"/>
-                <w:i w:val="false"/>
-                <w:b w:val="false"/>
-                <w:u w:val="none"/>
-                <w:sz w:val="22"/>
-                <w:szCs w:val="22"/>
-                <w:color w:val="000000"/>
-              </w:rPr>
-              <w:t xml:space="preserve">2.19, 22.9</w:t>
+              <w:t xml:space="preserve">7.10</w:t>
+            </w:r>
+          </w:p>
+        </w:tc>
+        <w:tc>
+          <w:tcPr>
+            <w:tcBorders>
+              <w:bottom w:val="none" w:sz="0" w:space="0" w:color="000000"/>
+              <w:top w:val="none" w:sz="0" w:space="0" w:color="000000"/>
+              <w:left w:val="none" w:sz="0" w:space="0" w:color="000000"/>
+              <w:right w:val="none" w:sz="0" w:space="0" w:color="000000"/>
+            </w:tcBorders>
+            <w:shd w:val="clear" w:color="auto" w:fill="FFFFFF"/>
+            <w:tcMar>
+              <w:top w:w="0" w:type="dxa"/>
+              <w:bottom w:w="0" w:type="dxa"/>
+              <w:left w:w="0" w:type="dxa"/>
+              <w:right w:w="0" w:type="dxa"/>
+            </w:tcMar>
+            <w:vAlign w:val="top"/>
+          </w:tcPr>
+          <w:p>
+            <w:pPr>
+              <w:pStyle w:val="Normal"/>
+              <w:jc w:val="center"/>
+              <w:pBdr>
+                <w:bottom w:val="none" w:sz="0" w:space="0" w:color="000000"/>
+                <w:top w:val="none" w:sz="0" w:space="0" w:color="000000"/>
+                <w:left w:val="none" w:sz="0" w:space="0" w:color="000000"/>
+                <w:right w:val="none" w:sz="0" w:space="0" w:color="000000"/>
+              </w:pBdr>
+              <w:spacing w:after="100" w:before="100" w:line="240"/>
+              <w:ind w:left="100" w:right="100" w:firstLine="0" w:firstLineChars="0"/>
+              <w:rPr>
+                <w:rFonts w:ascii="Helvetica" w:hAnsi="Helvetica" w:eastAsia="Helvetica" w:cs="Helvetica"/>
+                <w:i w:val="false"/>
+                <w:b w:val="false"/>
+                <w:u w:val="none"/>
+                <w:sz w:val="22"/>
+                <w:szCs w:val="22"/>
+                <w:color w:val="000000"/>
+              </w:rPr>
+            </w:pPr>
+            <w:r>
+              <w:rPr>
+                <w:rFonts w:ascii="Helvetica" w:hAnsi="Helvetica" w:eastAsia="Helvetica" w:cs="Helvetica"/>
+                <w:i w:val="false"/>
+                <w:b w:val="false"/>
+                <w:u w:val="none"/>
+                <w:sz w:val="22"/>
+                <w:szCs w:val="22"/>
+                <w:color w:val="000000"/>
+              </w:rPr>
+              <w:t xml:space="preserve">2.21, 22.8</w:t>
             </w:r>
           </w:p>
         </w:tc>
@@ -14627,7 +14627,7 @@
                 <w:szCs w:val="22"/>
                 <w:color w:val="000000"/>
               </w:rPr>
-              <w:t xml:space="preserve">0.43</w:t>
+              <w:t xml:space="preserve">0.42</w:t>
             </w:r>
           </w:p>
         </w:tc>
@@ -15646,60 +15646,60 @@
                 <w:szCs w:val="22"/>
                 <w:color w:val="000000"/>
               </w:rPr>
-              <w:t xml:space="preserve">0.44, 1.75</w:t>
-            </w:r>
-          </w:p>
-        </w:tc>
-        <w:tc>
-          <w:tcPr>
-            <w:tcBorders>
-              <w:bottom w:val="none" w:sz="0" w:space="0" w:color="000000"/>
-              <w:top w:val="none" w:sz="0" w:space="0" w:color="000000"/>
-              <w:left w:val="none" w:sz="0" w:space="0" w:color="000000"/>
-              <w:right w:val="none" w:sz="0" w:space="0" w:color="000000"/>
-            </w:tcBorders>
-            <w:shd w:val="clear" w:color="auto" w:fill="FFFFFF"/>
-            <w:tcMar>
-              <w:top w:w="0" w:type="dxa"/>
-              <w:bottom w:w="0" w:type="dxa"/>
-              <w:left w:w="0" w:type="dxa"/>
-              <w:right w:w="0" w:type="dxa"/>
-            </w:tcMar>
-            <w:vAlign w:val="top"/>
-          </w:tcPr>
-          <w:p>
-            <w:pPr>
-              <w:pStyle w:val="Normal"/>
-              <w:jc w:val="center"/>
-              <w:pBdr>
-                <w:bottom w:val="none" w:sz="0" w:space="0" w:color="000000"/>
-                <w:top w:val="none" w:sz="0" w:space="0" w:color="000000"/>
-                <w:left w:val="none" w:sz="0" w:space="0" w:color="000000"/>
-                <w:right w:val="none" w:sz="0" w:space="0" w:color="000000"/>
-              </w:pBdr>
-              <w:spacing w:after="100" w:before="100" w:line="240"/>
-              <w:ind w:left="100" w:right="100" w:firstLine="0" w:firstLineChars="0"/>
-              <w:rPr>
-                <w:rFonts w:ascii="Helvetica" w:hAnsi="Helvetica" w:eastAsia="Helvetica" w:cs="Helvetica"/>
-                <w:i w:val="false"/>
-                <w:b w:val="false"/>
-                <w:u w:val="none"/>
-                <w:sz w:val="22"/>
-                <w:szCs w:val="22"/>
-                <w:color w:val="000000"/>
-              </w:rPr>
-            </w:pPr>
-            <w:r>
-              <w:rPr>
-                <w:rFonts w:ascii="Helvetica" w:hAnsi="Helvetica" w:eastAsia="Helvetica" w:cs="Helvetica"/>
-                <w:i w:val="false"/>
-                <w:b w:val="false"/>
-                <w:u w:val="none"/>
-                <w:sz w:val="22"/>
-                <w:szCs w:val="22"/>
-                <w:color w:val="000000"/>
-              </w:rPr>
-              <w:t xml:space="preserve">0.720</w:t>
+              <w:t xml:space="preserve">0.44, 1.74</w:t>
+            </w:r>
+          </w:p>
+        </w:tc>
+        <w:tc>
+          <w:tcPr>
+            <w:tcBorders>
+              <w:bottom w:val="none" w:sz="0" w:space="0" w:color="000000"/>
+              <w:top w:val="none" w:sz="0" w:space="0" w:color="000000"/>
+              <w:left w:val="none" w:sz="0" w:space="0" w:color="000000"/>
+              <w:right w:val="none" w:sz="0" w:space="0" w:color="000000"/>
+            </w:tcBorders>
+            <w:shd w:val="clear" w:color="auto" w:fill="FFFFFF"/>
+            <w:tcMar>
+              <w:top w:w="0" w:type="dxa"/>
+              <w:bottom w:w="0" w:type="dxa"/>
+              <w:left w:w="0" w:type="dxa"/>
+              <w:right w:w="0" w:type="dxa"/>
+            </w:tcMar>
+            <w:vAlign w:val="top"/>
+          </w:tcPr>
+          <w:p>
+            <w:pPr>
+              <w:pStyle w:val="Normal"/>
+              <w:jc w:val="center"/>
+              <w:pBdr>
+                <w:bottom w:val="none" w:sz="0" w:space="0" w:color="000000"/>
+                <w:top w:val="none" w:sz="0" w:space="0" w:color="000000"/>
+                <w:left w:val="none" w:sz="0" w:space="0" w:color="000000"/>
+                <w:right w:val="none" w:sz="0" w:space="0" w:color="000000"/>
+              </w:pBdr>
+              <w:spacing w:after="100" w:before="100" w:line="240"/>
+              <w:ind w:left="100" w:right="100" w:firstLine="0" w:firstLineChars="0"/>
+              <w:rPr>
+                <w:rFonts w:ascii="Helvetica" w:hAnsi="Helvetica" w:eastAsia="Helvetica" w:cs="Helvetica"/>
+                <w:i w:val="false"/>
+                <w:b w:val="false"/>
+                <w:u w:val="none"/>
+                <w:sz w:val="22"/>
+                <w:szCs w:val="22"/>
+                <w:color w:val="000000"/>
+              </w:rPr>
+            </w:pPr>
+            <w:r>
+              <w:rPr>
+                <w:rFonts w:ascii="Helvetica" w:hAnsi="Helvetica" w:eastAsia="Helvetica" w:cs="Helvetica"/>
+                <w:i w:val="false"/>
+                <w:b w:val="false"/>
+                <w:u w:val="none"/>
+                <w:sz w:val="22"/>
+                <w:szCs w:val="22"/>
+                <w:color w:val="000000"/>
+              </w:rPr>
+              <w:t xml:space="preserve">0.710</w:t>
             </w:r>
           </w:p>
         </w:tc>
@@ -16129,7 +16129,7 @@
                 <w:szCs w:val="22"/>
                 <w:color w:val="000000"/>
               </w:rPr>
-              <w:t xml:space="preserve">0.55, 2.38</w:t>
+              <w:t xml:space="preserve">0.55, 2.39</w:t>
             </w:r>
           </w:p>
         </w:tc>
@@ -16241,7 +16241,7 @@
                 <w:szCs w:val="22"/>
                 <w:color w:val="000000"/>
               </w:rPr>
-              <w:t xml:space="preserve">ckd_epi_gfr_cre_cys</w:t>
+              <w:t xml:space="preserve">baseline_cre_egfr</w:t>
             </w:r>
           </w:p>
         </w:tc>
@@ -16453,7 +16453,7 @@
                 <w:szCs w:val="22"/>
                 <w:color w:val="000000"/>
               </w:rPr>
-              <w:t xml:space="preserve">0.048</w:t>
+              <w:t xml:space="preserve">0.130</w:t>
             </w:r>
           </w:p>
         </w:tc>
@@ -16665,7 +16665,7 @@
                 <w:szCs w:val="22"/>
                 <w:color w:val="000000"/>
               </w:rPr>
-              <w:t xml:space="preserve">0.770</w:t>
+              <w:t xml:space="preserve">0.870</w:t>
             </w:r>
           </w:p>
         </w:tc>
